--- a/docss/Log book book hub.docx
+++ b/docss/Log book book hub.docx
@@ -648,6 +648,32 @@
           <w:szCs w:val="26"/>
         </w:rPr>
       </w:pPr>
+      <w:r>
+        <w:rPr>
+          <w:rFonts w:ascii="Times New Roman" w:eastAsia="Times New Roman" w:hAnsi="Times New Roman" w:cs="Times New Roman"/>
+          <w:sz w:val="26"/>
+          <w:szCs w:val="26"/>
+        </w:rPr>
+        <w:t xml:space="preserve">WEEK 1 REFLECTION: </w:t>
+      </w:r>
+      <w:r>
+        <w:rPr>
+          <w:rFonts w:ascii="Times New Roman" w:eastAsia="Times New Roman" w:hAnsi="Times New Roman" w:cs="Times New Roman"/>
+          <w:sz w:val="26"/>
+          <w:szCs w:val="26"/>
+        </w:rPr>
+        <w:t>Installing Visual Studio Code was a valuable learning experience that enhanced my software development environment. I learned how to download, install, and configure the application successfully. The process improved my understanding of development tools and their importance in coding, debugging, and managing projects efficiently and effectively.</w:t>
+      </w:r>
+    </w:p>
+    <w:p>
+      <w:pPr>
+        <w:spacing w:before="280" w:after="280" w:line="240" w:lineRule="auto"/>
+        <w:rPr>
+          <w:rFonts w:ascii="Times New Roman" w:eastAsia="Times New Roman" w:hAnsi="Times New Roman" w:cs="Times New Roman"/>
+          <w:sz w:val="26"/>
+          <w:szCs w:val="26"/>
+        </w:rPr>
+      </w:pPr>
     </w:p>
     <w:p>
       <w:pPr>
@@ -723,7 +749,6 @@
           <w:b/>
           <w:bCs/>
         </w:rPr>
-        <w:lastRenderedPageBreak/>
         <w:t>Week 2: Screen Display</w:t>
       </w:r>
     </w:p>
@@ -843,114 +868,208 @@
     </w:p>
     <w:p>
       <w:pPr>
-        <w:pStyle w:val="Heading3"/>
-        <w:rPr>
-          <w:b/>
-          <w:bCs/>
-        </w:rPr>
-      </w:pPr>
+        <w:shd w:val="clear" w:color="auto" w:fill="FFFFFF"/>
+        <w:spacing w:after="160"/>
+        <w:rPr>
+          <w:b/>
+          <w:bCs/>
+        </w:rPr>
+      </w:pPr>
+      <w:r>
+        <w:rPr>
+          <w:noProof/>
+        </w:rPr>
+        <w:lastRenderedPageBreak/>
+        <w:drawing>
+          <wp:inline distT="0" distB="0" distL="0" distR="0" wp14:anchorId="4B900238" wp14:editId="388439CF">
+            <wp:extent cx="1898650" cy="3327400"/>
+            <wp:effectExtent l="0" t="0" r="6350" b="6350"/>
+            <wp:docPr id="304839067" name="Picture 1"/>
+            <wp:cNvGraphicFramePr>
+              <a:graphicFrameLocks xmlns:a="http://schemas.openxmlformats.org/drawingml/2006/main" noChangeAspect="1"/>
+            </wp:cNvGraphicFramePr>
+            <a:graphic xmlns:a="http://schemas.openxmlformats.org/drawingml/2006/main">
+              <a:graphicData uri="http://schemas.openxmlformats.org/drawingml/2006/picture">
+                <pic:pic xmlns:pic="http://schemas.openxmlformats.org/drawingml/2006/picture">
+                  <pic:nvPicPr>
+                    <pic:cNvPr id="0" name="Picture 1"/>
+                    <pic:cNvPicPr>
+                      <a:picLocks noChangeAspect="1" noChangeArrowheads="1"/>
+                    </pic:cNvPicPr>
+                  </pic:nvPicPr>
+                  <pic:blipFill>
+                    <a:blip r:embed="rId6" cstate="print">
+                      <a:extLst>
+                        <a:ext uri="{28A0092B-C50C-407E-A947-70E740481C1C}">
+                          <a14:useLocalDpi xmlns:a14="http://schemas.microsoft.com/office/drawing/2010/main" val="0"/>
+                        </a:ext>
+                      </a:extLst>
+                    </a:blip>
+                    <a:srcRect/>
+                    <a:stretch>
+                      <a:fillRect/>
+                    </a:stretch>
+                  </pic:blipFill>
+                  <pic:spPr bwMode="auto">
+                    <a:xfrm>
+                      <a:off x="0" y="0"/>
+                      <a:ext cx="1899692" cy="3329226"/>
+                    </a:xfrm>
+                    <a:prstGeom prst="rect">
+                      <a:avLst/>
+                    </a:prstGeom>
+                    <a:noFill/>
+                    <a:ln>
+                      <a:noFill/>
+                    </a:ln>
+                  </pic:spPr>
+                </pic:pic>
+              </a:graphicData>
+            </a:graphic>
+          </wp:inline>
+        </w:drawing>
+      </w:r>
       <w:bookmarkStart w:id="10" w:name="_rffdrvvwy8rk" w:colFirst="0" w:colLast="0"/>
+      <w:bookmarkStart w:id="11" w:name="_gzkjq0dlot2m" w:colFirst="0" w:colLast="0"/>
+      <w:bookmarkStart w:id="12" w:name="_tfo9qdo1w48p" w:colFirst="0" w:colLast="0"/>
+      <w:bookmarkStart w:id="13" w:name="_10kg9z314tac" w:colFirst="0" w:colLast="0"/>
+      <w:bookmarkStart w:id="14" w:name="_btkmdz3trvao" w:colFirst="0" w:colLast="0"/>
+      <w:bookmarkStart w:id="15" w:name="_4to7zuhneurz" w:colFirst="0" w:colLast="0"/>
+      <w:bookmarkStart w:id="16" w:name="_mc2jhq1wmehe" w:colFirst="0" w:colLast="0"/>
+      <w:bookmarkStart w:id="17" w:name="_5itlpz4dg0k6" w:colFirst="0" w:colLast="0"/>
       <w:bookmarkEnd w:id="10"/>
-    </w:p>
-    <w:p>
-      <w:pPr>
-        <w:pStyle w:val="Heading3"/>
-        <w:rPr>
-          <w:b/>
-          <w:bCs/>
-        </w:rPr>
-      </w:pPr>
-      <w:bookmarkStart w:id="11" w:name="_gzkjq0dlot2m" w:colFirst="0" w:colLast="0"/>
       <w:bookmarkEnd w:id="11"/>
-    </w:p>
-    <w:p>
-      <w:pPr>
-        <w:pStyle w:val="Heading3"/>
-        <w:rPr>
-          <w:b/>
-          <w:bCs/>
-        </w:rPr>
-      </w:pPr>
-      <w:bookmarkStart w:id="12" w:name="_tfo9qdo1w48p" w:colFirst="0" w:colLast="0"/>
       <w:bookmarkEnd w:id="12"/>
-    </w:p>
-    <w:p>
-      <w:pPr>
-        <w:pStyle w:val="Heading3"/>
-        <w:rPr>
-          <w:b/>
-          <w:bCs/>
-        </w:rPr>
-      </w:pPr>
-      <w:bookmarkStart w:id="13" w:name="_10kg9z314tac" w:colFirst="0" w:colLast="0"/>
       <w:bookmarkEnd w:id="13"/>
-    </w:p>
-    <w:p>
-      <w:pPr>
-        <w:pStyle w:val="Heading3"/>
-        <w:rPr>
-          <w:b/>
-          <w:bCs/>
-        </w:rPr>
-      </w:pPr>
-      <w:bookmarkStart w:id="14" w:name="_btkmdz3trvao" w:colFirst="0" w:colLast="0"/>
       <w:bookmarkEnd w:id="14"/>
-    </w:p>
-    <w:p>
-      <w:pPr>
-        <w:pStyle w:val="Heading3"/>
-        <w:rPr>
-          <w:b/>
-          <w:bCs/>
-        </w:rPr>
-      </w:pPr>
-      <w:bookmarkStart w:id="15" w:name="_4to7zuhneurz" w:colFirst="0" w:colLast="0"/>
       <w:bookmarkEnd w:id="15"/>
-    </w:p>
-    <w:p>
-      <w:pPr>
-        <w:pStyle w:val="Heading3"/>
-        <w:rPr>
-          <w:b/>
-          <w:bCs/>
-        </w:rPr>
-      </w:pPr>
-      <w:bookmarkStart w:id="16" w:name="_mc2jhq1wmehe" w:colFirst="0" w:colLast="0"/>
       <w:bookmarkEnd w:id="16"/>
-    </w:p>
-    <w:p>
-      <w:pPr>
-        <w:rPr>
-          <w:rFonts w:ascii="Times New Roman" w:eastAsia="Times New Roman" w:hAnsi="Times New Roman" w:cs="Times New Roman"/>
-        </w:rPr>
-      </w:pPr>
-    </w:p>
-    <w:p>
-      <w:pPr>
-        <w:rPr>
-          <w:rFonts w:ascii="Times New Roman" w:eastAsia="Times New Roman" w:hAnsi="Times New Roman" w:cs="Times New Roman"/>
-        </w:rPr>
-      </w:pPr>
-    </w:p>
-    <w:p>
-      <w:pPr>
-        <w:rPr>
-          <w:rFonts w:ascii="Times New Roman" w:eastAsia="Times New Roman" w:hAnsi="Times New Roman" w:cs="Times New Roman"/>
-        </w:rPr>
-      </w:pPr>
-    </w:p>
-    <w:p>
-      <w:pPr>
-        <w:pStyle w:val="Heading3"/>
-      </w:pPr>
-      <w:bookmarkStart w:id="17" w:name="_5itlpz4dg0k6" w:colFirst="0" w:colLast="0"/>
       <w:bookmarkEnd w:id="17"/>
-      <w:r>
-        <w:rPr>
-          <w:b/>
-          <w:bCs/>
-        </w:rPr>
-        <w:lastRenderedPageBreak/>
+    </w:p>
+    <w:p>
+      <w:pPr>
+        <w:shd w:val="clear" w:color="auto" w:fill="FFFFFF"/>
+        <w:tabs>
+          <w:tab w:val="left" w:pos="3310"/>
+        </w:tabs>
+        <w:spacing w:after="160"/>
+        <w:rPr>
+          <w:b/>
+          <w:bCs/>
+        </w:rPr>
+      </w:pPr>
+    </w:p>
+    <w:p>
+      <w:pPr>
+        <w:shd w:val="clear" w:color="auto" w:fill="FFFFFF"/>
+        <w:tabs>
+          <w:tab w:val="left" w:pos="3310"/>
+        </w:tabs>
+        <w:spacing w:after="160"/>
+      </w:pPr>
+      <w:r>
+        <w:rPr>
+          <w:b/>
+          <w:bCs/>
+        </w:rPr>
+        <w:t xml:space="preserve">WEEK </w:t>
+      </w:r>
+      <w:proofErr w:type="gramStart"/>
+      <w:r>
+        <w:rPr>
+          <w:b/>
+          <w:bCs/>
+        </w:rPr>
+        <w:t>2  REFLECTION</w:t>
+      </w:r>
+      <w:proofErr w:type="gramEnd"/>
+      <w:r>
+        <w:rPr>
+          <w:b/>
+          <w:bCs/>
+        </w:rPr>
+        <w:t>:</w:t>
+      </w:r>
+      <w:r>
+        <w:rPr>
+          <w:b/>
+          <w:bCs/>
+        </w:rPr>
+        <w:tab/>
+      </w:r>
+      <w:r>
+        <w:rPr>
+          <w:b/>
+          <w:bCs/>
+        </w:rPr>
+        <w:t>Through this practical, I learned the fundamentals of mobile application development using Android Studio and Kotlin. I gained experience in creating projects, understanding the development environment, and building a simple Hello World application. The exercise improved my confidence in mobile app development and prepared me for more advanced tasks.</w:t>
+      </w:r>
+    </w:p>
+    <w:p>
+      <w:pPr>
+        <w:shd w:val="clear" w:color="auto" w:fill="FFFFFF"/>
+        <w:spacing w:after="160"/>
+        <w:rPr>
+          <w:b/>
+          <w:bCs/>
+        </w:rPr>
+      </w:pPr>
+    </w:p>
+    <w:p>
+      <w:pPr>
+        <w:shd w:val="clear" w:color="auto" w:fill="FFFFFF"/>
+        <w:spacing w:after="160"/>
+        <w:rPr>
+          <w:b/>
+          <w:bCs/>
+        </w:rPr>
+      </w:pPr>
+    </w:p>
+    <w:p>
+      <w:pPr>
+        <w:shd w:val="clear" w:color="auto" w:fill="FFFFFF"/>
+        <w:spacing w:after="160"/>
+        <w:rPr>
+          <w:b/>
+          <w:bCs/>
+        </w:rPr>
+      </w:pPr>
+    </w:p>
+    <w:p>
+      <w:pPr>
+        <w:shd w:val="clear" w:color="auto" w:fill="FFFFFF"/>
+        <w:spacing w:after="160"/>
+        <w:rPr>
+          <w:b/>
+          <w:bCs/>
+        </w:rPr>
+      </w:pPr>
+    </w:p>
+    <w:p>
+      <w:pPr>
+        <w:shd w:val="clear" w:color="auto" w:fill="FFFFFF"/>
+        <w:spacing w:after="160"/>
+        <w:rPr>
+          <w:b/>
+          <w:bCs/>
+        </w:rPr>
+      </w:pPr>
+    </w:p>
+    <w:p>
+      <w:pPr>
+        <w:shd w:val="clear" w:color="auto" w:fill="FFFFFF"/>
+        <w:spacing w:after="160"/>
+        <w:rPr>
+          <w:rFonts w:ascii="Times New Roman" w:eastAsia="Times New Roman" w:hAnsi="Times New Roman" w:cs="Times New Roman"/>
+          <w:sz w:val="24"/>
+          <w:szCs w:val="24"/>
+        </w:rPr>
+      </w:pPr>
+      <w:r>
+        <w:rPr>
+          <w:b/>
+          <w:bCs/>
+        </w:rPr>
         <w:t>Week 3: Wireframes and GUI Design</w:t>
       </w:r>
       <w:r>
@@ -1010,6 +1129,7 @@
           <w:rFonts w:ascii="Times New Roman" w:eastAsia="Times New Roman" w:hAnsi="Times New Roman" w:cs="Times New Roman"/>
           <w:noProof/>
         </w:rPr>
+        <w:lastRenderedPageBreak/>
         <w:drawing>
           <wp:inline distT="0" distB="0" distL="0" distR="0" wp14:anchorId="5012B915" wp14:editId="5B45A296">
             <wp:extent cx="3949700" cy="5105400"/>
@@ -1026,7 +1146,7 @@
                     <pic:cNvPicPr/>
                   </pic:nvPicPr>
                   <pic:blipFill>
-                    <a:blip r:embed="rId6">
+                    <a:blip r:embed="rId7">
                       <a:extLst>
                         <a:ext uri="{28A0092B-C50C-407E-A947-70E740481C1C}">
                           <a14:useLocalDpi xmlns:a14="http://schemas.microsoft.com/office/drawing/2010/main" val="0"/>
@@ -1071,21 +1191,34 @@
       <w:pPr>
         <w:rPr>
           <w:rFonts w:ascii="Times New Roman" w:eastAsia="Times New Roman" w:hAnsi="Times New Roman" w:cs="Times New Roman"/>
-          <w:b/>
-          <w:bCs/>
-          <w:sz w:val="24"/>
-          <w:szCs w:val="24"/>
-        </w:rPr>
-      </w:pPr>
-    </w:p>
-    <w:p>
-      <w:pPr>
-        <w:rPr>
-          <w:rFonts w:ascii="Times New Roman" w:eastAsia="Times New Roman" w:hAnsi="Times New Roman" w:cs="Times New Roman"/>
-          <w:b/>
-          <w:bCs/>
-          <w:sz w:val="24"/>
-          <w:szCs w:val="24"/>
+        </w:rPr>
+      </w:pPr>
+    </w:p>
+    <w:p>
+      <w:pPr>
+        <w:rPr>
+          <w:rFonts w:ascii="Times New Roman" w:eastAsia="Times New Roman" w:hAnsi="Times New Roman" w:cs="Times New Roman"/>
+        </w:rPr>
+      </w:pPr>
+    </w:p>
+    <w:p>
+      <w:pPr>
+        <w:rPr>
+          <w:rFonts w:ascii="Times New Roman" w:eastAsia="Times New Roman" w:hAnsi="Times New Roman" w:cs="Times New Roman"/>
+        </w:rPr>
+      </w:pPr>
+    </w:p>
+    <w:p>
+      <w:pPr>
+        <w:rPr>
+          <w:rFonts w:ascii="Times New Roman" w:eastAsia="Times New Roman" w:hAnsi="Times New Roman" w:cs="Times New Roman"/>
+        </w:rPr>
+      </w:pPr>
+    </w:p>
+    <w:p>
+      <w:pPr>
+        <w:rPr>
+          <w:rFonts w:ascii="Times New Roman" w:eastAsia="Times New Roman" w:hAnsi="Times New Roman" w:cs="Times New Roman"/>
         </w:rPr>
       </w:pPr>
     </w:p>
@@ -1169,6 +1302,42 @@
           <w:szCs w:val="24"/>
         </w:rPr>
       </w:pPr>
+    </w:p>
+    <w:p>
+      <w:pPr>
+        <w:rPr>
+          <w:rFonts w:ascii="Times New Roman" w:eastAsia="Times New Roman" w:hAnsi="Times New Roman" w:cs="Times New Roman"/>
+          <w:sz w:val="24"/>
+          <w:szCs w:val="24"/>
+        </w:rPr>
+      </w:pPr>
+    </w:p>
+    <w:p>
+      <w:pPr>
+        <w:rPr>
+          <w:rFonts w:ascii="Times New Roman" w:eastAsia="Times New Roman" w:hAnsi="Times New Roman" w:cs="Times New Roman"/>
+          <w:sz w:val="24"/>
+          <w:szCs w:val="24"/>
+        </w:rPr>
+      </w:pPr>
+    </w:p>
+    <w:p>
+      <w:pPr>
+        <w:rPr>
+          <w:rFonts w:ascii="Times New Roman" w:eastAsia="Times New Roman" w:hAnsi="Times New Roman" w:cs="Times New Roman"/>
+          <w:sz w:val="24"/>
+          <w:szCs w:val="24"/>
+        </w:rPr>
+      </w:pPr>
+    </w:p>
+    <w:p>
+      <w:pPr>
+        <w:rPr>
+          <w:rFonts w:ascii="Times New Roman" w:eastAsia="Times New Roman" w:hAnsi="Times New Roman" w:cs="Times New Roman"/>
+          <w:sz w:val="24"/>
+          <w:szCs w:val="24"/>
+        </w:rPr>
+      </w:pPr>
       <w:r>
         <w:rPr>
           <w:rFonts w:ascii="Times New Roman" w:eastAsia="Times New Roman" w:hAnsi="Times New Roman" w:cs="Times New Roman"/>
@@ -1176,7 +1345,6 @@
           <w:sz w:val="24"/>
           <w:szCs w:val="24"/>
         </w:rPr>
-        <w:lastRenderedPageBreak/>
         <w:drawing>
           <wp:inline distT="0" distB="0" distL="0" distR="0" wp14:anchorId="11233595" wp14:editId="6363D632">
             <wp:extent cx="4051300" cy="5172075"/>
@@ -1193,7 +1361,7 @@
                     <pic:cNvPicPr/>
                   </pic:nvPicPr>
                   <pic:blipFill>
-                    <a:blip r:embed="rId7">
+                    <a:blip r:embed="rId8">
                       <a:extLst>
                         <a:ext uri="{28A0092B-C50C-407E-A947-70E740481C1C}">
                           <a14:useLocalDpi xmlns:a14="http://schemas.microsoft.com/office/drawing/2010/main" val="0"/>
@@ -1224,59 +1392,98 @@
       <w:pPr>
         <w:rPr>
           <w:rFonts w:ascii="Times New Roman" w:eastAsia="Times New Roman" w:hAnsi="Times New Roman" w:cs="Times New Roman"/>
-          <w:sz w:val="24"/>
-          <w:szCs w:val="24"/>
-        </w:rPr>
-      </w:pPr>
-    </w:p>
-    <w:p>
-      <w:pPr>
-        <w:rPr>
-          <w:rFonts w:ascii="Times New Roman" w:eastAsia="Times New Roman" w:hAnsi="Times New Roman" w:cs="Times New Roman"/>
-          <w:sz w:val="24"/>
-          <w:szCs w:val="24"/>
-        </w:rPr>
-      </w:pPr>
-    </w:p>
-    <w:p>
-      <w:pPr>
-        <w:rPr>
-          <w:rFonts w:ascii="Times New Roman" w:eastAsia="Times New Roman" w:hAnsi="Times New Roman" w:cs="Times New Roman"/>
-        </w:rPr>
-      </w:pPr>
-    </w:p>
-    <w:p>
-      <w:pPr>
-        <w:rPr>
-          <w:rFonts w:ascii="Times New Roman" w:eastAsia="Times New Roman" w:hAnsi="Times New Roman" w:cs="Times New Roman"/>
-        </w:rPr>
-      </w:pPr>
-    </w:p>
-    <w:p>
-      <w:pPr>
-        <w:rPr>
-          <w:rFonts w:ascii="Times New Roman" w:eastAsia="Times New Roman" w:hAnsi="Times New Roman" w:cs="Times New Roman"/>
-        </w:rPr>
-      </w:pPr>
-    </w:p>
-    <w:p>
-      <w:pPr>
-        <w:rPr>
-          <w:rFonts w:ascii="Times New Roman" w:eastAsia="Times New Roman" w:hAnsi="Times New Roman" w:cs="Times New Roman"/>
-        </w:rPr>
-      </w:pPr>
-    </w:p>
-    <w:p>
-      <w:pPr>
-        <w:rPr>
-          <w:rFonts w:ascii="Times New Roman" w:eastAsia="Times New Roman" w:hAnsi="Times New Roman" w:cs="Times New Roman"/>
-        </w:rPr>
-      </w:pPr>
-    </w:p>
-    <w:p>
-      <w:pPr>
-        <w:rPr>
-          <w:rFonts w:ascii="Times New Roman" w:eastAsia="Times New Roman" w:hAnsi="Times New Roman" w:cs="Times New Roman"/>
+          <w:b/>
+          <w:bCs/>
+          <w:sz w:val="24"/>
+          <w:szCs w:val="24"/>
+        </w:rPr>
+      </w:pPr>
+    </w:p>
+    <w:p>
+      <w:pPr>
+        <w:rPr>
+          <w:rFonts w:ascii="Times New Roman" w:eastAsia="Times New Roman" w:hAnsi="Times New Roman" w:cs="Times New Roman"/>
+          <w:b/>
+          <w:bCs/>
+          <w:sz w:val="24"/>
+          <w:szCs w:val="24"/>
+        </w:rPr>
+      </w:pPr>
+    </w:p>
+    <w:p>
+      <w:pPr>
+        <w:rPr>
+          <w:rFonts w:ascii="Times New Roman" w:eastAsia="Times New Roman" w:hAnsi="Times New Roman" w:cs="Times New Roman"/>
+          <w:b/>
+          <w:bCs/>
+          <w:sz w:val="24"/>
+          <w:szCs w:val="24"/>
+        </w:rPr>
+      </w:pPr>
+    </w:p>
+    <w:p>
+      <w:pPr>
+        <w:rPr>
+          <w:rFonts w:ascii="Times New Roman" w:eastAsia="Times New Roman" w:hAnsi="Times New Roman" w:cs="Times New Roman"/>
+          <w:b/>
+          <w:bCs/>
+          <w:sz w:val="24"/>
+          <w:szCs w:val="24"/>
+        </w:rPr>
+      </w:pPr>
+    </w:p>
+    <w:p>
+      <w:pPr>
+        <w:rPr>
+          <w:rFonts w:ascii="Times New Roman" w:eastAsia="Times New Roman" w:hAnsi="Times New Roman" w:cs="Times New Roman"/>
+          <w:b/>
+          <w:bCs/>
+          <w:sz w:val="24"/>
+          <w:szCs w:val="24"/>
+        </w:rPr>
+      </w:pPr>
+    </w:p>
+    <w:p>
+      <w:pPr>
+        <w:rPr>
+          <w:rFonts w:ascii="Times New Roman" w:eastAsia="Times New Roman" w:hAnsi="Times New Roman" w:cs="Times New Roman"/>
+          <w:b/>
+          <w:bCs/>
+          <w:sz w:val="24"/>
+          <w:szCs w:val="24"/>
+        </w:rPr>
+      </w:pPr>
+    </w:p>
+    <w:p>
+      <w:pPr>
+        <w:rPr>
+          <w:rFonts w:ascii="Times New Roman" w:eastAsia="Times New Roman" w:hAnsi="Times New Roman" w:cs="Times New Roman"/>
+          <w:b/>
+          <w:bCs/>
+          <w:sz w:val="24"/>
+          <w:szCs w:val="24"/>
+        </w:rPr>
+      </w:pPr>
+    </w:p>
+    <w:p>
+      <w:pPr>
+        <w:rPr>
+          <w:rFonts w:ascii="Times New Roman" w:eastAsia="Times New Roman" w:hAnsi="Times New Roman" w:cs="Times New Roman"/>
+          <w:b/>
+          <w:bCs/>
+          <w:sz w:val="24"/>
+          <w:szCs w:val="24"/>
+        </w:rPr>
+      </w:pPr>
+    </w:p>
+    <w:p>
+      <w:pPr>
+        <w:rPr>
+          <w:rFonts w:ascii="Times New Roman" w:eastAsia="Times New Roman" w:hAnsi="Times New Roman" w:cs="Times New Roman"/>
+          <w:b/>
+          <w:bCs/>
+          <w:sz w:val="24"/>
+          <w:szCs w:val="24"/>
         </w:rPr>
       </w:pPr>
     </w:p>
@@ -1304,7 +1511,23 @@
           <w:sz w:val="24"/>
           <w:szCs w:val="24"/>
         </w:rPr>
-        <w:t xml:space="preserve"> Place list</w:t>
+        <w:t xml:space="preserve"> Place </w:t>
+      </w:r>
+      <w:r>
+        <w:rPr>
+          <w:rFonts w:ascii="Times New Roman" w:eastAsia="Times New Roman" w:hAnsi="Times New Roman" w:cs="Times New Roman"/>
+          <w:sz w:val="24"/>
+          <w:szCs w:val="24"/>
+        </w:rPr>
+        <w:t xml:space="preserve">book </w:t>
+      </w:r>
+      <w:r>
+        <w:rPr>
+          <w:rFonts w:ascii="Times New Roman" w:eastAsia="Times New Roman" w:hAnsi="Times New Roman" w:cs="Times New Roman"/>
+          <w:sz w:val="24"/>
+          <w:szCs w:val="24"/>
+        </w:rPr>
+        <w:t>list</w:t>
       </w:r>
     </w:p>
     <w:p>
@@ -1360,9 +1583,9 @@
         </w:rPr>
         <w:lastRenderedPageBreak/>
         <w:drawing>
-          <wp:inline distT="0" distB="0" distL="0" distR="0" wp14:anchorId="31A9B4E8" wp14:editId="3EB088E8">
-            <wp:extent cx="3981450" cy="4457700"/>
-            <wp:effectExtent l="0" t="0" r="0" b="0"/>
+          <wp:inline distT="0" distB="0" distL="0" distR="0" wp14:anchorId="31A9B4E8" wp14:editId="17D17513">
+            <wp:extent cx="3422650" cy="3784600"/>
+            <wp:effectExtent l="0" t="0" r="6350" b="6350"/>
             <wp:docPr id="1711595068" name="Picture 6"/>
             <wp:cNvGraphicFramePr>
               <a:graphicFrameLocks xmlns:a="http://schemas.openxmlformats.org/drawingml/2006/main" noChangeAspect="1"/>
@@ -1372,161 +1595,6 @@
                 <pic:pic xmlns:pic="http://schemas.openxmlformats.org/drawingml/2006/picture">
                   <pic:nvPicPr>
                     <pic:cNvPr id="1711595068" name="Picture 1711595068"/>
-                    <pic:cNvPicPr/>
-                  </pic:nvPicPr>
-                  <pic:blipFill>
-                    <a:blip r:embed="rId8">
-                      <a:extLst>
-                        <a:ext uri="{28A0092B-C50C-407E-A947-70E740481C1C}">
-                          <a14:useLocalDpi xmlns:a14="http://schemas.microsoft.com/office/drawing/2010/main" val="0"/>
-                        </a:ext>
-                      </a:extLst>
-                    </a:blip>
-                    <a:stretch>
-                      <a:fillRect/>
-                    </a:stretch>
-                  </pic:blipFill>
-                  <pic:spPr>
-                    <a:xfrm>
-                      <a:off x="0" y="0"/>
-                      <a:ext cx="3981450" cy="4457700"/>
-                    </a:xfrm>
-                    <a:prstGeom prst="rect">
-                      <a:avLst/>
-                    </a:prstGeom>
-                  </pic:spPr>
-                </pic:pic>
-              </a:graphicData>
-            </a:graphic>
-          </wp:inline>
-        </w:drawing>
-      </w:r>
-    </w:p>
-    <w:p>
-      <w:pPr>
-        <w:rPr>
-          <w:rFonts w:ascii="Times New Roman" w:eastAsia="Times New Roman" w:hAnsi="Times New Roman" w:cs="Times New Roman"/>
-        </w:rPr>
-      </w:pPr>
-    </w:p>
-    <w:p>
-      <w:pPr>
-        <w:rPr>
-          <w:rFonts w:ascii="Times New Roman" w:eastAsia="Times New Roman" w:hAnsi="Times New Roman" w:cs="Times New Roman"/>
-        </w:rPr>
-      </w:pPr>
-    </w:p>
-    <w:p>
-      <w:pPr>
-        <w:rPr>
-          <w:rFonts w:ascii="Times New Roman" w:eastAsia="Times New Roman" w:hAnsi="Times New Roman" w:cs="Times New Roman"/>
-        </w:rPr>
-      </w:pPr>
-    </w:p>
-    <w:p>
-      <w:pPr>
-        <w:rPr>
-          <w:rFonts w:ascii="Times New Roman" w:eastAsia="Times New Roman" w:hAnsi="Times New Roman" w:cs="Times New Roman"/>
-        </w:rPr>
-      </w:pPr>
-    </w:p>
-    <w:p>
-      <w:pPr>
-        <w:rPr>
-          <w:rFonts w:ascii="Times New Roman" w:eastAsia="Times New Roman" w:hAnsi="Times New Roman" w:cs="Times New Roman"/>
-        </w:rPr>
-      </w:pPr>
-    </w:p>
-    <w:p>
-      <w:pPr>
-        <w:rPr>
-          <w:rFonts w:ascii="Times New Roman" w:eastAsia="Times New Roman" w:hAnsi="Times New Roman" w:cs="Times New Roman"/>
-        </w:rPr>
-      </w:pPr>
-    </w:p>
-    <w:p>
-      <w:pPr>
-        <w:rPr>
-          <w:rFonts w:ascii="Times New Roman" w:eastAsia="Times New Roman" w:hAnsi="Times New Roman" w:cs="Times New Roman"/>
-          <w:sz w:val="24"/>
-          <w:szCs w:val="24"/>
-        </w:rPr>
-      </w:pPr>
-      <w:r>
-        <w:rPr>
-          <w:rFonts w:ascii="Times New Roman" w:eastAsia="Times New Roman" w:hAnsi="Times New Roman" w:cs="Times New Roman"/>
-          <w:b/>
-          <w:bCs/>
-          <w:sz w:val="24"/>
-          <w:szCs w:val="24"/>
-        </w:rPr>
-        <w:t xml:space="preserve">Figure 3.4: </w:t>
-      </w:r>
-      <w:r>
-        <w:rPr>
-          <w:rFonts w:ascii="Times New Roman" w:eastAsia="Times New Roman" w:hAnsi="Times New Roman" w:cs="Times New Roman"/>
-          <w:sz w:val="24"/>
-          <w:szCs w:val="24"/>
-        </w:rPr>
-        <w:t>Place details</w:t>
-      </w:r>
-    </w:p>
-    <w:p>
-      <w:pPr>
-        <w:rPr>
-          <w:rFonts w:ascii="Times New Roman" w:eastAsia="Times New Roman" w:hAnsi="Times New Roman" w:cs="Times New Roman"/>
-          <w:sz w:val="24"/>
-          <w:szCs w:val="24"/>
-        </w:rPr>
-      </w:pPr>
-    </w:p>
-    <w:p>
-      <w:pPr>
-        <w:rPr>
-          <w:rFonts w:ascii="Times New Roman" w:eastAsia="Times New Roman" w:hAnsi="Times New Roman" w:cs="Times New Roman"/>
-          <w:sz w:val="24"/>
-          <w:szCs w:val="24"/>
-        </w:rPr>
-      </w:pPr>
-    </w:p>
-    <w:p>
-      <w:pPr>
-        <w:rPr>
-          <w:rFonts w:ascii="Times New Roman" w:eastAsia="Times New Roman" w:hAnsi="Times New Roman" w:cs="Times New Roman"/>
-          <w:sz w:val="24"/>
-          <w:szCs w:val="24"/>
-        </w:rPr>
-      </w:pPr>
-    </w:p>
-    <w:p>
-      <w:pPr>
-        <w:rPr>
-          <w:rFonts w:ascii="Times New Roman" w:eastAsia="Times New Roman" w:hAnsi="Times New Roman" w:cs="Times New Roman"/>
-          <w:sz w:val="24"/>
-          <w:szCs w:val="24"/>
-        </w:rPr>
-      </w:pPr>
-      <w:r>
-        <w:rPr>
-          <w:rFonts w:ascii="Times New Roman" w:eastAsia="Times New Roman" w:hAnsi="Times New Roman" w:cs="Times New Roman"/>
-          <w:noProof/>
-          <w:sz w:val="24"/>
-          <w:szCs w:val="24"/>
-        </w:rPr>
-        <w:lastRenderedPageBreak/>
-        <w:drawing>
-          <wp:inline distT="0" distB="0" distL="0" distR="0" wp14:anchorId="6B860986" wp14:editId="47535980">
-            <wp:extent cx="3930650" cy="4667250"/>
-            <wp:effectExtent l="0" t="0" r="0" b="0"/>
-            <wp:docPr id="364551701" name="Picture 7"/>
-            <wp:cNvGraphicFramePr>
-              <a:graphicFrameLocks xmlns:a="http://schemas.openxmlformats.org/drawingml/2006/main" noChangeAspect="1"/>
-            </wp:cNvGraphicFramePr>
-            <a:graphic xmlns:a="http://schemas.openxmlformats.org/drawingml/2006/main">
-              <a:graphicData uri="http://schemas.openxmlformats.org/drawingml/2006/picture">
-                <pic:pic xmlns:pic="http://schemas.openxmlformats.org/drawingml/2006/picture">
-                  <pic:nvPicPr>
-                    <pic:cNvPr id="364551701" name="Picture 364551701"/>
                     <pic:cNvPicPr/>
                   </pic:nvPicPr>
                   <pic:blipFill>
@@ -1544,7 +1612,237 @@
                   <pic:spPr>
                     <a:xfrm>
                       <a:off x="0" y="0"/>
-                      <a:ext cx="3930650" cy="4667250"/>
+                      <a:ext cx="3422650" cy="3784600"/>
+                    </a:xfrm>
+                    <a:prstGeom prst="rect">
+                      <a:avLst/>
+                    </a:prstGeom>
+                  </pic:spPr>
+                </pic:pic>
+              </a:graphicData>
+            </a:graphic>
+          </wp:inline>
+        </w:drawing>
+      </w:r>
+    </w:p>
+    <w:p>
+      <w:pPr>
+        <w:rPr>
+          <w:rFonts w:ascii="Times New Roman" w:eastAsia="Times New Roman" w:hAnsi="Times New Roman" w:cs="Times New Roman"/>
+        </w:rPr>
+      </w:pPr>
+    </w:p>
+    <w:p>
+      <w:pPr>
+        <w:rPr>
+          <w:rFonts w:ascii="Times New Roman" w:eastAsia="Times New Roman" w:hAnsi="Times New Roman" w:cs="Times New Roman"/>
+          <w:b/>
+          <w:bCs/>
+          <w:sz w:val="24"/>
+          <w:szCs w:val="24"/>
+        </w:rPr>
+      </w:pPr>
+    </w:p>
+    <w:p>
+      <w:pPr>
+        <w:rPr>
+          <w:rFonts w:ascii="Times New Roman" w:eastAsia="Times New Roman" w:hAnsi="Times New Roman" w:cs="Times New Roman"/>
+          <w:b/>
+          <w:bCs/>
+          <w:sz w:val="24"/>
+          <w:szCs w:val="24"/>
+        </w:rPr>
+      </w:pPr>
+    </w:p>
+    <w:p>
+      <w:pPr>
+        <w:rPr>
+          <w:rFonts w:ascii="Times New Roman" w:eastAsia="Times New Roman" w:hAnsi="Times New Roman" w:cs="Times New Roman"/>
+          <w:b/>
+          <w:bCs/>
+          <w:sz w:val="24"/>
+          <w:szCs w:val="24"/>
+        </w:rPr>
+      </w:pPr>
+    </w:p>
+    <w:p>
+      <w:pPr>
+        <w:rPr>
+          <w:rFonts w:ascii="Times New Roman" w:eastAsia="Times New Roman" w:hAnsi="Times New Roman" w:cs="Times New Roman"/>
+          <w:b/>
+          <w:bCs/>
+          <w:sz w:val="24"/>
+          <w:szCs w:val="24"/>
+        </w:rPr>
+      </w:pPr>
+    </w:p>
+    <w:p>
+      <w:pPr>
+        <w:rPr>
+          <w:rFonts w:ascii="Times New Roman" w:eastAsia="Times New Roman" w:hAnsi="Times New Roman" w:cs="Times New Roman"/>
+          <w:b/>
+          <w:bCs/>
+          <w:sz w:val="24"/>
+          <w:szCs w:val="24"/>
+        </w:rPr>
+      </w:pPr>
+    </w:p>
+    <w:p>
+      <w:pPr>
+        <w:rPr>
+          <w:rFonts w:ascii="Times New Roman" w:eastAsia="Times New Roman" w:hAnsi="Times New Roman" w:cs="Times New Roman"/>
+          <w:b/>
+          <w:bCs/>
+          <w:sz w:val="24"/>
+          <w:szCs w:val="24"/>
+        </w:rPr>
+      </w:pPr>
+    </w:p>
+    <w:p>
+      <w:pPr>
+        <w:rPr>
+          <w:rFonts w:ascii="Times New Roman" w:eastAsia="Times New Roman" w:hAnsi="Times New Roman" w:cs="Times New Roman"/>
+          <w:b/>
+          <w:bCs/>
+          <w:sz w:val="24"/>
+          <w:szCs w:val="24"/>
+        </w:rPr>
+      </w:pPr>
+    </w:p>
+    <w:p>
+      <w:pPr>
+        <w:rPr>
+          <w:rFonts w:ascii="Times New Roman" w:eastAsia="Times New Roman" w:hAnsi="Times New Roman" w:cs="Times New Roman"/>
+          <w:b/>
+          <w:bCs/>
+          <w:sz w:val="24"/>
+          <w:szCs w:val="24"/>
+        </w:rPr>
+      </w:pPr>
+    </w:p>
+    <w:p>
+      <w:pPr>
+        <w:rPr>
+          <w:rFonts w:ascii="Times New Roman" w:eastAsia="Times New Roman" w:hAnsi="Times New Roman" w:cs="Times New Roman"/>
+          <w:b/>
+          <w:bCs/>
+          <w:sz w:val="24"/>
+          <w:szCs w:val="24"/>
+        </w:rPr>
+      </w:pPr>
+    </w:p>
+    <w:p>
+      <w:pPr>
+        <w:rPr>
+          <w:rFonts w:ascii="Times New Roman" w:eastAsia="Times New Roman" w:hAnsi="Times New Roman" w:cs="Times New Roman"/>
+          <w:b/>
+          <w:bCs/>
+          <w:sz w:val="24"/>
+          <w:szCs w:val="24"/>
+        </w:rPr>
+      </w:pPr>
+    </w:p>
+    <w:p>
+      <w:pPr>
+        <w:rPr>
+          <w:rFonts w:ascii="Times New Roman" w:eastAsia="Times New Roman" w:hAnsi="Times New Roman" w:cs="Times New Roman"/>
+          <w:sz w:val="24"/>
+          <w:szCs w:val="24"/>
+        </w:rPr>
+      </w:pPr>
+      <w:r>
+        <w:rPr>
+          <w:rFonts w:ascii="Times New Roman" w:eastAsia="Times New Roman" w:hAnsi="Times New Roman" w:cs="Times New Roman"/>
+          <w:b/>
+          <w:bCs/>
+          <w:sz w:val="24"/>
+          <w:szCs w:val="24"/>
+        </w:rPr>
+        <w:t xml:space="preserve">Figure 3.4: </w:t>
+      </w:r>
+      <w:r>
+        <w:rPr>
+          <w:rFonts w:ascii="Times New Roman" w:eastAsia="Times New Roman" w:hAnsi="Times New Roman" w:cs="Times New Roman"/>
+          <w:sz w:val="24"/>
+          <w:szCs w:val="24"/>
+        </w:rPr>
+        <w:t>Place details</w:t>
+      </w:r>
+    </w:p>
+    <w:p>
+      <w:pPr>
+        <w:rPr>
+          <w:rFonts w:ascii="Times New Roman" w:eastAsia="Times New Roman" w:hAnsi="Times New Roman" w:cs="Times New Roman"/>
+          <w:sz w:val="24"/>
+          <w:szCs w:val="24"/>
+        </w:rPr>
+      </w:pPr>
+    </w:p>
+    <w:p>
+      <w:pPr>
+        <w:rPr>
+          <w:rFonts w:ascii="Times New Roman" w:eastAsia="Times New Roman" w:hAnsi="Times New Roman" w:cs="Times New Roman"/>
+          <w:sz w:val="24"/>
+          <w:szCs w:val="24"/>
+        </w:rPr>
+      </w:pPr>
+    </w:p>
+    <w:p>
+      <w:pPr>
+        <w:rPr>
+          <w:rFonts w:ascii="Times New Roman" w:eastAsia="Times New Roman" w:hAnsi="Times New Roman" w:cs="Times New Roman"/>
+          <w:sz w:val="24"/>
+          <w:szCs w:val="24"/>
+        </w:rPr>
+      </w:pPr>
+    </w:p>
+    <w:p>
+      <w:pPr>
+        <w:rPr>
+          <w:rFonts w:ascii="Times New Roman" w:eastAsia="Times New Roman" w:hAnsi="Times New Roman" w:cs="Times New Roman"/>
+          <w:sz w:val="24"/>
+          <w:szCs w:val="24"/>
+        </w:rPr>
+      </w:pPr>
+      <w:r>
+        <w:rPr>
+          <w:rFonts w:ascii="Times New Roman" w:eastAsia="Times New Roman" w:hAnsi="Times New Roman" w:cs="Times New Roman"/>
+          <w:noProof/>
+          <w:sz w:val="24"/>
+          <w:szCs w:val="24"/>
+        </w:rPr>
+        <w:lastRenderedPageBreak/>
+        <w:drawing>
+          <wp:inline distT="0" distB="0" distL="0" distR="0" wp14:anchorId="6B860986" wp14:editId="05455EAD">
+            <wp:extent cx="3314700" cy="4667250"/>
+            <wp:effectExtent l="0" t="0" r="0" b="0"/>
+            <wp:docPr id="364551701" name="Picture 7"/>
+            <wp:cNvGraphicFramePr>
+              <a:graphicFrameLocks xmlns:a="http://schemas.openxmlformats.org/drawingml/2006/main" noChangeAspect="1"/>
+            </wp:cNvGraphicFramePr>
+            <a:graphic xmlns:a="http://schemas.openxmlformats.org/drawingml/2006/main">
+              <a:graphicData uri="http://schemas.openxmlformats.org/drawingml/2006/picture">
+                <pic:pic xmlns:pic="http://schemas.openxmlformats.org/drawingml/2006/picture">
+                  <pic:nvPicPr>
+                    <pic:cNvPr id="364551701" name="Picture 364551701"/>
+                    <pic:cNvPicPr/>
+                  </pic:nvPicPr>
+                  <pic:blipFill>
+                    <a:blip r:embed="rId10">
+                      <a:extLst>
+                        <a:ext uri="{28A0092B-C50C-407E-A947-70E740481C1C}">
+                          <a14:useLocalDpi xmlns:a14="http://schemas.microsoft.com/office/drawing/2010/main" val="0"/>
+                        </a:ext>
+                      </a:extLst>
+                    </a:blip>
+                    <a:stretch>
+                      <a:fillRect/>
+                    </a:stretch>
+                  </pic:blipFill>
+                  <pic:spPr>
+                    <a:xfrm>
+                      <a:off x="0" y="0"/>
+                      <a:ext cx="3314700" cy="4667250"/>
                     </a:xfrm>
                     <a:prstGeom prst="rect">
                       <a:avLst/>
@@ -1669,7 +1967,7 @@
                     </pic:cNvPicPr>
                   </pic:nvPicPr>
                   <pic:blipFill>
-                    <a:blip r:embed="rId10">
+                    <a:blip r:embed="rId11">
                       <a:extLst>
                         <a:ext uri="{28A0092B-C50C-407E-A947-70E740481C1C}">
                           <a14:useLocalDpi xmlns:a14="http://schemas.microsoft.com/office/drawing/2010/main" val="0"/>
@@ -1721,6 +2019,168 @@
           <w:rFonts w:ascii="Times New Roman" w:eastAsia="Times New Roman" w:hAnsi="Times New Roman" w:cs="Times New Roman"/>
         </w:rPr>
       </w:pPr>
+    </w:p>
+    <w:p>
+      <w:pPr>
+        <w:rPr>
+          <w:rFonts w:ascii="Times New Roman" w:eastAsia="Times New Roman" w:hAnsi="Times New Roman" w:cs="Times New Roman"/>
+        </w:rPr>
+      </w:pPr>
+    </w:p>
+    <w:p>
+      <w:pPr>
+        <w:rPr>
+          <w:rFonts w:ascii="Times New Roman" w:eastAsia="Times New Roman" w:hAnsi="Times New Roman" w:cs="Times New Roman"/>
+        </w:rPr>
+      </w:pPr>
+    </w:p>
+    <w:p>
+      <w:pPr>
+        <w:rPr>
+          <w:rFonts w:ascii="Times New Roman" w:eastAsia="Times New Roman" w:hAnsi="Times New Roman" w:cs="Times New Roman"/>
+        </w:rPr>
+      </w:pPr>
+    </w:p>
+    <w:p>
+      <w:pPr>
+        <w:rPr>
+          <w:rFonts w:ascii="Times New Roman" w:eastAsia="Times New Roman" w:hAnsi="Times New Roman" w:cs="Times New Roman"/>
+        </w:rPr>
+      </w:pPr>
+    </w:p>
+    <w:p>
+      <w:pPr>
+        <w:rPr>
+          <w:rFonts w:ascii="Times New Roman" w:eastAsia="Times New Roman" w:hAnsi="Times New Roman" w:cs="Times New Roman"/>
+        </w:rPr>
+      </w:pPr>
+    </w:p>
+    <w:p>
+      <w:pPr>
+        <w:rPr>
+          <w:rFonts w:ascii="Times New Roman" w:eastAsia="Times New Roman" w:hAnsi="Times New Roman" w:cs="Times New Roman"/>
+        </w:rPr>
+      </w:pPr>
+      <w:r>
+        <w:rPr>
+          <w:rFonts w:ascii="Times New Roman" w:eastAsia="Times New Roman" w:hAnsi="Times New Roman" w:cs="Times New Roman"/>
+        </w:rPr>
+        <w:t>WEEK 3 REFLECTION:</w:t>
+      </w:r>
+      <w:r>
+        <w:t xml:space="preserve"> </w:t>
+      </w:r>
+      <w:r>
+        <w:rPr>
+          <w:rFonts w:ascii="Times New Roman" w:eastAsia="Times New Roman" w:hAnsi="Times New Roman" w:cs="Times New Roman"/>
+        </w:rPr>
+        <w:t xml:space="preserve">The wireframes provided a clear visual blueprint for the </w:t>
+      </w:r>
+      <w:proofErr w:type="spellStart"/>
+      <w:r>
+        <w:rPr>
+          <w:rFonts w:ascii="Times New Roman" w:eastAsia="Times New Roman" w:hAnsi="Times New Roman" w:cs="Times New Roman"/>
+        </w:rPr>
+        <w:t>SetBook</w:t>
+      </w:r>
+      <w:proofErr w:type="spellEnd"/>
+      <w:r>
+        <w:rPr>
+          <w:rFonts w:ascii="Times New Roman" w:eastAsia="Times New Roman" w:hAnsi="Times New Roman" w:cs="Times New Roman"/>
+        </w:rPr>
+        <w:t xml:space="preserve"> Hub application. They helped define the user journey, screen layouts, navigation flow, and core features before development. Creating the wireframes improved understanding of user requirements, identified design improvements early, and ensured consistency across all screens, reducing development errors and rework.</w:t>
+      </w:r>
+    </w:p>
+    <w:p>
+      <w:pPr>
+        <w:rPr>
+          <w:rFonts w:ascii="Times New Roman" w:eastAsia="Times New Roman" w:hAnsi="Times New Roman" w:cs="Times New Roman"/>
+        </w:rPr>
+      </w:pPr>
+    </w:p>
+    <w:p>
+      <w:pPr>
+        <w:rPr>
+          <w:rFonts w:ascii="Times New Roman" w:eastAsia="Times New Roman" w:hAnsi="Times New Roman" w:cs="Times New Roman"/>
+        </w:rPr>
+      </w:pPr>
+    </w:p>
+    <w:p>
+      <w:pPr>
+        <w:rPr>
+          <w:rFonts w:ascii="Times New Roman" w:eastAsia="Times New Roman" w:hAnsi="Times New Roman" w:cs="Times New Roman"/>
+        </w:rPr>
+      </w:pPr>
+    </w:p>
+    <w:p>
+      <w:pPr>
+        <w:rPr>
+          <w:rFonts w:ascii="Times New Roman" w:eastAsia="Times New Roman" w:hAnsi="Times New Roman" w:cs="Times New Roman"/>
+        </w:rPr>
+      </w:pPr>
+    </w:p>
+    <w:p>
+      <w:pPr>
+        <w:rPr>
+          <w:rFonts w:ascii="Times New Roman" w:eastAsia="Times New Roman" w:hAnsi="Times New Roman" w:cs="Times New Roman"/>
+        </w:rPr>
+      </w:pPr>
+    </w:p>
+    <w:p>
+      <w:pPr>
+        <w:rPr>
+          <w:rFonts w:ascii="Times New Roman" w:eastAsia="Times New Roman" w:hAnsi="Times New Roman" w:cs="Times New Roman"/>
+        </w:rPr>
+      </w:pPr>
+    </w:p>
+    <w:p>
+      <w:pPr>
+        <w:rPr>
+          <w:rFonts w:ascii="Times New Roman" w:eastAsia="Times New Roman" w:hAnsi="Times New Roman" w:cs="Times New Roman"/>
+        </w:rPr>
+      </w:pPr>
+    </w:p>
+    <w:p>
+      <w:pPr>
+        <w:rPr>
+          <w:rFonts w:ascii="Times New Roman" w:eastAsia="Times New Roman" w:hAnsi="Times New Roman" w:cs="Times New Roman"/>
+        </w:rPr>
+      </w:pPr>
+    </w:p>
+    <w:p>
+      <w:pPr>
+        <w:rPr>
+          <w:rFonts w:ascii="Times New Roman" w:eastAsia="Times New Roman" w:hAnsi="Times New Roman" w:cs="Times New Roman"/>
+        </w:rPr>
+      </w:pPr>
+    </w:p>
+    <w:p>
+      <w:pPr>
+        <w:rPr>
+          <w:rFonts w:ascii="Times New Roman" w:eastAsia="Times New Roman" w:hAnsi="Times New Roman" w:cs="Times New Roman"/>
+        </w:rPr>
+      </w:pPr>
+    </w:p>
+    <w:p>
+      <w:pPr>
+        <w:rPr>
+          <w:rFonts w:ascii="Times New Roman" w:eastAsia="Times New Roman" w:hAnsi="Times New Roman" w:cs="Times New Roman"/>
+        </w:rPr>
+      </w:pPr>
+    </w:p>
+    <w:p>
+      <w:pPr>
+        <w:rPr>
+          <w:rFonts w:ascii="Times New Roman" w:eastAsia="Times New Roman" w:hAnsi="Times New Roman" w:cs="Times New Roman"/>
+        </w:rPr>
+      </w:pPr>
+    </w:p>
+    <w:p>
+      <w:pPr>
+        <w:rPr>
+          <w:rFonts w:ascii="Times New Roman" w:eastAsia="Times New Roman" w:hAnsi="Times New Roman" w:cs="Times New Roman"/>
+        </w:rPr>
+      </w:pPr>
       <w:r>
         <w:rPr>
           <w:rFonts w:ascii="Times New Roman" w:eastAsia="Times New Roman" w:hAnsi="Times New Roman" w:cs="Times New Roman"/>
@@ -1757,7 +2217,6 @@
         <w:rPr>
           <w:noProof/>
         </w:rPr>
-        <w:lastRenderedPageBreak/>
         <w:drawing>
           <wp:inline distT="0" distB="0" distL="0" distR="0" wp14:anchorId="7FAAB7FC" wp14:editId="3008316C">
             <wp:extent cx="2988839" cy="2673350"/>
@@ -1776,7 +2235,7 @@
                     </pic:cNvPicPr>
                   </pic:nvPicPr>
                   <pic:blipFill>
-                    <a:blip r:embed="rId11">
+                    <a:blip r:embed="rId12">
                       <a:extLst>
                         <a:ext uri="{28A0092B-C50C-407E-A947-70E740481C1C}">
                           <a14:useLocalDpi xmlns:a14="http://schemas.microsoft.com/office/drawing/2010/main" val="0"/>
@@ -1818,6 +2277,40 @@
         <w:rPr>
           <w:rFonts w:ascii="Times New Roman" w:eastAsia="Times New Roman" w:hAnsi="Times New Roman" w:cs="Times New Roman"/>
         </w:rPr>
+        <w:t xml:space="preserve">User Authentication Gatekeeping: By introducing a login screen, you are transitioning your application from a public viewer to a personalized experience. This is the first step toward handling user sessions, access </w:t>
+      </w:r>
+      <w:proofErr w:type="gramStart"/>
+      <w:r>
+        <w:rPr>
+          <w:rFonts w:ascii="Times New Roman" w:eastAsia="Times New Roman" w:hAnsi="Times New Roman" w:cs="Times New Roman"/>
+        </w:rPr>
+        <w:t>tokens  and</w:t>
+      </w:r>
+      <w:proofErr w:type="gramEnd"/>
+      <w:r>
+        <w:rPr>
+          <w:rFonts w:ascii="Times New Roman" w:eastAsia="Times New Roman" w:hAnsi="Times New Roman" w:cs="Times New Roman"/>
+        </w:rPr>
+        <w:t xml:space="preserve"> user-specific data storage.</w:t>
+      </w:r>
+    </w:p>
+    <w:p>
+      <w:pPr>
+        <w:rPr>
+          <w:rFonts w:ascii="Times New Roman" w:eastAsia="Times New Roman" w:hAnsi="Times New Roman" w:cs="Times New Roman"/>
+        </w:rPr>
+      </w:pPr>
+    </w:p>
+    <w:p>
+      <w:pPr>
+        <w:rPr>
+          <w:rFonts w:ascii="Times New Roman" w:eastAsia="Times New Roman" w:hAnsi="Times New Roman" w:cs="Times New Roman"/>
+        </w:rPr>
+      </w:pPr>
+      <w:r>
+        <w:rPr>
+          <w:rFonts w:ascii="Times New Roman" w:eastAsia="Times New Roman" w:hAnsi="Times New Roman" w:cs="Times New Roman"/>
+        </w:rPr>
         <w:t>FIGURE3.6 REGISTRATION</w:t>
       </w:r>
     </w:p>
@@ -1831,11 +2324,12 @@
         <w:rPr>
           <w:noProof/>
         </w:rPr>
+        <w:lastRenderedPageBreak/>
         <w:drawing>
-          <wp:inline distT="0" distB="0" distL="0" distR="0" wp14:anchorId="61A0949A" wp14:editId="18ABFA03">
-            <wp:extent cx="4337050" cy="4239895"/>
-            <wp:effectExtent l="0" t="0" r="6350" b="8255"/>
-            <wp:docPr id="1914590340" name="Picture 7"/>
+          <wp:inline distT="0" distB="0" distL="0" distR="0" wp14:anchorId="5921073C" wp14:editId="5D251DE4">
+            <wp:extent cx="3155909" cy="4533900"/>
+            <wp:effectExtent l="0" t="0" r="6985" b="0"/>
+            <wp:docPr id="1065083338" name="Picture 2"/>
             <wp:cNvGraphicFramePr>
               <a:graphicFrameLocks xmlns:a="http://schemas.openxmlformats.org/drawingml/2006/main" noChangeAspect="1"/>
             </wp:cNvGraphicFramePr>
@@ -1843,13 +2337,13 @@
               <a:graphicData uri="http://schemas.openxmlformats.org/drawingml/2006/picture">
                 <pic:pic xmlns:pic="http://schemas.openxmlformats.org/drawingml/2006/picture">
                   <pic:nvPicPr>
-                    <pic:cNvPr id="0" name="Picture 13"/>
+                    <pic:cNvPr id="0" name="Picture 3"/>
                     <pic:cNvPicPr>
                       <a:picLocks noChangeAspect="1" noChangeArrowheads="1"/>
                     </pic:cNvPicPr>
                   </pic:nvPicPr>
                   <pic:blipFill>
-                    <a:blip r:embed="rId12">
+                    <a:blip r:embed="rId13">
                       <a:extLst>
                         <a:ext uri="{28A0092B-C50C-407E-A947-70E740481C1C}">
                           <a14:useLocalDpi xmlns:a14="http://schemas.microsoft.com/office/drawing/2010/main" val="0"/>
@@ -1864,7 +2358,7 @@
                   <pic:spPr bwMode="auto">
                     <a:xfrm>
                       <a:off x="0" y="0"/>
-                      <a:ext cx="4344443" cy="4247122"/>
+                      <a:ext cx="3164645" cy="4546450"/>
                     </a:xfrm>
                     <a:prstGeom prst="rect">
                       <a:avLst/>
@@ -1884,6 +2378,13 @@
     <w:p>
       <w:pPr>
         <w:rPr>
+          <w:rFonts w:ascii="Times New Roman" w:eastAsia="Times New Roman" w:hAnsi="Times New Roman" w:cs="Times New Roman"/>
+        </w:rPr>
+      </w:pPr>
+    </w:p>
+    <w:p>
+      <w:pPr>
+        <w:rPr>
           <w:rFonts w:eastAsia="Times New Roman"/>
           <w:lang w:val="en-US"/>
         </w:rPr>
@@ -1924,27 +2425,52 @@
           <w:rFonts w:eastAsia="Times New Roman"/>
           <w:lang w:val="en-US"/>
         </w:rPr>
-        <w:t xml:space="preserve"> login page and home screen using React Native. I designed the user interface, added login validation, and created categories such as Set Books, Plays, Notes, and Past Papers. This improved my skills in mobile app development and UI design.</w:t>
-      </w:r>
-    </w:p>
-    <w:p>
-      <w:pPr>
-        <w:rPr>
-          <w:rFonts w:ascii="Times New Roman" w:eastAsia="Times New Roman" w:hAnsi="Times New Roman" w:cs="Times New Roman"/>
-        </w:rPr>
-      </w:pPr>
-    </w:p>
-    <w:p>
-      <w:pPr>
-        <w:rPr>
-          <w:rFonts w:ascii="Times New Roman" w:eastAsia="Times New Roman" w:hAnsi="Times New Roman" w:cs="Times New Roman"/>
-        </w:rPr>
-      </w:pPr>
-      <w:r>
-        <w:rPr>
-          <w:rFonts w:ascii="Times New Roman" w:eastAsia="Times New Roman" w:hAnsi="Times New Roman" w:cs="Times New Roman"/>
-        </w:rPr>
-        <w:lastRenderedPageBreak/>
+        <w:t xml:space="preserve"> login page</w:t>
+      </w:r>
+      <w:r>
+        <w:rPr>
+          <w:rFonts w:eastAsia="Times New Roman"/>
+          <w:lang w:val="en-US"/>
+        </w:rPr>
+        <w:t>,</w:t>
+      </w:r>
+      <w:r>
+        <w:rPr>
+          <w:rFonts w:ascii="Times New Roman" w:eastAsia="Times New Roman" w:hAnsi="Times New Roman" w:cs="Times New Roman"/>
+        </w:rPr>
+        <w:t xml:space="preserve"> </w:t>
+      </w:r>
+      <w:r>
+        <w:rPr>
+          <w:rFonts w:ascii="Times New Roman" w:eastAsia="Times New Roman" w:hAnsi="Times New Roman" w:cs="Times New Roman"/>
+        </w:rPr>
+        <w:t>Student Name, Registration Number, Course</w:t>
+      </w:r>
+      <w:r>
+        <w:rPr>
+          <w:rFonts w:eastAsia="Times New Roman"/>
+          <w:lang w:val="en-US"/>
+        </w:rPr>
+        <w:t xml:space="preserve"> and home screen using React Native. I designed the user interface, added login validation, and created categories such as Set Books, Plays, Notes, and Past Papers. This improved my skills in mobile app development and UI design.</w:t>
+      </w:r>
+    </w:p>
+    <w:p>
+      <w:pPr>
+        <w:rPr>
+          <w:rFonts w:ascii="Times New Roman" w:eastAsia="Times New Roman" w:hAnsi="Times New Roman" w:cs="Times New Roman"/>
+        </w:rPr>
+      </w:pPr>
+    </w:p>
+    <w:p>
+      <w:pPr>
+        <w:rPr>
+          <w:rFonts w:ascii="Times New Roman" w:eastAsia="Times New Roman" w:hAnsi="Times New Roman" w:cs="Times New Roman"/>
+        </w:rPr>
+      </w:pPr>
+      <w:r>
+        <w:rPr>
+          <w:rFonts w:ascii="Times New Roman" w:eastAsia="Times New Roman" w:hAnsi="Times New Roman" w:cs="Times New Roman"/>
+        </w:rPr>
         <w:t>WEEK 5 DATA MANAGEMENT</w:t>
       </w:r>
     </w:p>
@@ -1995,7 +2521,7 @@
                     </pic:cNvPicPr>
                   </pic:nvPicPr>
                   <pic:blipFill>
-                    <a:blip r:embed="rId13">
+                    <a:blip r:embed="rId14">
                       <a:extLst>
                         <a:ext uri="{28A0092B-C50C-407E-A947-70E740481C1C}">
                           <a14:useLocalDpi xmlns:a14="http://schemas.microsoft.com/office/drawing/2010/main" val="0"/>
@@ -2044,6 +2570,7 @@
         <w:rPr>
           <w:rFonts w:ascii="Times New Roman" w:eastAsia="Times New Roman" w:hAnsi="Times New Roman" w:cs="Times New Roman"/>
         </w:rPr>
+        <w:lastRenderedPageBreak/>
         <w:t xml:space="preserve"> </w:t>
       </w:r>
       <w:r>
@@ -2095,7 +2622,7 @@
                     </pic:cNvPicPr>
                   </pic:nvPicPr>
                   <pic:blipFill>
-                    <a:blip r:embed="rId14">
+                    <a:blip r:embed="rId15">
                       <a:extLst>
                         <a:ext uri="{28A0092B-C50C-407E-A947-70E740481C1C}">
                           <a14:useLocalDpi xmlns:a14="http://schemas.microsoft.com/office/drawing/2010/main" val="0"/>
@@ -2176,16 +2703,183 @@
     <w:p>
       <w:pPr>
         <w:rPr>
-          <w:rFonts w:ascii="Times New Roman" w:eastAsia="Times New Roman" w:hAnsi="Times New Roman" w:cs="Times New Roman"/>
-        </w:rPr>
-      </w:pPr>
-    </w:p>
-    <w:p>
-      <w:pPr>
-        <w:rPr>
-          <w:rFonts w:ascii="Times New Roman" w:eastAsia="Times New Roman" w:hAnsi="Times New Roman" w:cs="Times New Roman"/>
-        </w:rPr>
-      </w:pPr>
+          <w:rFonts w:eastAsia="Times New Roman"/>
+          <w:lang w:val="en-US"/>
+        </w:rPr>
+      </w:pPr>
+    </w:p>
+    <w:p>
+      <w:pPr>
+        <w:rPr>
+          <w:rFonts w:eastAsia="Times New Roman"/>
+          <w:lang w:val="en-US"/>
+        </w:rPr>
+      </w:pPr>
+      <w:r>
+        <w:rPr>
+          <w:rFonts w:eastAsia="Times New Roman"/>
+          <w:lang w:val="en-US"/>
+        </w:rPr>
+        <w:t>WEEK 6: NETWORKING AND APIs</w:t>
+      </w:r>
+    </w:p>
+    <w:p>
+      <w:pPr>
+        <w:rPr>
+          <w:rFonts w:eastAsia="Times New Roman"/>
+          <w:lang w:val="en-US"/>
+        </w:rPr>
+      </w:pPr>
+      <w:r>
+        <w:rPr>
+          <w:rFonts w:eastAsia="Times New Roman"/>
+          <w:lang w:val="en-US"/>
+        </w:rPr>
+        <w:t>Figure 3.9 Books fetched from API</w:t>
+      </w:r>
+    </w:p>
+    <w:p>
+      <w:pPr>
+        <w:rPr>
+          <w:rFonts w:eastAsia="Times New Roman"/>
+          <w:lang w:val="en-US"/>
+        </w:rPr>
+      </w:pPr>
+      <w:r>
+        <w:rPr>
+          <w:noProof/>
+        </w:rPr>
+        <w:lastRenderedPageBreak/>
+        <w:drawing>
+          <wp:inline distT="0" distB="0" distL="0" distR="0" wp14:anchorId="15E9AABA" wp14:editId="1E442D22">
+            <wp:extent cx="2660650" cy="5613400"/>
+            <wp:effectExtent l="0" t="0" r="6350" b="6350"/>
+            <wp:docPr id="241068998" name="Picture 3"/>
+            <wp:cNvGraphicFramePr>
+              <a:graphicFrameLocks xmlns:a="http://schemas.openxmlformats.org/drawingml/2006/main" noChangeAspect="1"/>
+            </wp:cNvGraphicFramePr>
+            <a:graphic xmlns:a="http://schemas.openxmlformats.org/drawingml/2006/main">
+              <a:graphicData uri="http://schemas.openxmlformats.org/drawingml/2006/picture">
+                <pic:pic xmlns:pic="http://schemas.openxmlformats.org/drawingml/2006/picture">
+                  <pic:nvPicPr>
+                    <pic:cNvPr id="0" name="Picture 5"/>
+                    <pic:cNvPicPr>
+                      <a:picLocks noChangeAspect="1" noChangeArrowheads="1"/>
+                    </pic:cNvPicPr>
+                  </pic:nvPicPr>
+                  <pic:blipFill>
+                    <a:blip r:embed="rId16" cstate="print">
+                      <a:extLst>
+                        <a:ext uri="{28A0092B-C50C-407E-A947-70E740481C1C}">
+                          <a14:useLocalDpi xmlns:a14="http://schemas.microsoft.com/office/drawing/2010/main" val="0"/>
+                        </a:ext>
+                      </a:extLst>
+                    </a:blip>
+                    <a:srcRect/>
+                    <a:stretch>
+                      <a:fillRect/>
+                    </a:stretch>
+                  </pic:blipFill>
+                  <pic:spPr bwMode="auto">
+                    <a:xfrm>
+                      <a:off x="0" y="0"/>
+                      <a:ext cx="2660650" cy="5613400"/>
+                    </a:xfrm>
+                    <a:prstGeom prst="rect">
+                      <a:avLst/>
+                    </a:prstGeom>
+                    <a:noFill/>
+                    <a:ln>
+                      <a:noFill/>
+                    </a:ln>
+                  </pic:spPr>
+                </pic:pic>
+              </a:graphicData>
+            </a:graphic>
+          </wp:inline>
+        </w:drawing>
+      </w:r>
+    </w:p>
+    <w:p>
+      <w:pPr>
+        <w:rPr>
+          <w:rFonts w:ascii="Times New Roman" w:eastAsia="Times New Roman" w:hAnsi="Times New Roman" w:cs="Times New Roman"/>
+        </w:rPr>
+      </w:pPr>
+    </w:p>
+    <w:p>
+      <w:pPr>
+        <w:rPr>
+          <w:rFonts w:ascii="Times New Roman" w:eastAsia="Times New Roman" w:hAnsi="Times New Roman" w:cs="Times New Roman"/>
+        </w:rPr>
+      </w:pPr>
+      <w:r>
+        <w:rPr>
+          <w:rFonts w:ascii="Times New Roman" w:eastAsia="Times New Roman" w:hAnsi="Times New Roman" w:cs="Times New Roman"/>
+        </w:rPr>
+        <w:t xml:space="preserve"> </w:t>
+      </w:r>
+    </w:p>
+    <w:p>
+      <w:pPr>
+        <w:rPr>
+          <w:rFonts w:ascii="Times New Roman" w:eastAsia="Times New Roman" w:hAnsi="Times New Roman" w:cs="Times New Roman"/>
+        </w:rPr>
+      </w:pPr>
+      <w:r>
+        <w:rPr>
+          <w:noProof/>
+        </w:rPr>
+        <w:lastRenderedPageBreak/>
+        <w:drawing>
+          <wp:inline distT="0" distB="0" distL="0" distR="0" wp14:anchorId="6801B734" wp14:editId="067F74D1">
+            <wp:extent cx="3009900" cy="6489700"/>
+            <wp:effectExtent l="0" t="0" r="0" b="6350"/>
+            <wp:docPr id="1345639259" name="Picture 4"/>
+            <wp:cNvGraphicFramePr>
+              <a:graphicFrameLocks xmlns:a="http://schemas.openxmlformats.org/drawingml/2006/main" noChangeAspect="1"/>
+            </wp:cNvGraphicFramePr>
+            <a:graphic xmlns:a="http://schemas.openxmlformats.org/drawingml/2006/main">
+              <a:graphicData uri="http://schemas.openxmlformats.org/drawingml/2006/picture">
+                <pic:pic xmlns:pic="http://schemas.openxmlformats.org/drawingml/2006/picture">
+                  <pic:nvPicPr>
+                    <pic:cNvPr id="0" name="Picture 7"/>
+                    <pic:cNvPicPr>
+                      <a:picLocks noChangeAspect="1" noChangeArrowheads="1"/>
+                    </pic:cNvPicPr>
+                  </pic:nvPicPr>
+                  <pic:blipFill>
+                    <a:blip r:embed="rId17">
+                      <a:extLst>
+                        <a:ext uri="{28A0092B-C50C-407E-A947-70E740481C1C}">
+                          <a14:useLocalDpi xmlns:a14="http://schemas.microsoft.com/office/drawing/2010/main" val="0"/>
+                        </a:ext>
+                      </a:extLst>
+                    </a:blip>
+                    <a:srcRect/>
+                    <a:stretch>
+                      <a:fillRect/>
+                    </a:stretch>
+                  </pic:blipFill>
+                  <pic:spPr bwMode="auto">
+                    <a:xfrm>
+                      <a:off x="0" y="0"/>
+                      <a:ext cx="3009900" cy="6489700"/>
+                    </a:xfrm>
+                    <a:prstGeom prst="rect">
+                      <a:avLst/>
+                    </a:prstGeom>
+                    <a:noFill/>
+                    <a:ln>
+                      <a:noFill/>
+                    </a:ln>
+                  </pic:spPr>
+                </pic:pic>
+              </a:graphicData>
+            </a:graphic>
+          </wp:inline>
+        </w:drawing>
+      </w:r>
     </w:p>
     <w:p>
       <w:pPr>
@@ -2725,6 +3419,7 @@
   <w:style w:type="character" w:default="1" w:styleId="DefaultParagraphFont">
     <w:name w:val="Default Paragraph Font"/>
     <w:uiPriority w:val="1"/>
+    <w:semiHidden/>
     <w:unhideWhenUsed/>
   </w:style>
   <w:style w:type="table" w:default="1" w:styleId="TableNormal">

--- a/docss/Log book book hub.docx
+++ b/docss/Log book book hub.docx
@@ -78,8 +78,18 @@
           <w:sz w:val="24"/>
           <w:szCs w:val="24"/>
         </w:rPr>
-        <w:t>Brian kibet</w:t>
-      </w:r>
+        <w:t xml:space="preserve">Brian </w:t>
+      </w:r>
+      <w:proofErr w:type="spellStart"/>
+      <w:r>
+        <w:rPr>
+          <w:rFonts w:ascii="Times New Roman" w:eastAsia="Times New Roman" w:hAnsi="Times New Roman" w:cs="Times New Roman"/>
+          <w:sz w:val="24"/>
+          <w:szCs w:val="24"/>
+        </w:rPr>
+        <w:t>kibet</w:t>
+      </w:r>
+      <w:proofErr w:type="spellEnd"/>
     </w:p>
     <w:p>
       <w:pPr>
@@ -767,7 +777,25 @@
           <w:sz w:val="24"/>
           <w:szCs w:val="24"/>
         </w:rPr>
-        <w:t xml:space="preserve"> Testing of "UserName"</w:t>
+        <w:t xml:space="preserve"> Testing of "</w:t>
+      </w:r>
+      <w:proofErr w:type="spellStart"/>
+      <w:r>
+        <w:rPr>
+          <w:rFonts w:ascii="Times New Roman" w:eastAsia="Times New Roman" w:hAnsi="Times New Roman" w:cs="Times New Roman"/>
+          <w:sz w:val="24"/>
+          <w:szCs w:val="24"/>
+        </w:rPr>
+        <w:t>UserName</w:t>
+      </w:r>
+      <w:proofErr w:type="spellEnd"/>
+      <w:r>
+        <w:rPr>
+          <w:rFonts w:ascii="Times New Roman" w:eastAsia="Times New Roman" w:hAnsi="Times New Roman" w:cs="Times New Roman"/>
+          <w:sz w:val="24"/>
+          <w:szCs w:val="24"/>
+        </w:rPr>
+        <w:t>"</w:t>
       </w:r>
     </w:p>
     <w:p>
@@ -944,7 +972,23 @@
           <w:b/>
           <w:bCs/>
         </w:rPr>
-        <w:t>WEEK 2  REFLECTION:</w:t>
+        <w:t xml:space="preserve">WEEK </w:t>
+      </w:r>
+      <w:proofErr w:type="gramStart"/>
+      <w:r>
+        <w:rPr>
+          <w:b/>
+          <w:bCs/>
+        </w:rPr>
+        <w:t>2  REFLECTION</w:t>
+      </w:r>
+      <w:proofErr w:type="gramEnd"/>
+      <w:r>
+        <w:rPr>
+          <w:b/>
+          <w:bCs/>
+        </w:rPr>
+        <w:t>:</w:t>
       </w:r>
       <w:r>
         <w:rPr>
@@ -2030,7 +2074,21 @@
         <w:rPr>
           <w:rFonts w:ascii="Times New Roman" w:eastAsia="Times New Roman" w:hAnsi="Times New Roman" w:cs="Times New Roman"/>
         </w:rPr>
-        <w:t>The wireframes provided a clear visual blueprint for the SetBook Hub application. They helped define the user journey, screen layouts, navigation flow, and core features before development. Creating the wireframes improved understanding of user requirements, identified design improvements early, and ensured consistency across all screens, reducing development errors and rework.</w:t>
+        <w:t xml:space="preserve">The wireframes provided a clear visual blueprint for the </w:t>
+      </w:r>
+      <w:proofErr w:type="spellStart"/>
+      <w:r>
+        <w:rPr>
+          <w:rFonts w:ascii="Times New Roman" w:eastAsia="Times New Roman" w:hAnsi="Times New Roman" w:cs="Times New Roman"/>
+        </w:rPr>
+        <w:t>SetBook</w:t>
+      </w:r>
+      <w:proofErr w:type="spellEnd"/>
+      <w:r>
+        <w:rPr>
+          <w:rFonts w:ascii="Times New Roman" w:eastAsia="Times New Roman" w:hAnsi="Times New Roman" w:cs="Times New Roman"/>
+        </w:rPr>
+        <w:t xml:space="preserve"> Hub application. They helped define the user journey, screen layouts, navigation flow, and core features before development. Creating the wireframes improved understanding of user requirements, identified design improvements early, and ensured consistency across all screens, reducing development errors and rework.</w:t>
       </w:r>
     </w:p>
     <w:p>
@@ -2219,7 +2277,21 @@
         <w:rPr>
           <w:rFonts w:ascii="Times New Roman" w:eastAsia="Times New Roman" w:hAnsi="Times New Roman" w:cs="Times New Roman"/>
         </w:rPr>
-        <w:t>User Authentication Gatekeeping: By introducing a login screen, you are transitioning your application from a public viewer to a personalized experience. This is the first step toward handling user sessions, access tokens  and user-specific data storage.</w:t>
+        <w:t xml:space="preserve">User Authentication Gatekeeping: By introducing a login screen, you are transitioning your application from a public viewer to a personalized experience. This is the first step toward handling user sessions, access </w:t>
+      </w:r>
+      <w:proofErr w:type="gramStart"/>
+      <w:r>
+        <w:rPr>
+          <w:rFonts w:ascii="Times New Roman" w:eastAsia="Times New Roman" w:hAnsi="Times New Roman" w:cs="Times New Roman"/>
+        </w:rPr>
+        <w:t>tokens  and</w:t>
+      </w:r>
+      <w:proofErr w:type="gramEnd"/>
+      <w:r>
+        <w:rPr>
+          <w:rFonts w:ascii="Times New Roman" w:eastAsia="Times New Roman" w:hAnsi="Times New Roman" w:cs="Times New Roman"/>
+        </w:rPr>
+        <w:t xml:space="preserve"> user-specific data storage.</w:t>
       </w:r>
     </w:p>
     <w:p>
@@ -2337,7 +2409,23 @@
           <w:rFonts w:eastAsia="Times New Roman"/>
           <w:lang w:val="en-US"/>
         </w:rPr>
-        <w:t>developed the BookHub login page</w:t>
+        <w:t xml:space="preserve">developed the </w:t>
+      </w:r>
+      <w:proofErr w:type="spellStart"/>
+      <w:r>
+        <w:rPr>
+          <w:rFonts w:eastAsia="Times New Roman"/>
+          <w:lang w:val="en-US"/>
+        </w:rPr>
+        <w:t>BookHub</w:t>
+      </w:r>
+      <w:proofErr w:type="spellEnd"/>
+      <w:r>
+        <w:rPr>
+          <w:rFonts w:eastAsia="Times New Roman"/>
+          <w:lang w:val="en-US"/>
+        </w:rPr>
+        <w:t xml:space="preserve"> login page</w:t>
       </w:r>
       <w:r>
         <w:rPr>
@@ -2489,7 +2577,21 @@
         <w:rPr>
           <w:rFonts w:ascii="Times New Roman" w:eastAsia="Times New Roman" w:hAnsi="Times New Roman" w:cs="Times New Roman"/>
         </w:rPr>
-        <w:t>FIGURE 3.8 REGISTRED STUDENTS DATA</w:t>
+        <w:t xml:space="preserve">FIGURE 3.8 REGISTRED </w:t>
+      </w:r>
+      <w:proofErr w:type="gramStart"/>
+      <w:r>
+        <w:rPr>
+          <w:rFonts w:ascii="Times New Roman" w:eastAsia="Times New Roman" w:hAnsi="Times New Roman" w:cs="Times New Roman"/>
+        </w:rPr>
+        <w:t>STUDENTS</w:t>
+      </w:r>
+      <w:proofErr w:type="gramEnd"/>
+      <w:r>
+        <w:rPr>
+          <w:rFonts w:ascii="Times New Roman" w:eastAsia="Times New Roman" w:hAnsi="Times New Roman" w:cs="Times New Roman"/>
+        </w:rPr>
+        <w:t xml:space="preserve"> DATA</w:t>
       </w:r>
     </w:p>
     <w:p>
@@ -2579,7 +2681,23 @@
           <w:rFonts w:eastAsia="Times New Roman"/>
           <w:lang w:val="en-US"/>
         </w:rPr>
-        <w:t xml:space="preserve"> I enhanced the BookHub application by adding more features,Book Search, Profile, Reports, Favorites, and Downloads. I also improved the app layout and navigation, gaining more experience in React Native and project organization.</w:t>
+        <w:t xml:space="preserve"> I enhanced the </w:t>
+      </w:r>
+      <w:proofErr w:type="spellStart"/>
+      <w:r>
+        <w:rPr>
+          <w:rFonts w:eastAsia="Times New Roman"/>
+          <w:lang w:val="en-US"/>
+        </w:rPr>
+        <w:t>BookHub</w:t>
+      </w:r>
+      <w:proofErr w:type="spellEnd"/>
+      <w:r>
+        <w:rPr>
+          <w:rFonts w:eastAsia="Times New Roman"/>
+          <w:lang w:val="en-US"/>
+        </w:rPr>
+        <w:t xml:space="preserve"> application by adding more features,Book Search, Profile, Reports, Favorites, and Downloads. I also improved the app layout and navigation, gaining more experience in React Native and project organization.</w:t>
       </w:r>
     </w:p>
     <w:p>
@@ -2863,8 +2981,16 @@
         <w:rPr>
           <w:rFonts w:ascii="Times New Roman" w:eastAsia="Times New Roman" w:hAnsi="Times New Roman" w:cs="Times New Roman"/>
         </w:rPr>
-        <w:t>WEEK 6 :REFLECTION</w:t>
-      </w:r>
+        <w:t xml:space="preserve">WEEK </w:t>
+      </w:r>
+      <w:proofErr w:type="gramStart"/>
+      <w:r>
+        <w:rPr>
+          <w:rFonts w:ascii="Times New Roman" w:eastAsia="Times New Roman" w:hAnsi="Times New Roman" w:cs="Times New Roman"/>
+        </w:rPr>
+        <w:t>6 :REFLECTION</w:t>
+      </w:r>
+      <w:proofErr w:type="gramEnd"/>
     </w:p>
     <w:p>
       <w:pPr>
@@ -2902,6 +3028,521 @@
         </w:rPr>
         <w:t xml:space="preserve"> have successfully transitioned from building static layouts to connecting an app to the live internet. Fetching external data requires managing network requests, background threads, and parsing JSON data into UI</w:t>
       </w:r>
+    </w:p>
+    <w:p>
+      <w:pPr>
+        <w:rPr>
+          <w:rFonts w:ascii="Times New Roman" w:eastAsia="Times New Roman" w:hAnsi="Times New Roman" w:cs="Times New Roman"/>
+        </w:rPr>
+      </w:pPr>
+    </w:p>
+    <w:p>
+      <w:pPr>
+        <w:rPr>
+          <w:rFonts w:ascii="Times New Roman" w:eastAsia="Times New Roman" w:hAnsi="Times New Roman" w:cs="Times New Roman"/>
+        </w:rPr>
+      </w:pPr>
+      <w:r>
+        <w:rPr>
+          <w:rFonts w:ascii="Times New Roman" w:eastAsia="Times New Roman" w:hAnsi="Times New Roman" w:cs="Times New Roman"/>
+        </w:rPr>
+        <w:t xml:space="preserve">WEEK </w:t>
+      </w:r>
+      <w:proofErr w:type="gramStart"/>
+      <w:r>
+        <w:rPr>
+          <w:rFonts w:ascii="Times New Roman" w:eastAsia="Times New Roman" w:hAnsi="Times New Roman" w:cs="Times New Roman"/>
+        </w:rPr>
+        <w:t>7::</w:t>
+      </w:r>
+      <w:proofErr w:type="gramEnd"/>
+      <w:r>
+        <w:rPr>
+          <w:rFonts w:ascii="Times New Roman" w:eastAsia="Times New Roman" w:hAnsi="Times New Roman" w:cs="Times New Roman"/>
+        </w:rPr>
+        <w:t>APPLICATION ARCHITECTURE</w:t>
+      </w:r>
+      <w:r>
+        <w:rPr>
+          <w:rFonts w:ascii="Times New Roman" w:eastAsia="Times New Roman" w:hAnsi="Times New Roman" w:cs="Times New Roman"/>
+        </w:rPr>
+        <w:t>.</w:t>
+      </w:r>
+    </w:p>
+    <w:p>
+      <w:pPr>
+        <w:rPr>
+          <w:rFonts w:ascii="Times New Roman" w:eastAsia="Times New Roman" w:hAnsi="Times New Roman" w:cs="Times New Roman"/>
+        </w:rPr>
+      </w:pPr>
+      <w:r>
+        <w:rPr>
+          <w:rFonts w:ascii="Times New Roman" w:eastAsia="Times New Roman" w:hAnsi="Times New Roman" w:cs="Times New Roman"/>
+        </w:rPr>
+        <w:t xml:space="preserve">Figure </w:t>
+      </w:r>
+      <w:proofErr w:type="gramStart"/>
+      <w:r>
+        <w:rPr>
+          <w:rFonts w:ascii="Times New Roman" w:eastAsia="Times New Roman" w:hAnsi="Times New Roman" w:cs="Times New Roman"/>
+        </w:rPr>
+        <w:t>4.1 :presentation</w:t>
+      </w:r>
+      <w:proofErr w:type="gramEnd"/>
+      <w:r>
+        <w:rPr>
+          <w:rFonts w:ascii="Times New Roman" w:eastAsia="Times New Roman" w:hAnsi="Times New Roman" w:cs="Times New Roman"/>
+        </w:rPr>
+        <w:t xml:space="preserve"> layer</w:t>
+      </w:r>
+    </w:p>
+    <w:p>
+      <w:pPr>
+        <w:rPr>
+          <w:rFonts w:ascii="Times New Roman" w:eastAsia="Times New Roman" w:hAnsi="Times New Roman" w:cs="Times New Roman"/>
+        </w:rPr>
+      </w:pPr>
+      <w:r>
+        <w:rPr>
+          <w:rFonts w:ascii="Times New Roman" w:eastAsia="Times New Roman" w:hAnsi="Times New Roman" w:cs="Times New Roman"/>
+        </w:rPr>
+        <w:t>Logins</w:t>
+      </w:r>
+    </w:p>
+    <w:p>
+      <w:pPr>
+        <w:rPr>
+          <w:rFonts w:ascii="Times New Roman" w:eastAsia="Times New Roman" w:hAnsi="Times New Roman" w:cs="Times New Roman"/>
+        </w:rPr>
+      </w:pPr>
+    </w:p>
+    <w:p>
+      <w:r>
+        <w:t xml:space="preserve"> </w:t>
+      </w:r>
+      <w:r>
+        <w:rPr>
+          <w:noProof/>
+        </w:rPr>
+        <w:drawing>
+          <wp:inline distT="0" distB="0" distL="0" distR="0" wp14:anchorId="083237D5" wp14:editId="6E9BC2B5">
+            <wp:extent cx="2000250" cy="2597150"/>
+            <wp:effectExtent l="0" t="0" r="0" b="0"/>
+            <wp:docPr id="317622398" name="Picture 5"/>
+            <wp:cNvGraphicFramePr>
+              <a:graphicFrameLocks xmlns:a="http://schemas.openxmlformats.org/drawingml/2006/main" noChangeAspect="1"/>
+            </wp:cNvGraphicFramePr>
+            <a:graphic xmlns:a="http://schemas.openxmlformats.org/drawingml/2006/main">
+              <a:graphicData uri="http://schemas.openxmlformats.org/drawingml/2006/picture">
+                <pic:pic xmlns:pic="http://schemas.openxmlformats.org/drawingml/2006/picture">
+                  <pic:nvPicPr>
+                    <pic:cNvPr id="0" name="Picture 9"/>
+                    <pic:cNvPicPr>
+                      <a:picLocks noChangeAspect="1" noChangeArrowheads="1"/>
+                    </pic:cNvPicPr>
+                  </pic:nvPicPr>
+                  <pic:blipFill>
+                    <a:blip r:embed="rId12" cstate="print">
+                      <a:extLst>
+                        <a:ext uri="{28A0092B-C50C-407E-A947-70E740481C1C}">
+                          <a14:useLocalDpi xmlns:a14="http://schemas.microsoft.com/office/drawing/2010/main" val="0"/>
+                        </a:ext>
+                      </a:extLst>
+                    </a:blip>
+                    <a:srcRect/>
+                    <a:stretch>
+                      <a:fillRect/>
+                    </a:stretch>
+                  </pic:blipFill>
+                  <pic:spPr bwMode="auto">
+                    <a:xfrm>
+                      <a:off x="0" y="0"/>
+                      <a:ext cx="2000250" cy="2597150"/>
+                    </a:xfrm>
+                    <a:prstGeom prst="rect">
+                      <a:avLst/>
+                    </a:prstGeom>
+                    <a:noFill/>
+                    <a:ln>
+                      <a:noFill/>
+                    </a:ln>
+                  </pic:spPr>
+                </pic:pic>
+              </a:graphicData>
+            </a:graphic>
+          </wp:inline>
+        </w:drawing>
+      </w:r>
+    </w:p>
+    <w:p>
+      <w:r>
+        <w:t>b. Registration form and categories section</w:t>
+      </w:r>
+    </w:p>
+    <w:p>
+      <w:r>
+        <w:rPr>
+          <w:noProof/>
+        </w:rPr>
+        <w:drawing>
+          <wp:inline distT="0" distB="0" distL="0" distR="0" wp14:anchorId="3BF103E7" wp14:editId="240BAA94">
+            <wp:extent cx="1733550" cy="1517650"/>
+            <wp:effectExtent l="0" t="0" r="0" b="6350"/>
+            <wp:docPr id="1201972345" name="Picture 6"/>
+            <wp:cNvGraphicFramePr>
+              <a:graphicFrameLocks xmlns:a="http://schemas.openxmlformats.org/drawingml/2006/main" noChangeAspect="1"/>
+            </wp:cNvGraphicFramePr>
+            <a:graphic xmlns:a="http://schemas.openxmlformats.org/drawingml/2006/main">
+              <a:graphicData uri="http://schemas.openxmlformats.org/drawingml/2006/picture">
+                <pic:pic xmlns:pic="http://schemas.openxmlformats.org/drawingml/2006/picture">
+                  <pic:nvPicPr>
+                    <pic:cNvPr id="0" name="Picture 11"/>
+                    <pic:cNvPicPr>
+                      <a:picLocks noChangeAspect="1" noChangeArrowheads="1"/>
+                    </pic:cNvPicPr>
+                  </pic:nvPicPr>
+                  <pic:blipFill>
+                    <a:blip r:embed="rId14" cstate="print">
+                      <a:extLst>
+                        <a:ext uri="{28A0092B-C50C-407E-A947-70E740481C1C}">
+                          <a14:useLocalDpi xmlns:a14="http://schemas.microsoft.com/office/drawing/2010/main" val="0"/>
+                        </a:ext>
+                      </a:extLst>
+                    </a:blip>
+                    <a:srcRect/>
+                    <a:stretch>
+                      <a:fillRect/>
+                    </a:stretch>
+                  </pic:blipFill>
+                  <pic:spPr bwMode="auto">
+                    <a:xfrm>
+                      <a:off x="0" y="0"/>
+                      <a:ext cx="1733550" cy="1517650"/>
+                    </a:xfrm>
+                    <a:prstGeom prst="rect">
+                      <a:avLst/>
+                    </a:prstGeom>
+                    <a:noFill/>
+                    <a:ln>
+                      <a:noFill/>
+                    </a:ln>
+                  </pic:spPr>
+                </pic:pic>
+              </a:graphicData>
+            </a:graphic>
+          </wp:inline>
+        </w:drawing>
+      </w:r>
+    </w:p>
+    <w:p>
+      <w:r>
+        <w:t>FIGURE 4.2 BUSINESS LOGIC LAYER</w:t>
+      </w:r>
+    </w:p>
+    <w:p>
+      <w:r>
+        <w:t>Fetching book APIs</w:t>
+      </w:r>
+    </w:p>
+    <w:p>
+      <w:r>
+        <w:rPr>
+          <w:noProof/>
+        </w:rPr>
+        <w:drawing>
+          <wp:inline distT="0" distB="0" distL="0" distR="0" wp14:anchorId="491A9F5C" wp14:editId="2A59CDC9">
+            <wp:extent cx="1714500" cy="2652265"/>
+            <wp:effectExtent l="0" t="0" r="0" b="0"/>
+            <wp:docPr id="307037246" name="Picture 8"/>
+            <wp:cNvGraphicFramePr>
+              <a:graphicFrameLocks xmlns:a="http://schemas.openxmlformats.org/drawingml/2006/main" noChangeAspect="1"/>
+            </wp:cNvGraphicFramePr>
+            <a:graphic xmlns:a="http://schemas.openxmlformats.org/drawingml/2006/main">
+              <a:graphicData uri="http://schemas.openxmlformats.org/drawingml/2006/picture">
+                <pic:pic xmlns:pic="http://schemas.openxmlformats.org/drawingml/2006/picture">
+                  <pic:nvPicPr>
+                    <pic:cNvPr id="0" name="Picture 15"/>
+                    <pic:cNvPicPr>
+                      <a:picLocks noChangeAspect="1" noChangeArrowheads="1"/>
+                    </pic:cNvPicPr>
+                  </pic:nvPicPr>
+                  <pic:blipFill>
+                    <a:blip r:embed="rId18" cstate="print">
+                      <a:extLst>
+                        <a:ext uri="{28A0092B-C50C-407E-A947-70E740481C1C}">
+                          <a14:useLocalDpi xmlns:a14="http://schemas.microsoft.com/office/drawing/2010/main" val="0"/>
+                        </a:ext>
+                      </a:extLst>
+                    </a:blip>
+                    <a:srcRect/>
+                    <a:stretch>
+                      <a:fillRect/>
+                    </a:stretch>
+                  </pic:blipFill>
+                  <pic:spPr bwMode="auto">
+                    <a:xfrm>
+                      <a:off x="0" y="0"/>
+                      <a:ext cx="1731272" cy="2678210"/>
+                    </a:xfrm>
+                    <a:prstGeom prst="rect">
+                      <a:avLst/>
+                    </a:prstGeom>
+                    <a:noFill/>
+                    <a:ln>
+                      <a:noFill/>
+                    </a:ln>
+                  </pic:spPr>
+                </pic:pic>
+              </a:graphicData>
+            </a:graphic>
+          </wp:inline>
+        </w:drawing>
+      </w:r>
+    </w:p>
+    <w:p>
+      <w:r>
+        <w:t>Student registration. 4.3</w:t>
+      </w:r>
+    </w:p>
+    <w:p>
+      <w:r>
+        <w:rPr>
+          <w:noProof/>
+        </w:rPr>
+        <w:lastRenderedPageBreak/>
+        <w:drawing>
+          <wp:inline distT="0" distB="0" distL="0" distR="0" wp14:anchorId="769676ED" wp14:editId="46E71693">
+            <wp:extent cx="1892300" cy="3714750"/>
+            <wp:effectExtent l="0" t="0" r="0" b="0"/>
+            <wp:docPr id="520480609" name="Picture 9"/>
+            <wp:cNvGraphicFramePr>
+              <a:graphicFrameLocks xmlns:a="http://schemas.openxmlformats.org/drawingml/2006/main" noChangeAspect="1"/>
+            </wp:cNvGraphicFramePr>
+            <a:graphic xmlns:a="http://schemas.openxmlformats.org/drawingml/2006/main">
+              <a:graphicData uri="http://schemas.openxmlformats.org/drawingml/2006/picture">
+                <pic:pic xmlns:pic="http://schemas.openxmlformats.org/drawingml/2006/picture">
+                  <pic:nvPicPr>
+                    <pic:cNvPr id="0" name="Picture 17"/>
+                    <pic:cNvPicPr>
+                      <a:picLocks noChangeAspect="1" noChangeArrowheads="1"/>
+                    </pic:cNvPicPr>
+                  </pic:nvPicPr>
+                  <pic:blipFill>
+                    <a:blip r:embed="rId19" cstate="print">
+                      <a:extLst>
+                        <a:ext uri="{28A0092B-C50C-407E-A947-70E740481C1C}">
+                          <a14:useLocalDpi xmlns:a14="http://schemas.microsoft.com/office/drawing/2010/main" val="0"/>
+                        </a:ext>
+                      </a:extLst>
+                    </a:blip>
+                    <a:srcRect/>
+                    <a:stretch>
+                      <a:fillRect/>
+                    </a:stretch>
+                  </pic:blipFill>
+                  <pic:spPr bwMode="auto">
+                    <a:xfrm>
+                      <a:off x="0" y="0"/>
+                      <a:ext cx="1892300" cy="3714750"/>
+                    </a:xfrm>
+                    <a:prstGeom prst="rect">
+                      <a:avLst/>
+                    </a:prstGeom>
+                    <a:noFill/>
+                    <a:ln>
+                      <a:noFill/>
+                    </a:ln>
+                  </pic:spPr>
+                </pic:pic>
+              </a:graphicData>
+            </a:graphic>
+          </wp:inline>
+        </w:drawing>
+      </w:r>
+    </w:p>
+    <w:p>
+      <w:r>
+        <w:t xml:space="preserve">3. </w:t>
+      </w:r>
+      <w:proofErr w:type="gramStart"/>
+      <w:r>
+        <w:t>DATA  LAYER</w:t>
+      </w:r>
+      <w:proofErr w:type="gramEnd"/>
+    </w:p>
+    <w:p>
+      <w:r>
+        <w:t>REGISTERED STUDENTS</w:t>
+      </w:r>
+    </w:p>
+    <w:p>
+      <w:r>
+        <w:t>FIGURE 4.4</w:t>
+      </w:r>
+    </w:p>
+    <w:p>
+      <w:r>
+        <w:rPr>
+          <w:noProof/>
+        </w:rPr>
+        <w:drawing>
+          <wp:inline distT="0" distB="0" distL="0" distR="0" wp14:anchorId="7F923D58" wp14:editId="2B35B82B">
+            <wp:extent cx="2298700" cy="3492500"/>
+            <wp:effectExtent l="0" t="0" r="6350" b="0"/>
+            <wp:docPr id="514479078" name="Picture 10"/>
+            <wp:cNvGraphicFramePr>
+              <a:graphicFrameLocks xmlns:a="http://schemas.openxmlformats.org/drawingml/2006/main" noChangeAspect="1"/>
+            </wp:cNvGraphicFramePr>
+            <a:graphic xmlns:a="http://schemas.openxmlformats.org/drawingml/2006/main">
+              <a:graphicData uri="http://schemas.openxmlformats.org/drawingml/2006/picture">
+                <pic:pic xmlns:pic="http://schemas.openxmlformats.org/drawingml/2006/picture">
+                  <pic:nvPicPr>
+                    <pic:cNvPr id="0" name="Picture 19"/>
+                    <pic:cNvPicPr>
+                      <a:picLocks noChangeAspect="1" noChangeArrowheads="1"/>
+                    </pic:cNvPicPr>
+                  </pic:nvPicPr>
+                  <pic:blipFill>
+                    <a:blip r:embed="rId20" cstate="print">
+                      <a:extLst>
+                        <a:ext uri="{28A0092B-C50C-407E-A947-70E740481C1C}">
+                          <a14:useLocalDpi xmlns:a14="http://schemas.microsoft.com/office/drawing/2010/main" val="0"/>
+                        </a:ext>
+                      </a:extLst>
+                    </a:blip>
+                    <a:srcRect/>
+                    <a:stretch>
+                      <a:fillRect/>
+                    </a:stretch>
+                  </pic:blipFill>
+                  <pic:spPr bwMode="auto">
+                    <a:xfrm>
+                      <a:off x="0" y="0"/>
+                      <a:ext cx="2298700" cy="3492500"/>
+                    </a:xfrm>
+                    <a:prstGeom prst="rect">
+                      <a:avLst/>
+                    </a:prstGeom>
+                    <a:noFill/>
+                    <a:ln>
+                      <a:noFill/>
+                    </a:ln>
+                  </pic:spPr>
+                </pic:pic>
+              </a:graphicData>
+            </a:graphic>
+          </wp:inline>
+        </w:drawing>
+      </w:r>
+    </w:p>
+    <w:p>
+      <w:pPr>
+        <w:rPr>
+          <w:rFonts w:ascii="Times New Roman" w:eastAsia="Times New Roman" w:hAnsi="Times New Roman" w:cs="Times New Roman"/>
+        </w:rPr>
+      </w:pPr>
+    </w:p>
+    <w:p>
+      <w:pPr>
+        <w:rPr>
+          <w:rFonts w:ascii="Times New Roman" w:eastAsia="Times New Roman" w:hAnsi="Times New Roman" w:cs="Times New Roman"/>
+        </w:rPr>
+      </w:pPr>
+    </w:p>
+    <w:p>
+      <w:pPr>
+        <w:rPr>
+          <w:rFonts w:ascii="Times New Roman" w:eastAsia="Times New Roman" w:hAnsi="Times New Roman" w:cs="Times New Roman"/>
+        </w:rPr>
+      </w:pPr>
+    </w:p>
+    <w:p>
+      <w:pPr>
+        <w:rPr>
+          <w:rFonts w:ascii="Times New Roman" w:eastAsia="Times New Roman" w:hAnsi="Times New Roman" w:cs="Times New Roman"/>
+        </w:rPr>
+      </w:pPr>
+    </w:p>
+    <w:p>
+      <w:pPr>
+        <w:rPr>
+          <w:rFonts w:ascii="Times New Roman" w:eastAsia="Times New Roman" w:hAnsi="Times New Roman" w:cs="Times New Roman"/>
+        </w:rPr>
+      </w:pPr>
+    </w:p>
+    <w:p>
+      <w:pPr>
+        <w:rPr>
+          <w:rFonts w:ascii="Times New Roman" w:eastAsia="Times New Roman" w:hAnsi="Times New Roman" w:cs="Times New Roman"/>
+        </w:rPr>
+      </w:pPr>
+    </w:p>
+    <w:p>
+      <w:pPr>
+        <w:rPr>
+          <w:rFonts w:ascii="Times New Roman" w:eastAsia="Times New Roman" w:hAnsi="Times New Roman" w:cs="Times New Roman"/>
+        </w:rPr>
+      </w:pPr>
+    </w:p>
+    <w:p>
+      <w:pPr>
+        <w:rPr>
+          <w:rFonts w:ascii="Times New Roman" w:eastAsia="Times New Roman" w:hAnsi="Times New Roman" w:cs="Times New Roman"/>
+          <w:lang w:val="en-US"/>
+        </w:rPr>
+      </w:pPr>
+      <w:r>
+        <w:rPr>
+          <w:rFonts w:ascii="Times New Roman" w:eastAsia="Times New Roman" w:hAnsi="Times New Roman" w:cs="Times New Roman"/>
+          <w:lang w:val="en-US"/>
+        </w:rPr>
+        <w:t>During Week 7</w:t>
+      </w:r>
+      <w:r>
+        <w:rPr>
+          <w:rFonts w:ascii="Times New Roman" w:eastAsia="Times New Roman" w:hAnsi="Times New Roman" w:cs="Times New Roman"/>
+          <w:lang w:val="en-US"/>
+        </w:rPr>
+        <w:t>:</w:t>
+      </w:r>
+    </w:p>
+    <w:p>
+      <w:pPr>
+        <w:rPr>
+          <w:rFonts w:ascii="Times New Roman" w:eastAsia="Times New Roman" w:hAnsi="Times New Roman" w:cs="Times New Roman"/>
+          <w:lang w:val="en-US"/>
+        </w:rPr>
+      </w:pPr>
+      <w:r>
+        <w:rPr>
+          <w:rFonts w:ascii="Times New Roman" w:eastAsia="Times New Roman" w:hAnsi="Times New Roman" w:cs="Times New Roman"/>
+          <w:lang w:val="en-US"/>
+        </w:rPr>
+        <w:t xml:space="preserve">, I learned about Application Architecture and how mobile applications are structured into different layers. I applied the three-tier architecture in my </w:t>
+      </w:r>
+      <w:proofErr w:type="spellStart"/>
+      <w:r>
+        <w:rPr>
+          <w:rFonts w:ascii="Times New Roman" w:eastAsia="Times New Roman" w:hAnsi="Times New Roman" w:cs="Times New Roman"/>
+          <w:lang w:val="en-US"/>
+        </w:rPr>
+        <w:t>BookHub</w:t>
+      </w:r>
+      <w:proofErr w:type="spellEnd"/>
+      <w:r>
+        <w:rPr>
+          <w:rFonts w:ascii="Times New Roman" w:eastAsia="Times New Roman" w:hAnsi="Times New Roman" w:cs="Times New Roman"/>
+          <w:lang w:val="en-US"/>
+        </w:rPr>
+        <w:t xml:space="preserve"> application by separating the user interface, business logic, and data management components. This improved the organization, maintainability, and scalability of the application while making development more efficient.</w:t>
+      </w:r>
+    </w:p>
+    <w:p>
+      <w:pPr>
+        <w:rPr>
+          <w:rFonts w:ascii="Times New Roman" w:eastAsia="Times New Roman" w:hAnsi="Times New Roman" w:cs="Times New Roman"/>
+        </w:rPr>
+      </w:pPr>
     </w:p>
     <w:sectPr>
       <w:pgSz w:w="12240" w:h="15840"/>
@@ -3427,7 +4068,6 @@
   <w:style w:type="character" w:default="1" w:styleId="DefaultParagraphFont">
     <w:name w:val="Default Paragraph Font"/>
     <w:uiPriority w:val="1"/>
-    <w:semiHidden/>
     <w:unhideWhenUsed/>
   </w:style>
   <w:style w:type="table" w:default="1" w:styleId="TableNormal">

--- a/docss/Log book book hub.docx
+++ b/docss/Log book book hub.docx
@@ -377,7 +377,7 @@
           <w:sz w:val="24"/>
           <w:szCs w:val="24"/>
         </w:rPr>
-        <w:t xml:space="preserve">Jetpack Compose </w:t>
+        <w:t xml:space="preserve">Visual studios  </w:t>
       </w:r>
     </w:p>
     <w:p>
@@ -397,26 +397,6 @@
           <w:sz w:val="24"/>
           <w:szCs w:val="24"/>
         </w:rPr>
-        <w:t xml:space="preserve">Android Studio  </w:t>
-      </w:r>
-    </w:p>
-    <w:p>
-      <w:pPr>
-        <w:shd w:val="clear" w:color="auto" w:fill="FFFFFF"/>
-        <w:spacing w:line="360" w:lineRule="auto"/>
-        <w:ind w:left="1440"/>
-        <w:rPr>
-          <w:rFonts w:ascii="Times New Roman" w:eastAsia="Times New Roman" w:hAnsi="Times New Roman" w:cs="Times New Roman"/>
-          <w:sz w:val="24"/>
-          <w:szCs w:val="24"/>
-        </w:rPr>
-      </w:pPr>
-      <w:r>
-        <w:rPr>
-          <w:rFonts w:ascii="Times New Roman" w:eastAsia="Times New Roman" w:hAnsi="Times New Roman" w:cs="Times New Roman"/>
-          <w:sz w:val="24"/>
-          <w:szCs w:val="24"/>
-        </w:rPr>
         <w:t xml:space="preserve">SQLite </w:t>
       </w:r>
     </w:p>
@@ -449,95 +429,30 @@
         </w:rPr>
         <w:t xml:space="preserve"> </w:t>
       </w:r>
-    </w:p>
-    <w:p>
-      <w:pPr>
-        <w:shd w:val="clear" w:color="auto" w:fill="FFFFFF"/>
-        <w:spacing w:line="360" w:lineRule="auto"/>
-        <w:ind w:left="720"/>
-        <w:rPr>
-          <w:rFonts w:ascii="Times New Roman" w:eastAsia="Times New Roman" w:hAnsi="Times New Roman" w:cs="Times New Roman"/>
-          <w:sz w:val="24"/>
-          <w:szCs w:val="24"/>
-        </w:rPr>
-      </w:pPr>
-    </w:p>
-    <w:p>
-      <w:pPr>
-        <w:shd w:val="clear" w:color="auto" w:fill="FFFFFF"/>
-        <w:spacing w:line="360" w:lineRule="auto"/>
-        <w:ind w:left="720"/>
-        <w:rPr>
-          <w:rFonts w:ascii="Times New Roman" w:eastAsia="Times New Roman" w:hAnsi="Times New Roman" w:cs="Times New Roman"/>
-          <w:sz w:val="24"/>
-          <w:szCs w:val="24"/>
-        </w:rPr>
-      </w:pPr>
-    </w:p>
-    <w:p>
-      <w:pPr>
-        <w:shd w:val="clear" w:color="auto" w:fill="FFFFFF"/>
-        <w:spacing w:line="360" w:lineRule="auto"/>
-        <w:ind w:left="720"/>
-        <w:rPr>
-          <w:rFonts w:ascii="Times New Roman" w:eastAsia="Times New Roman" w:hAnsi="Times New Roman" w:cs="Times New Roman"/>
-          <w:sz w:val="24"/>
-          <w:szCs w:val="24"/>
-        </w:rPr>
-      </w:pPr>
-    </w:p>
-    <w:p>
-      <w:pPr>
-        <w:shd w:val="clear" w:color="auto" w:fill="FFFFFF"/>
-        <w:spacing w:line="360" w:lineRule="auto"/>
-        <w:ind w:left="720"/>
-        <w:rPr>
-          <w:rFonts w:ascii="Times New Roman" w:eastAsia="Times New Roman" w:hAnsi="Times New Roman" w:cs="Times New Roman"/>
-          <w:sz w:val="24"/>
-          <w:szCs w:val="24"/>
-        </w:rPr>
-      </w:pPr>
-    </w:p>
-    <w:p>
-      <w:pPr>
-        <w:shd w:val="clear" w:color="auto" w:fill="FFFFFF"/>
-        <w:spacing w:line="360" w:lineRule="auto"/>
-        <w:ind w:left="720"/>
-        <w:rPr>
-          <w:rFonts w:ascii="Times New Roman" w:eastAsia="Times New Roman" w:hAnsi="Times New Roman" w:cs="Times New Roman"/>
-          <w:sz w:val="24"/>
-          <w:szCs w:val="24"/>
-        </w:rPr>
-      </w:pPr>
+      <w:r>
+        <w:rPr>
+          <w:rFonts w:ascii="Times New Roman" w:eastAsia="Times New Roman" w:hAnsi="Times New Roman" w:cs="Times New Roman"/>
+          <w:sz w:val="24"/>
+          <w:szCs w:val="24"/>
+        </w:rPr>
+        <w:t>https://github.com/kibeh254/HUB.git</w:t>
+      </w:r>
     </w:p>
     <w:p>
       <w:pPr>
         <w:pStyle w:val="Heading3"/>
         <w:shd w:val="clear" w:color="auto" w:fill="FFFFFF"/>
         <w:spacing w:after="160"/>
+      </w:pPr>
+      <w:bookmarkStart w:id="3" w:name="_k5oxshqxl1hi" w:colFirst="0" w:colLast="0"/>
+      <w:bookmarkStart w:id="4" w:name="_tynpf3urs4zk" w:colFirst="0" w:colLast="0"/>
+      <w:bookmarkEnd w:id="3"/>
+      <w:bookmarkEnd w:id="4"/>
+      <w:r>
         <w:rPr>
           <w:b/>
           <w:bCs/>
         </w:rPr>
-      </w:pPr>
-      <w:bookmarkStart w:id="3" w:name="_k5oxshqxl1hi" w:colFirst="0" w:colLast="0"/>
-      <w:bookmarkEnd w:id="3"/>
-    </w:p>
-    <w:p/>
-    <w:p>
-      <w:pPr>
-        <w:pStyle w:val="Heading3"/>
-        <w:shd w:val="clear" w:color="auto" w:fill="FFFFFF"/>
-        <w:spacing w:after="160"/>
-      </w:pPr>
-      <w:bookmarkStart w:id="4" w:name="_tynpf3urs4zk" w:colFirst="0" w:colLast="0"/>
-      <w:bookmarkEnd w:id="4"/>
-      <w:r>
-        <w:rPr>
-          <w:b/>
-          <w:bCs/>
-        </w:rPr>
-        <w:lastRenderedPageBreak/>
         <w:t>Week 1: Local Environment Setup</w:t>
       </w:r>
       <w:r>
@@ -597,8 +512,8 @@
           <w:szCs w:val="26"/>
         </w:rPr>
         <w:drawing>
-          <wp:inline distT="0" distB="0" distL="0" distR="0" wp14:anchorId="62E2575E" wp14:editId="14E2F7B9">
-            <wp:extent cx="5943600" cy="3378835"/>
+          <wp:inline distT="0" distB="0" distL="0" distR="0" wp14:anchorId="62E2575E" wp14:editId="2CA3040F">
+            <wp:extent cx="3282950" cy="2076450"/>
             <wp:effectExtent l="0" t="0" r="0" b="0"/>
             <wp:docPr id="152402197" name="Picture 10"/>
             <wp:cNvGraphicFramePr>
@@ -612,7 +527,7 @@
                     <pic:cNvPicPr/>
                   </pic:nvPicPr>
                   <pic:blipFill>
-                    <a:blip r:embed="rId4" cstate="print">
+                    <a:blip r:embed="rId6" cstate="print">
                       <a:extLst>
                         <a:ext uri="{28A0092B-C50C-407E-A947-70E740481C1C}">
                           <a14:useLocalDpi xmlns:a14="http://schemas.microsoft.com/office/drawing/2010/main" val="0"/>
@@ -626,7 +541,7 @@
                   <pic:spPr>
                     <a:xfrm>
                       <a:off x="0" y="0"/>
-                      <a:ext cx="5943600" cy="3378835"/>
+                      <a:ext cx="3282950" cy="2076450"/>
                     </a:xfrm>
                     <a:prstGeom prst="rect">
                       <a:avLst/>
@@ -654,6 +569,7 @@
           <w:sz w:val="26"/>
           <w:szCs w:val="26"/>
         </w:rPr>
+        <w:lastRenderedPageBreak/>
         <w:t xml:space="preserve">WEEK 1 REFLECTION: </w:t>
       </w:r>
       <w:r>
@@ -664,6 +580,16 @@
         </w:rPr>
         <w:t>Installing Visual Studio Code was a valuable learning experience that enhanced my software development environment. I learned how to download, install, and configure the application successfully. The process improved my understanding of development tools and their importance in coding, debugging, and managing projects efficiently and effectively.</w:t>
       </w:r>
+      <w:bookmarkStart w:id="5" w:name="_yu8osgolqb9e" w:colFirst="0" w:colLast="0"/>
+      <w:bookmarkStart w:id="6" w:name="_boi1ovs2zxn3" w:colFirst="0" w:colLast="0"/>
+      <w:bookmarkStart w:id="7" w:name="_8lsiohdauvnr" w:colFirst="0" w:colLast="0"/>
+      <w:bookmarkStart w:id="8" w:name="_yv1ikdjovud" w:colFirst="0" w:colLast="0"/>
+      <w:bookmarkStart w:id="9" w:name="_gw4x9yc760i7" w:colFirst="0" w:colLast="0"/>
+      <w:bookmarkEnd w:id="5"/>
+      <w:bookmarkEnd w:id="6"/>
+      <w:bookmarkEnd w:id="7"/>
+      <w:bookmarkEnd w:id="8"/>
+      <w:bookmarkEnd w:id="9"/>
     </w:p>
     <w:p>
       <w:pPr>
@@ -674,216 +600,122 @@
           <w:szCs w:val="26"/>
         </w:rPr>
       </w:pPr>
-    </w:p>
-    <w:p>
-      <w:pPr>
-        <w:pStyle w:val="Heading3"/>
-        <w:spacing w:after="280" w:line="240" w:lineRule="auto"/>
+      <w:r>
         <w:rPr>
           <w:b/>
           <w:bCs/>
         </w:rPr>
-      </w:pPr>
-      <w:bookmarkStart w:id="5" w:name="_yu8osgolqb9e" w:colFirst="0" w:colLast="0"/>
-      <w:bookmarkEnd w:id="5"/>
-    </w:p>
-    <w:p>
-      <w:pPr>
-        <w:pStyle w:val="Heading3"/>
-        <w:spacing w:after="280" w:line="240" w:lineRule="auto"/>
-        <w:rPr>
+        <w:t>Week 2: Screen Display</w:t>
+      </w:r>
+    </w:p>
+    <w:p>
+      <w:pPr>
+        <w:spacing w:before="280" w:after="280" w:line="240" w:lineRule="auto"/>
+        <w:rPr>
+          <w:rFonts w:ascii="Times New Roman" w:eastAsia="Times New Roman" w:hAnsi="Times New Roman" w:cs="Times New Roman"/>
+          <w:sz w:val="20"/>
+          <w:szCs w:val="20"/>
+        </w:rPr>
+      </w:pPr>
+      <w:r>
+        <w:rPr>
+          <w:rFonts w:ascii="Times New Roman" w:eastAsia="Times New Roman" w:hAnsi="Times New Roman" w:cs="Times New Roman"/>
           <w:b/>
           <w:bCs/>
-        </w:rPr>
-      </w:pPr>
-      <w:bookmarkStart w:id="6" w:name="_boi1ovs2zxn3" w:colFirst="0" w:colLast="0"/>
-      <w:bookmarkEnd w:id="6"/>
-    </w:p>
-    <w:p>
-      <w:pPr>
-        <w:pStyle w:val="Heading3"/>
-        <w:spacing w:after="280" w:line="240" w:lineRule="auto"/>
+          <w:sz w:val="24"/>
+          <w:szCs w:val="24"/>
+        </w:rPr>
+        <w:t>Figure 2.1:</w:t>
+      </w:r>
+      <w:r>
+        <w:rPr>
+          <w:rFonts w:ascii="Times New Roman" w:eastAsia="Times New Roman" w:hAnsi="Times New Roman" w:cs="Times New Roman"/>
+          <w:sz w:val="24"/>
+          <w:szCs w:val="24"/>
+        </w:rPr>
+        <w:t xml:space="preserve"> Testing of "</w:t>
+      </w:r>
+      <w:proofErr w:type="spellStart"/>
+      <w:r>
+        <w:rPr>
+          <w:rFonts w:ascii="Times New Roman" w:eastAsia="Times New Roman" w:hAnsi="Times New Roman" w:cs="Times New Roman"/>
+          <w:sz w:val="24"/>
+          <w:szCs w:val="24"/>
+        </w:rPr>
+        <w:t>UserName</w:t>
+      </w:r>
+      <w:proofErr w:type="spellEnd"/>
+      <w:r>
+        <w:rPr>
+          <w:rFonts w:ascii="Times New Roman" w:eastAsia="Times New Roman" w:hAnsi="Times New Roman" w:cs="Times New Roman"/>
+          <w:sz w:val="24"/>
+          <w:szCs w:val="24"/>
+        </w:rPr>
+        <w:t>"</w:t>
+      </w:r>
+      <w:r>
+        <w:rPr>
+          <w:rFonts w:ascii="Times New Roman" w:eastAsia="Times New Roman" w:hAnsi="Times New Roman" w:cs="Times New Roman"/>
+          <w:sz w:val="24"/>
+          <w:szCs w:val="24"/>
+        </w:rPr>
+        <w:t xml:space="preserve"> “hello </w:t>
+      </w:r>
+      <w:proofErr w:type="spellStart"/>
+      <w:r>
+        <w:rPr>
+          <w:rFonts w:ascii="Times New Roman" w:eastAsia="Times New Roman" w:hAnsi="Times New Roman" w:cs="Times New Roman"/>
+          <w:sz w:val="24"/>
+          <w:szCs w:val="24"/>
+        </w:rPr>
+        <w:t>brian</w:t>
+      </w:r>
+      <w:proofErr w:type="spellEnd"/>
+      <w:r>
+        <w:rPr>
+          <w:rFonts w:ascii="Times New Roman" w:eastAsia="Times New Roman" w:hAnsi="Times New Roman" w:cs="Times New Roman"/>
+          <w:sz w:val="24"/>
+          <w:szCs w:val="24"/>
+        </w:rPr>
+        <w:t>”</w:t>
+      </w:r>
+    </w:p>
+    <w:p>
+      <w:pPr>
+        <w:shd w:val="clear" w:color="auto" w:fill="FFFFFF"/>
+        <w:spacing w:after="160"/>
+        <w:rPr>
+          <w:rFonts w:ascii="Times New Roman" w:eastAsia="Times New Roman" w:hAnsi="Times New Roman" w:cs="Times New Roman"/>
+          <w:sz w:val="24"/>
+          <w:szCs w:val="24"/>
+        </w:rPr>
+      </w:pPr>
+      <w:r>
+        <w:rPr>
+          <w:rFonts w:ascii="Times New Roman" w:eastAsia="Times New Roman" w:hAnsi="Times New Roman" w:cs="Times New Roman"/>
+          <w:sz w:val="24"/>
+          <w:szCs w:val="24"/>
+        </w:rPr>
+        <w:t xml:space="preserve"> </w:t>
+      </w:r>
+    </w:p>
+    <w:p>
+      <w:pPr>
+        <w:shd w:val="clear" w:color="auto" w:fill="FFFFFF"/>
+        <w:spacing w:after="160"/>
         <w:rPr>
           <w:b/>
           <w:bCs/>
         </w:rPr>
       </w:pPr>
-      <w:bookmarkStart w:id="7" w:name="_8lsiohdauvnr" w:colFirst="0" w:colLast="0"/>
-      <w:bookmarkEnd w:id="7"/>
-    </w:p>
-    <w:p>
-      <w:pPr>
-        <w:pStyle w:val="Heading3"/>
-        <w:spacing w:after="280" w:line="240" w:lineRule="auto"/>
-        <w:rPr>
-          <w:b/>
-          <w:bCs/>
-        </w:rPr>
-      </w:pPr>
-      <w:bookmarkStart w:id="8" w:name="_yv1ikdjovud" w:colFirst="0" w:colLast="0"/>
-      <w:bookmarkEnd w:id="8"/>
-    </w:p>
-    <w:p/>
-    <w:p/>
-    <w:p/>
-    <w:p/>
-    <w:p/>
-    <w:p/>
-    <w:p/>
-    <w:p/>
-    <w:p/>
-    <w:p/>
-    <w:p>
-      <w:pPr>
-        <w:pStyle w:val="Heading3"/>
-        <w:spacing w:after="280" w:line="240" w:lineRule="auto"/>
-        <w:rPr>
-          <w:b/>
-          <w:bCs/>
-        </w:rPr>
-      </w:pPr>
-      <w:bookmarkStart w:id="9" w:name="_gw4x9yc760i7" w:colFirst="0" w:colLast="0"/>
-      <w:bookmarkEnd w:id="9"/>
-      <w:r>
-        <w:rPr>
-          <w:b/>
-          <w:bCs/>
-        </w:rPr>
-        <w:t>Week 2: Screen Display</w:t>
-      </w:r>
-    </w:p>
-    <w:p>
-      <w:pPr>
-        <w:spacing w:before="280" w:after="280" w:line="240" w:lineRule="auto"/>
-        <w:rPr>
-          <w:rFonts w:ascii="Times New Roman" w:eastAsia="Times New Roman" w:hAnsi="Times New Roman" w:cs="Times New Roman"/>
-          <w:sz w:val="20"/>
-          <w:szCs w:val="20"/>
-        </w:rPr>
-      </w:pPr>
-      <w:r>
-        <w:rPr>
-          <w:rFonts w:ascii="Times New Roman" w:eastAsia="Times New Roman" w:hAnsi="Times New Roman" w:cs="Times New Roman"/>
-          <w:b/>
-          <w:bCs/>
-          <w:sz w:val="24"/>
-          <w:szCs w:val="24"/>
-        </w:rPr>
-        <w:t>Figure 2.1:</w:t>
-      </w:r>
-      <w:r>
-        <w:rPr>
-          <w:rFonts w:ascii="Times New Roman" w:eastAsia="Times New Roman" w:hAnsi="Times New Roman" w:cs="Times New Roman"/>
-          <w:sz w:val="24"/>
-          <w:szCs w:val="24"/>
-        </w:rPr>
-        <w:t xml:space="preserve"> Testing of "</w:t>
-      </w:r>
-      <w:proofErr w:type="spellStart"/>
-      <w:r>
-        <w:rPr>
-          <w:rFonts w:ascii="Times New Roman" w:eastAsia="Times New Roman" w:hAnsi="Times New Roman" w:cs="Times New Roman"/>
-          <w:sz w:val="24"/>
-          <w:szCs w:val="24"/>
-        </w:rPr>
-        <w:t>UserName</w:t>
-      </w:r>
-      <w:proofErr w:type="spellEnd"/>
-      <w:r>
-        <w:rPr>
-          <w:rFonts w:ascii="Times New Roman" w:eastAsia="Times New Roman" w:hAnsi="Times New Roman" w:cs="Times New Roman"/>
-          <w:sz w:val="24"/>
-          <w:szCs w:val="24"/>
-        </w:rPr>
-        <w:t>"</w:t>
-      </w:r>
-    </w:p>
-    <w:p>
-      <w:pPr>
-        <w:shd w:val="clear" w:color="auto" w:fill="FFFFFF"/>
-        <w:spacing w:after="160"/>
-        <w:rPr>
-          <w:rFonts w:ascii="Times New Roman" w:eastAsia="Times New Roman" w:hAnsi="Times New Roman" w:cs="Times New Roman"/>
-          <w:sz w:val="24"/>
-          <w:szCs w:val="24"/>
-        </w:rPr>
-      </w:pPr>
-      <w:r>
-        <w:rPr>
-          <w:rFonts w:ascii="Times New Roman" w:eastAsia="Times New Roman" w:hAnsi="Times New Roman" w:cs="Times New Roman"/>
-          <w:sz w:val="24"/>
-          <w:szCs w:val="24"/>
-        </w:rPr>
-        <w:t xml:space="preserve"> </w:t>
-      </w:r>
-      <w:r>
-        <w:rPr>
-          <w:rFonts w:ascii="Times New Roman" w:eastAsia="Times New Roman" w:hAnsi="Times New Roman" w:cs="Times New Roman"/>
+      <w:r>
+        <w:rPr>
           <w:noProof/>
-          <w:sz w:val="24"/>
-          <w:szCs w:val="24"/>
         </w:rPr>
         <w:drawing>
-          <wp:inline distT="0" distB="0" distL="0" distR="0" wp14:anchorId="1235A52F" wp14:editId="122DC136">
-            <wp:extent cx="5943600" cy="3357880"/>
-            <wp:effectExtent l="0" t="0" r="0" b="0"/>
-            <wp:docPr id="303435230" name="Picture 11"/>
-            <wp:cNvGraphicFramePr>
-              <a:graphicFrameLocks xmlns:a="http://schemas.openxmlformats.org/drawingml/2006/main" noChangeAspect="1"/>
-            </wp:cNvGraphicFramePr>
-            <a:graphic xmlns:a="http://schemas.openxmlformats.org/drawingml/2006/main">
-              <a:graphicData uri="http://schemas.openxmlformats.org/drawingml/2006/picture">
-                <pic:pic xmlns:pic="http://schemas.openxmlformats.org/drawingml/2006/picture">
-                  <pic:nvPicPr>
-                    <pic:cNvPr id="303435230" name="Picture 303435230"/>
-                    <pic:cNvPicPr/>
-                  </pic:nvPicPr>
-                  <pic:blipFill>
-                    <a:blip r:embed="rId5" cstate="print">
-                      <a:extLst>
-                        <a:ext uri="{28A0092B-C50C-407E-A947-70E740481C1C}">
-                          <a14:useLocalDpi xmlns:a14="http://schemas.microsoft.com/office/drawing/2010/main" val="0"/>
-                        </a:ext>
-                      </a:extLst>
-                    </a:blip>
-                    <a:stretch>
-                      <a:fillRect/>
-                    </a:stretch>
-                  </pic:blipFill>
-                  <pic:spPr>
-                    <a:xfrm>
-                      <a:off x="0" y="0"/>
-                      <a:ext cx="5943600" cy="3357880"/>
-                    </a:xfrm>
-                    <a:prstGeom prst="rect">
-                      <a:avLst/>
-                    </a:prstGeom>
-                  </pic:spPr>
-                </pic:pic>
-              </a:graphicData>
-            </a:graphic>
-          </wp:inline>
-        </w:drawing>
-      </w:r>
-    </w:p>
-    <w:p>
-      <w:pPr>
-        <w:shd w:val="clear" w:color="auto" w:fill="FFFFFF"/>
-        <w:spacing w:after="160"/>
-        <w:rPr>
-          <w:b/>
-          <w:bCs/>
-        </w:rPr>
-      </w:pPr>
-      <w:r>
-        <w:rPr>
-          <w:noProof/>
-        </w:rPr>
-        <w:lastRenderedPageBreak/>
-        <w:drawing>
-          <wp:inline distT="0" distB="0" distL="0" distR="0" wp14:anchorId="4B900238" wp14:editId="388439CF">
-            <wp:extent cx="1898650" cy="3327400"/>
-            <wp:effectExtent l="0" t="0" r="6350" b="6350"/>
+          <wp:inline distT="0" distB="0" distL="0" distR="0" wp14:anchorId="4B900238" wp14:editId="3399C18D">
+            <wp:extent cx="1416050" cy="2032000"/>
+            <wp:effectExtent l="0" t="0" r="0" b="6350"/>
             <wp:docPr id="304839067" name="Picture 1"/>
             <wp:cNvGraphicFramePr>
               <a:graphicFrameLocks xmlns:a="http://schemas.openxmlformats.org/drawingml/2006/main" noChangeAspect="1"/>
@@ -898,7 +730,7 @@
                     </pic:cNvPicPr>
                   </pic:nvPicPr>
                   <pic:blipFill>
-                    <a:blip r:embed="rId6" cstate="print">
+                    <a:blip r:embed="rId7" cstate="print">
                       <a:extLst>
                         <a:ext uri="{28A0092B-C50C-407E-A947-70E740481C1C}">
                           <a14:useLocalDpi xmlns:a14="http://schemas.microsoft.com/office/drawing/2010/main" val="0"/>
@@ -913,7 +745,7 @@
                   <pic:spPr bwMode="auto">
                     <a:xfrm>
                       <a:off x="0" y="0"/>
-                      <a:ext cx="1899692" cy="3329226"/>
+                      <a:ext cx="1416832" cy="2033122"/>
                     </a:xfrm>
                     <a:prstGeom prst="rect">
                       <a:avLst/>
@@ -1020,46 +852,6 @@
         <w:shd w:val="clear" w:color="auto" w:fill="FFFFFF"/>
         <w:spacing w:after="160"/>
         <w:rPr>
-          <w:b/>
-          <w:bCs/>
-        </w:rPr>
-      </w:pPr>
-    </w:p>
-    <w:p>
-      <w:pPr>
-        <w:shd w:val="clear" w:color="auto" w:fill="FFFFFF"/>
-        <w:spacing w:after="160"/>
-        <w:rPr>
-          <w:b/>
-          <w:bCs/>
-        </w:rPr>
-      </w:pPr>
-    </w:p>
-    <w:p>
-      <w:pPr>
-        <w:shd w:val="clear" w:color="auto" w:fill="FFFFFF"/>
-        <w:spacing w:after="160"/>
-        <w:rPr>
-          <w:b/>
-          <w:bCs/>
-        </w:rPr>
-      </w:pPr>
-    </w:p>
-    <w:p>
-      <w:pPr>
-        <w:shd w:val="clear" w:color="auto" w:fill="FFFFFF"/>
-        <w:spacing w:after="160"/>
-        <w:rPr>
-          <w:b/>
-          <w:bCs/>
-        </w:rPr>
-      </w:pPr>
-    </w:p>
-    <w:p>
-      <w:pPr>
-        <w:shd w:val="clear" w:color="auto" w:fill="FFFFFF"/>
-        <w:spacing w:after="160"/>
-        <w:rPr>
           <w:rFonts w:ascii="Times New Roman" w:eastAsia="Times New Roman" w:hAnsi="Times New Roman" w:cs="Times New Roman"/>
           <w:sz w:val="24"/>
           <w:szCs w:val="24"/>
@@ -1110,29 +902,14 @@
           <w:rFonts w:ascii="Times New Roman" w:eastAsia="Times New Roman" w:hAnsi="Times New Roman" w:cs="Times New Roman"/>
         </w:rPr>
       </w:pPr>
-    </w:p>
-    <w:p>
-      <w:pPr>
-        <w:rPr>
-          <w:rFonts w:ascii="Times New Roman" w:eastAsia="Times New Roman" w:hAnsi="Times New Roman" w:cs="Times New Roman"/>
-        </w:rPr>
-      </w:pPr>
-    </w:p>
-    <w:p>
-      <w:pPr>
-        <w:rPr>
-          <w:rFonts w:ascii="Times New Roman" w:eastAsia="Times New Roman" w:hAnsi="Times New Roman" w:cs="Times New Roman"/>
-        </w:rPr>
-      </w:pPr>
       <w:r>
         <w:rPr>
           <w:rFonts w:ascii="Times New Roman" w:eastAsia="Times New Roman" w:hAnsi="Times New Roman" w:cs="Times New Roman"/>
           <w:noProof/>
         </w:rPr>
-        <w:lastRenderedPageBreak/>
         <w:drawing>
-          <wp:inline distT="0" distB="0" distL="0" distR="0" wp14:anchorId="5012B915" wp14:editId="5B45A296">
-            <wp:extent cx="3949700" cy="5105400"/>
+          <wp:inline distT="0" distB="0" distL="0" distR="0" wp14:anchorId="5012B915" wp14:editId="19233DBF">
+            <wp:extent cx="1162050" cy="1587500"/>
             <wp:effectExtent l="0" t="0" r="0" b="0"/>
             <wp:docPr id="1286024858" name="Picture 2"/>
             <wp:cNvGraphicFramePr>
@@ -1143,221 +920,6 @@
                 <pic:pic xmlns:pic="http://schemas.openxmlformats.org/drawingml/2006/picture">
                   <pic:nvPicPr>
                     <pic:cNvPr id="1286024858" name="Picture 1286024858"/>
-                    <pic:cNvPicPr/>
-                  </pic:nvPicPr>
-                  <pic:blipFill>
-                    <a:blip r:embed="rId7">
-                      <a:extLst>
-                        <a:ext uri="{28A0092B-C50C-407E-A947-70E740481C1C}">
-                          <a14:useLocalDpi xmlns:a14="http://schemas.microsoft.com/office/drawing/2010/main" val="0"/>
-                        </a:ext>
-                      </a:extLst>
-                    </a:blip>
-                    <a:stretch>
-                      <a:fillRect/>
-                    </a:stretch>
-                  </pic:blipFill>
-                  <pic:spPr>
-                    <a:xfrm>
-                      <a:off x="0" y="0"/>
-                      <a:ext cx="3949700" cy="5105400"/>
-                    </a:xfrm>
-                    <a:prstGeom prst="rect">
-                      <a:avLst/>
-                    </a:prstGeom>
-                  </pic:spPr>
-                </pic:pic>
-              </a:graphicData>
-            </a:graphic>
-          </wp:inline>
-        </w:drawing>
-      </w:r>
-    </w:p>
-    <w:p>
-      <w:pPr>
-        <w:rPr>
-          <w:rFonts w:ascii="Times New Roman" w:eastAsia="Times New Roman" w:hAnsi="Times New Roman" w:cs="Times New Roman"/>
-        </w:rPr>
-      </w:pPr>
-    </w:p>
-    <w:p>
-      <w:pPr>
-        <w:rPr>
-          <w:rFonts w:ascii="Times New Roman" w:eastAsia="Times New Roman" w:hAnsi="Times New Roman" w:cs="Times New Roman"/>
-        </w:rPr>
-      </w:pPr>
-    </w:p>
-    <w:p>
-      <w:pPr>
-        <w:rPr>
-          <w:rFonts w:ascii="Times New Roman" w:eastAsia="Times New Roman" w:hAnsi="Times New Roman" w:cs="Times New Roman"/>
-        </w:rPr>
-      </w:pPr>
-    </w:p>
-    <w:p>
-      <w:pPr>
-        <w:rPr>
-          <w:rFonts w:ascii="Times New Roman" w:eastAsia="Times New Roman" w:hAnsi="Times New Roman" w:cs="Times New Roman"/>
-        </w:rPr>
-      </w:pPr>
-    </w:p>
-    <w:p>
-      <w:pPr>
-        <w:rPr>
-          <w:rFonts w:ascii="Times New Roman" w:eastAsia="Times New Roman" w:hAnsi="Times New Roman" w:cs="Times New Roman"/>
-        </w:rPr>
-      </w:pPr>
-    </w:p>
-    <w:p>
-      <w:pPr>
-        <w:rPr>
-          <w:rFonts w:ascii="Times New Roman" w:eastAsia="Times New Roman" w:hAnsi="Times New Roman" w:cs="Times New Roman"/>
-        </w:rPr>
-      </w:pPr>
-    </w:p>
-    <w:p>
-      <w:pPr>
-        <w:rPr>
-          <w:rFonts w:ascii="Times New Roman" w:eastAsia="Times New Roman" w:hAnsi="Times New Roman" w:cs="Times New Roman"/>
-        </w:rPr>
-      </w:pPr>
-    </w:p>
-    <w:p>
-      <w:pPr>
-        <w:rPr>
-          <w:rFonts w:ascii="Times New Roman" w:eastAsia="Times New Roman" w:hAnsi="Times New Roman" w:cs="Times New Roman"/>
-          <w:sz w:val="24"/>
-          <w:szCs w:val="24"/>
-        </w:rPr>
-      </w:pPr>
-      <w:r>
-        <w:rPr>
-          <w:rFonts w:ascii="Times New Roman" w:eastAsia="Times New Roman" w:hAnsi="Times New Roman" w:cs="Times New Roman"/>
-          <w:b/>
-          <w:bCs/>
-          <w:sz w:val="24"/>
-          <w:szCs w:val="24"/>
-        </w:rPr>
-        <w:t>Figure 3.2:</w:t>
-      </w:r>
-      <w:r>
-        <w:rPr>
-          <w:rFonts w:ascii="Times New Roman" w:eastAsia="Times New Roman" w:hAnsi="Times New Roman" w:cs="Times New Roman"/>
-          <w:sz w:val="24"/>
-          <w:szCs w:val="24"/>
-        </w:rPr>
-        <w:t xml:space="preserve"> Home dashboard screen</w:t>
-      </w:r>
-    </w:p>
-    <w:p>
-      <w:pPr>
-        <w:rPr>
-          <w:rFonts w:ascii="Times New Roman" w:eastAsia="Times New Roman" w:hAnsi="Times New Roman" w:cs="Times New Roman"/>
-          <w:sz w:val="24"/>
-          <w:szCs w:val="24"/>
-        </w:rPr>
-      </w:pPr>
-    </w:p>
-    <w:p>
-      <w:pPr>
-        <w:rPr>
-          <w:rFonts w:ascii="Times New Roman" w:eastAsia="Times New Roman" w:hAnsi="Times New Roman" w:cs="Times New Roman"/>
-          <w:sz w:val="24"/>
-          <w:szCs w:val="24"/>
-        </w:rPr>
-      </w:pPr>
-    </w:p>
-    <w:p>
-      <w:pPr>
-        <w:rPr>
-          <w:rFonts w:ascii="Times New Roman" w:eastAsia="Times New Roman" w:hAnsi="Times New Roman" w:cs="Times New Roman"/>
-          <w:sz w:val="24"/>
-          <w:szCs w:val="24"/>
-        </w:rPr>
-      </w:pPr>
-    </w:p>
-    <w:p>
-      <w:pPr>
-        <w:rPr>
-          <w:rFonts w:ascii="Times New Roman" w:eastAsia="Times New Roman" w:hAnsi="Times New Roman" w:cs="Times New Roman"/>
-          <w:sz w:val="24"/>
-          <w:szCs w:val="24"/>
-        </w:rPr>
-      </w:pPr>
-    </w:p>
-    <w:p>
-      <w:pPr>
-        <w:rPr>
-          <w:rFonts w:ascii="Times New Roman" w:eastAsia="Times New Roman" w:hAnsi="Times New Roman" w:cs="Times New Roman"/>
-          <w:sz w:val="24"/>
-          <w:szCs w:val="24"/>
-        </w:rPr>
-      </w:pPr>
-    </w:p>
-    <w:p>
-      <w:pPr>
-        <w:rPr>
-          <w:rFonts w:ascii="Times New Roman" w:eastAsia="Times New Roman" w:hAnsi="Times New Roman" w:cs="Times New Roman"/>
-          <w:sz w:val="24"/>
-          <w:szCs w:val="24"/>
-        </w:rPr>
-      </w:pPr>
-    </w:p>
-    <w:p>
-      <w:pPr>
-        <w:rPr>
-          <w:rFonts w:ascii="Times New Roman" w:eastAsia="Times New Roman" w:hAnsi="Times New Roman" w:cs="Times New Roman"/>
-          <w:sz w:val="24"/>
-          <w:szCs w:val="24"/>
-        </w:rPr>
-      </w:pPr>
-    </w:p>
-    <w:p>
-      <w:pPr>
-        <w:rPr>
-          <w:rFonts w:ascii="Times New Roman" w:eastAsia="Times New Roman" w:hAnsi="Times New Roman" w:cs="Times New Roman"/>
-          <w:sz w:val="24"/>
-          <w:szCs w:val="24"/>
-        </w:rPr>
-      </w:pPr>
-    </w:p>
-    <w:p>
-      <w:pPr>
-        <w:rPr>
-          <w:rFonts w:ascii="Times New Roman" w:eastAsia="Times New Roman" w:hAnsi="Times New Roman" w:cs="Times New Roman"/>
-          <w:sz w:val="24"/>
-          <w:szCs w:val="24"/>
-        </w:rPr>
-      </w:pPr>
-    </w:p>
-    <w:p>
-      <w:pPr>
-        <w:rPr>
-          <w:rFonts w:ascii="Times New Roman" w:eastAsia="Times New Roman" w:hAnsi="Times New Roman" w:cs="Times New Roman"/>
-          <w:sz w:val="24"/>
-          <w:szCs w:val="24"/>
-        </w:rPr>
-      </w:pPr>
-      <w:r>
-        <w:rPr>
-          <w:rFonts w:ascii="Times New Roman" w:eastAsia="Times New Roman" w:hAnsi="Times New Roman" w:cs="Times New Roman"/>
-          <w:noProof/>
-          <w:sz w:val="24"/>
-          <w:szCs w:val="24"/>
-        </w:rPr>
-        <w:drawing>
-          <wp:inline distT="0" distB="0" distL="0" distR="0" wp14:anchorId="11233595" wp14:editId="6363D632">
-            <wp:extent cx="4051300" cy="5172075"/>
-            <wp:effectExtent l="0" t="0" r="6350" b="9525"/>
-            <wp:docPr id="111142782" name="Picture 4"/>
-            <wp:cNvGraphicFramePr>
-              <a:graphicFrameLocks xmlns:a="http://schemas.openxmlformats.org/drawingml/2006/main" noChangeAspect="1"/>
-            </wp:cNvGraphicFramePr>
-            <a:graphic xmlns:a="http://schemas.openxmlformats.org/drawingml/2006/main">
-              <a:graphicData uri="http://schemas.openxmlformats.org/drawingml/2006/picture">
-                <pic:pic xmlns:pic="http://schemas.openxmlformats.org/drawingml/2006/picture">
-                  <pic:nvPicPr>
-                    <pic:cNvPr id="111142782" name="Picture 111142782"/>
                     <pic:cNvPicPr/>
                   </pic:nvPicPr>
                   <pic:blipFill>
@@ -1375,7 +937,7 @@
                   <pic:spPr>
                     <a:xfrm>
                       <a:off x="0" y="0"/>
-                      <a:ext cx="4051300" cy="5172075"/>
+                      <a:ext cx="1162050" cy="1587500"/>
                     </a:xfrm>
                     <a:prstGeom prst="rect">
                       <a:avLst/>
@@ -1392,179 +954,36 @@
       <w:pPr>
         <w:rPr>
           <w:rFonts w:ascii="Times New Roman" w:eastAsia="Times New Roman" w:hAnsi="Times New Roman" w:cs="Times New Roman"/>
+        </w:rPr>
+      </w:pPr>
+    </w:p>
+    <w:p>
+      <w:pPr>
+        <w:rPr>
+          <w:rFonts w:ascii="Times New Roman" w:eastAsia="Times New Roman" w:hAnsi="Times New Roman" w:cs="Times New Roman"/>
+          <w:sz w:val="24"/>
+          <w:szCs w:val="24"/>
+        </w:rPr>
+      </w:pPr>
+      <w:r>
+        <w:rPr>
+          <w:rFonts w:ascii="Times New Roman" w:eastAsia="Times New Roman" w:hAnsi="Times New Roman" w:cs="Times New Roman"/>
           <w:b/>
           <w:bCs/>
           <w:sz w:val="24"/>
           <w:szCs w:val="24"/>
         </w:rPr>
-      </w:pPr>
-    </w:p>
-    <w:p>
-      <w:pPr>
-        <w:rPr>
-          <w:rFonts w:ascii="Times New Roman" w:eastAsia="Times New Roman" w:hAnsi="Times New Roman" w:cs="Times New Roman"/>
-          <w:b/>
-          <w:bCs/>
-          <w:sz w:val="24"/>
-          <w:szCs w:val="24"/>
-        </w:rPr>
-      </w:pPr>
-    </w:p>
-    <w:p>
-      <w:pPr>
-        <w:rPr>
-          <w:rFonts w:ascii="Times New Roman" w:eastAsia="Times New Roman" w:hAnsi="Times New Roman" w:cs="Times New Roman"/>
-          <w:b/>
-          <w:bCs/>
-          <w:sz w:val="24"/>
-          <w:szCs w:val="24"/>
-        </w:rPr>
-      </w:pPr>
-    </w:p>
-    <w:p>
-      <w:pPr>
-        <w:rPr>
-          <w:rFonts w:ascii="Times New Roman" w:eastAsia="Times New Roman" w:hAnsi="Times New Roman" w:cs="Times New Roman"/>
-          <w:b/>
-          <w:bCs/>
-          <w:sz w:val="24"/>
-          <w:szCs w:val="24"/>
-        </w:rPr>
-      </w:pPr>
-    </w:p>
-    <w:p>
-      <w:pPr>
-        <w:rPr>
-          <w:rFonts w:ascii="Times New Roman" w:eastAsia="Times New Roman" w:hAnsi="Times New Roman" w:cs="Times New Roman"/>
-          <w:b/>
-          <w:bCs/>
-          <w:sz w:val="24"/>
-          <w:szCs w:val="24"/>
-        </w:rPr>
-      </w:pPr>
-    </w:p>
-    <w:p>
-      <w:pPr>
-        <w:rPr>
-          <w:rFonts w:ascii="Times New Roman" w:eastAsia="Times New Roman" w:hAnsi="Times New Roman" w:cs="Times New Roman"/>
-          <w:b/>
-          <w:bCs/>
-          <w:sz w:val="24"/>
-          <w:szCs w:val="24"/>
-        </w:rPr>
-      </w:pPr>
-    </w:p>
-    <w:p>
-      <w:pPr>
-        <w:rPr>
-          <w:rFonts w:ascii="Times New Roman" w:eastAsia="Times New Roman" w:hAnsi="Times New Roman" w:cs="Times New Roman"/>
-          <w:b/>
-          <w:bCs/>
-          <w:sz w:val="24"/>
-          <w:szCs w:val="24"/>
-        </w:rPr>
-      </w:pPr>
-    </w:p>
-    <w:p>
-      <w:pPr>
-        <w:rPr>
-          <w:rFonts w:ascii="Times New Roman" w:eastAsia="Times New Roman" w:hAnsi="Times New Roman" w:cs="Times New Roman"/>
-          <w:b/>
-          <w:bCs/>
-          <w:sz w:val="24"/>
-          <w:szCs w:val="24"/>
-        </w:rPr>
-      </w:pPr>
-    </w:p>
-    <w:p>
-      <w:pPr>
-        <w:rPr>
-          <w:rFonts w:ascii="Times New Roman" w:eastAsia="Times New Roman" w:hAnsi="Times New Roman" w:cs="Times New Roman"/>
-          <w:b/>
-          <w:bCs/>
-          <w:sz w:val="24"/>
-          <w:szCs w:val="24"/>
-        </w:rPr>
-      </w:pPr>
-    </w:p>
-    <w:p>
-      <w:pPr>
-        <w:rPr>
-          <w:rFonts w:ascii="Times New Roman" w:eastAsia="Times New Roman" w:hAnsi="Times New Roman" w:cs="Times New Roman"/>
-          <w:sz w:val="24"/>
-          <w:szCs w:val="24"/>
-        </w:rPr>
-      </w:pPr>
-      <w:r>
-        <w:rPr>
-          <w:rFonts w:ascii="Times New Roman" w:eastAsia="Times New Roman" w:hAnsi="Times New Roman" w:cs="Times New Roman"/>
-          <w:b/>
-          <w:bCs/>
-          <w:sz w:val="24"/>
-          <w:szCs w:val="24"/>
-        </w:rPr>
-        <w:t>Figure 3.3:</w:t>
-      </w:r>
-      <w:r>
-        <w:rPr>
-          <w:rFonts w:ascii="Times New Roman" w:eastAsia="Times New Roman" w:hAnsi="Times New Roman" w:cs="Times New Roman"/>
-          <w:sz w:val="24"/>
-          <w:szCs w:val="24"/>
-        </w:rPr>
-        <w:t xml:space="preserve"> Place </w:t>
-      </w:r>
-      <w:r>
-        <w:rPr>
-          <w:rFonts w:ascii="Times New Roman" w:eastAsia="Times New Roman" w:hAnsi="Times New Roman" w:cs="Times New Roman"/>
-          <w:sz w:val="24"/>
-          <w:szCs w:val="24"/>
-        </w:rPr>
-        <w:t xml:space="preserve">book </w:t>
-      </w:r>
-      <w:r>
-        <w:rPr>
-          <w:rFonts w:ascii="Times New Roman" w:eastAsia="Times New Roman" w:hAnsi="Times New Roman" w:cs="Times New Roman"/>
-          <w:sz w:val="24"/>
-          <w:szCs w:val="24"/>
-        </w:rPr>
-        <w:t>list</w:t>
-      </w:r>
-    </w:p>
-    <w:p>
-      <w:pPr>
-        <w:rPr>
-          <w:rFonts w:ascii="Times New Roman" w:eastAsia="Times New Roman" w:hAnsi="Times New Roman" w:cs="Times New Roman"/>
-          <w:sz w:val="24"/>
-          <w:szCs w:val="24"/>
-        </w:rPr>
-      </w:pPr>
-    </w:p>
-    <w:p>
-      <w:pPr>
-        <w:rPr>
-          <w:rFonts w:ascii="Times New Roman" w:eastAsia="Times New Roman" w:hAnsi="Times New Roman" w:cs="Times New Roman"/>
-          <w:sz w:val="24"/>
-          <w:szCs w:val="24"/>
-        </w:rPr>
-      </w:pPr>
-    </w:p>
-    <w:p>
-      <w:pPr>
-        <w:rPr>
-          <w:rFonts w:ascii="Times New Roman" w:eastAsia="Times New Roman" w:hAnsi="Times New Roman" w:cs="Times New Roman"/>
-          <w:sz w:val="24"/>
-          <w:szCs w:val="24"/>
-        </w:rPr>
-      </w:pPr>
-    </w:p>
-    <w:p>
-      <w:pPr>
-        <w:rPr>
-          <w:rFonts w:ascii="Times New Roman" w:eastAsia="Times New Roman" w:hAnsi="Times New Roman" w:cs="Times New Roman"/>
-          <w:sz w:val="24"/>
-          <w:szCs w:val="24"/>
-        </w:rPr>
-      </w:pPr>
+        <w:lastRenderedPageBreak/>
+        <w:t>Figure 3.2:</w:t>
+      </w:r>
+      <w:r>
+        <w:rPr>
+          <w:rFonts w:ascii="Times New Roman" w:eastAsia="Times New Roman" w:hAnsi="Times New Roman" w:cs="Times New Roman"/>
+          <w:sz w:val="24"/>
+          <w:szCs w:val="24"/>
+        </w:rPr>
+        <w:t xml:space="preserve"> Home dashboard screen</w:t>
+      </w:r>
     </w:p>
     <w:p>
       <w:pPr>
@@ -1581,12 +1000,11 @@
           <w:sz w:val="24"/>
           <w:szCs w:val="24"/>
         </w:rPr>
-        <w:lastRenderedPageBreak/>
         <w:drawing>
-          <wp:inline distT="0" distB="0" distL="0" distR="0" wp14:anchorId="31A9B4E8" wp14:editId="17D17513">
-            <wp:extent cx="3422650" cy="3784600"/>
-            <wp:effectExtent l="0" t="0" r="6350" b="6350"/>
-            <wp:docPr id="1711595068" name="Picture 6"/>
+          <wp:inline distT="0" distB="0" distL="0" distR="0" wp14:anchorId="11233595" wp14:editId="0C8D487C">
+            <wp:extent cx="2019300" cy="2343150"/>
+            <wp:effectExtent l="0" t="0" r="0" b="0"/>
+            <wp:docPr id="111142782" name="Picture 4"/>
             <wp:cNvGraphicFramePr>
               <a:graphicFrameLocks xmlns:a="http://schemas.openxmlformats.org/drawingml/2006/main" noChangeAspect="1"/>
             </wp:cNvGraphicFramePr>
@@ -1594,7 +1012,7 @@
               <a:graphicData uri="http://schemas.openxmlformats.org/drawingml/2006/picture">
                 <pic:pic xmlns:pic="http://schemas.openxmlformats.org/drawingml/2006/picture">
                   <pic:nvPicPr>
-                    <pic:cNvPr id="1711595068" name="Picture 1711595068"/>
+                    <pic:cNvPr id="111142782" name="Picture 111142782"/>
                     <pic:cNvPicPr/>
                   </pic:nvPicPr>
                   <pic:blipFill>
@@ -1612,7 +1030,7 @@
                   <pic:spPr>
                     <a:xfrm>
                       <a:off x="0" y="0"/>
-                      <a:ext cx="3422650" cy="3784600"/>
+                      <a:ext cx="2019300" cy="2343150"/>
                     </a:xfrm>
                     <a:prstGeom prst="rect">
                       <a:avLst/>
@@ -1629,13 +1047,6 @@
       <w:pPr>
         <w:rPr>
           <w:rFonts w:ascii="Times New Roman" w:eastAsia="Times New Roman" w:hAnsi="Times New Roman" w:cs="Times New Roman"/>
-        </w:rPr>
-      </w:pPr>
-    </w:p>
-    <w:p>
-      <w:pPr>
-        <w:rPr>
-          <w:rFonts w:ascii="Times New Roman" w:eastAsia="Times New Roman" w:hAnsi="Times New Roman" w:cs="Times New Roman"/>
           <w:b/>
           <w:bCs/>
           <w:sz w:val="24"/>
@@ -1658,116 +1069,53 @@
       <w:pPr>
         <w:rPr>
           <w:rFonts w:ascii="Times New Roman" w:eastAsia="Times New Roman" w:hAnsi="Times New Roman" w:cs="Times New Roman"/>
+          <w:sz w:val="24"/>
+          <w:szCs w:val="24"/>
+        </w:rPr>
+      </w:pPr>
+      <w:r>
+        <w:rPr>
+          <w:rFonts w:ascii="Times New Roman" w:eastAsia="Times New Roman" w:hAnsi="Times New Roman" w:cs="Times New Roman"/>
           <w:b/>
           <w:bCs/>
           <w:sz w:val="24"/>
           <w:szCs w:val="24"/>
         </w:rPr>
-      </w:pPr>
-    </w:p>
-    <w:p>
-      <w:pPr>
-        <w:rPr>
-          <w:rFonts w:ascii="Times New Roman" w:eastAsia="Times New Roman" w:hAnsi="Times New Roman" w:cs="Times New Roman"/>
-          <w:b/>
-          <w:bCs/>
-          <w:sz w:val="24"/>
-          <w:szCs w:val="24"/>
-        </w:rPr>
-      </w:pPr>
-    </w:p>
-    <w:p>
-      <w:pPr>
-        <w:rPr>
-          <w:rFonts w:ascii="Times New Roman" w:eastAsia="Times New Roman" w:hAnsi="Times New Roman" w:cs="Times New Roman"/>
-          <w:b/>
-          <w:bCs/>
-          <w:sz w:val="24"/>
-          <w:szCs w:val="24"/>
-        </w:rPr>
-      </w:pPr>
-    </w:p>
-    <w:p>
-      <w:pPr>
-        <w:rPr>
-          <w:rFonts w:ascii="Times New Roman" w:eastAsia="Times New Roman" w:hAnsi="Times New Roman" w:cs="Times New Roman"/>
-          <w:b/>
-          <w:bCs/>
-          <w:sz w:val="24"/>
-          <w:szCs w:val="24"/>
-        </w:rPr>
-      </w:pPr>
-    </w:p>
-    <w:p>
-      <w:pPr>
-        <w:rPr>
-          <w:rFonts w:ascii="Times New Roman" w:eastAsia="Times New Roman" w:hAnsi="Times New Roman" w:cs="Times New Roman"/>
-          <w:b/>
-          <w:bCs/>
-          <w:sz w:val="24"/>
-          <w:szCs w:val="24"/>
-        </w:rPr>
-      </w:pPr>
-    </w:p>
-    <w:p>
-      <w:pPr>
-        <w:rPr>
-          <w:rFonts w:ascii="Times New Roman" w:eastAsia="Times New Roman" w:hAnsi="Times New Roman" w:cs="Times New Roman"/>
-          <w:b/>
-          <w:bCs/>
-          <w:sz w:val="24"/>
-          <w:szCs w:val="24"/>
-        </w:rPr>
-      </w:pPr>
-    </w:p>
-    <w:p>
-      <w:pPr>
-        <w:rPr>
-          <w:rFonts w:ascii="Times New Roman" w:eastAsia="Times New Roman" w:hAnsi="Times New Roman" w:cs="Times New Roman"/>
-          <w:b/>
-          <w:bCs/>
-          <w:sz w:val="24"/>
-          <w:szCs w:val="24"/>
-        </w:rPr>
-      </w:pPr>
-    </w:p>
-    <w:p>
-      <w:pPr>
-        <w:rPr>
-          <w:rFonts w:ascii="Times New Roman" w:eastAsia="Times New Roman" w:hAnsi="Times New Roman" w:cs="Times New Roman"/>
-          <w:b/>
-          <w:bCs/>
-          <w:sz w:val="24"/>
-          <w:szCs w:val="24"/>
-        </w:rPr>
-      </w:pPr>
-    </w:p>
-    <w:p>
-      <w:pPr>
-        <w:rPr>
-          <w:rFonts w:ascii="Times New Roman" w:eastAsia="Times New Roman" w:hAnsi="Times New Roman" w:cs="Times New Roman"/>
-          <w:sz w:val="24"/>
-          <w:szCs w:val="24"/>
-        </w:rPr>
-      </w:pPr>
-      <w:r>
-        <w:rPr>
-          <w:rFonts w:ascii="Times New Roman" w:eastAsia="Times New Roman" w:hAnsi="Times New Roman" w:cs="Times New Roman"/>
-          <w:b/>
-          <w:bCs/>
-          <w:sz w:val="24"/>
-          <w:szCs w:val="24"/>
-        </w:rPr>
-        <w:t xml:space="preserve">Figure 3.4: </w:t>
-      </w:r>
-      <w:r>
-        <w:rPr>
-          <w:rFonts w:ascii="Times New Roman" w:eastAsia="Times New Roman" w:hAnsi="Times New Roman" w:cs="Times New Roman"/>
-          <w:sz w:val="24"/>
-          <w:szCs w:val="24"/>
-        </w:rPr>
-        <w:t>Place details</w:t>
-      </w:r>
+        <w:t>Figure 3.3:</w:t>
+      </w:r>
+      <w:r>
+        <w:rPr>
+          <w:rFonts w:ascii="Times New Roman" w:eastAsia="Times New Roman" w:hAnsi="Times New Roman" w:cs="Times New Roman"/>
+          <w:sz w:val="24"/>
+          <w:szCs w:val="24"/>
+        </w:rPr>
+        <w:t xml:space="preserve"> Place </w:t>
+      </w:r>
+      <w:r>
+        <w:rPr>
+          <w:rFonts w:ascii="Times New Roman" w:eastAsia="Times New Roman" w:hAnsi="Times New Roman" w:cs="Times New Roman"/>
+          <w:sz w:val="24"/>
+          <w:szCs w:val="24"/>
+        </w:rPr>
+        <w:t xml:space="preserve">book </w:t>
+      </w:r>
+      <w:r>
+        <w:rPr>
+          <w:rFonts w:ascii="Times New Roman" w:eastAsia="Times New Roman" w:hAnsi="Times New Roman" w:cs="Times New Roman"/>
+          <w:sz w:val="24"/>
+          <w:szCs w:val="24"/>
+        </w:rPr>
+        <w:t>list</w:t>
+      </w:r>
+    </w:p>
+    <w:p>
+      <w:pPr>
+        <w:rPr>
+          <w:rFonts w:ascii="Times New Roman" w:eastAsia="Times New Roman" w:hAnsi="Times New Roman" w:cs="Times New Roman"/>
+          <w:sz w:val="24"/>
+          <w:szCs w:val="24"/>
+        </w:rPr>
+      </w:pPr>
     </w:p>
     <w:p>
       <w:pPr>
@@ -1811,12 +1159,11 @@
           <w:sz w:val="24"/>
           <w:szCs w:val="24"/>
         </w:rPr>
-        <w:lastRenderedPageBreak/>
         <w:drawing>
-          <wp:inline distT="0" distB="0" distL="0" distR="0" wp14:anchorId="6B860986" wp14:editId="05455EAD">
-            <wp:extent cx="3314700" cy="4667250"/>
-            <wp:effectExtent l="0" t="0" r="0" b="0"/>
-            <wp:docPr id="364551701" name="Picture 7"/>
+          <wp:inline distT="0" distB="0" distL="0" distR="0" wp14:anchorId="31A9B4E8" wp14:editId="7D178F72">
+            <wp:extent cx="2228850" cy="2965450"/>
+            <wp:effectExtent l="0" t="0" r="0" b="6350"/>
+            <wp:docPr id="1711595068" name="Picture 6"/>
             <wp:cNvGraphicFramePr>
               <a:graphicFrameLocks xmlns:a="http://schemas.openxmlformats.org/drawingml/2006/main" noChangeAspect="1"/>
             </wp:cNvGraphicFramePr>
@@ -1824,7 +1171,7 @@
               <a:graphicData uri="http://schemas.openxmlformats.org/drawingml/2006/picture">
                 <pic:pic xmlns:pic="http://schemas.openxmlformats.org/drawingml/2006/picture">
                   <pic:nvPicPr>
-                    <pic:cNvPr id="364551701" name="Picture 364551701"/>
+                    <pic:cNvPr id="1711595068" name="Picture 1711595068"/>
                     <pic:cNvPicPr/>
                   </pic:nvPicPr>
                   <pic:blipFill>
@@ -1842,7 +1189,7 @@
                   <pic:spPr>
                     <a:xfrm>
                       <a:off x="0" y="0"/>
-                      <a:ext cx="3314700" cy="4667250"/>
+                      <a:ext cx="2228850" cy="2965450"/>
                     </a:xfrm>
                     <a:prstGeom prst="rect">
                       <a:avLst/>
@@ -1873,41 +1220,6 @@
       <w:pPr>
         <w:rPr>
           <w:rFonts w:ascii="Times New Roman" w:eastAsia="Times New Roman" w:hAnsi="Times New Roman" w:cs="Times New Roman"/>
-        </w:rPr>
-      </w:pPr>
-    </w:p>
-    <w:p>
-      <w:pPr>
-        <w:rPr>
-          <w:rFonts w:ascii="Times New Roman" w:eastAsia="Times New Roman" w:hAnsi="Times New Roman" w:cs="Times New Roman"/>
-        </w:rPr>
-      </w:pPr>
-    </w:p>
-    <w:p>
-      <w:pPr>
-        <w:rPr>
-          <w:rFonts w:ascii="Times New Roman" w:eastAsia="Times New Roman" w:hAnsi="Times New Roman" w:cs="Times New Roman"/>
-        </w:rPr>
-      </w:pPr>
-    </w:p>
-    <w:p>
-      <w:pPr>
-        <w:rPr>
-          <w:rFonts w:ascii="Times New Roman" w:eastAsia="Times New Roman" w:hAnsi="Times New Roman" w:cs="Times New Roman"/>
-        </w:rPr>
-      </w:pPr>
-    </w:p>
-    <w:p>
-      <w:pPr>
-        <w:rPr>
-          <w:rFonts w:ascii="Times New Roman" w:eastAsia="Times New Roman" w:hAnsi="Times New Roman" w:cs="Times New Roman"/>
-        </w:rPr>
-      </w:pPr>
-    </w:p>
-    <w:p>
-      <w:pPr>
-        <w:rPr>
-          <w:rFonts w:ascii="Times New Roman" w:eastAsia="Times New Roman" w:hAnsi="Times New Roman" w:cs="Times New Roman"/>
           <w:sz w:val="24"/>
           <w:szCs w:val="24"/>
         </w:rPr>
@@ -1920,40 +1232,65 @@
           <w:sz w:val="24"/>
           <w:szCs w:val="24"/>
         </w:rPr>
-        <w:t>Figure 3.5:</w:t>
-      </w:r>
-      <w:r>
-        <w:rPr>
-          <w:rFonts w:ascii="Times New Roman" w:eastAsia="Times New Roman" w:hAnsi="Times New Roman" w:cs="Times New Roman"/>
-          <w:sz w:val="24"/>
-          <w:szCs w:val="24"/>
-        </w:rPr>
-        <w:t xml:space="preserve"> About screen</w:t>
-      </w:r>
-    </w:p>
-    <w:p>
-      <w:pPr>
-        <w:rPr>
-          <w:rFonts w:ascii="Times New Roman" w:eastAsia="Times New Roman" w:hAnsi="Times New Roman" w:cs="Times New Roman"/>
-        </w:rPr>
-      </w:pPr>
-    </w:p>
-    <w:p>
-      <w:pPr>
-        <w:rPr>
-          <w:rFonts w:ascii="Times New Roman" w:eastAsia="Times New Roman" w:hAnsi="Times New Roman" w:cs="Times New Roman"/>
-        </w:rPr>
-      </w:pPr>
-      <w:r>
-        <w:rPr>
+        <w:t xml:space="preserve">Figure 3.4: </w:t>
+      </w:r>
+      <w:r>
+        <w:rPr>
+          <w:rFonts w:ascii="Times New Roman" w:eastAsia="Times New Roman" w:hAnsi="Times New Roman" w:cs="Times New Roman"/>
+          <w:sz w:val="24"/>
+          <w:szCs w:val="24"/>
+        </w:rPr>
+        <w:t>Place details</w:t>
+      </w:r>
+    </w:p>
+    <w:p>
+      <w:pPr>
+        <w:rPr>
+          <w:rFonts w:ascii="Times New Roman" w:eastAsia="Times New Roman" w:hAnsi="Times New Roman" w:cs="Times New Roman"/>
+          <w:sz w:val="24"/>
+          <w:szCs w:val="24"/>
+        </w:rPr>
+      </w:pPr>
+    </w:p>
+    <w:p>
+      <w:pPr>
+        <w:rPr>
+          <w:rFonts w:ascii="Times New Roman" w:eastAsia="Times New Roman" w:hAnsi="Times New Roman" w:cs="Times New Roman"/>
+          <w:sz w:val="24"/>
+          <w:szCs w:val="24"/>
+        </w:rPr>
+      </w:pPr>
+    </w:p>
+    <w:p>
+      <w:pPr>
+        <w:rPr>
+          <w:rFonts w:ascii="Times New Roman" w:eastAsia="Times New Roman" w:hAnsi="Times New Roman" w:cs="Times New Roman"/>
+          <w:sz w:val="24"/>
+          <w:szCs w:val="24"/>
+        </w:rPr>
+      </w:pPr>
+    </w:p>
+    <w:p>
+      <w:pPr>
+        <w:rPr>
+          <w:rFonts w:ascii="Times New Roman" w:eastAsia="Times New Roman" w:hAnsi="Times New Roman" w:cs="Times New Roman"/>
+          <w:sz w:val="24"/>
+          <w:szCs w:val="24"/>
+        </w:rPr>
+      </w:pPr>
+      <w:r>
+        <w:rPr>
+          <w:rFonts w:ascii="Times New Roman" w:eastAsia="Times New Roman" w:hAnsi="Times New Roman" w:cs="Times New Roman"/>
           <w:noProof/>
+          <w:sz w:val="24"/>
+          <w:szCs w:val="24"/>
         </w:rPr>
         <w:lastRenderedPageBreak/>
         <w:drawing>
-          <wp:inline distT="0" distB="0" distL="0" distR="0" wp14:anchorId="3D5E4379" wp14:editId="7A9D2C9E">
-            <wp:extent cx="3530600" cy="5105400"/>
+          <wp:inline distT="0" distB="0" distL="0" distR="0" wp14:anchorId="6B860986" wp14:editId="2B4312F6">
+            <wp:extent cx="1968500" cy="2286000"/>
             <wp:effectExtent l="0" t="0" r="0" b="0"/>
-            <wp:docPr id="2058452813" name="Picture 2"/>
+            <wp:docPr id="364551701" name="Picture 7"/>
             <wp:cNvGraphicFramePr>
               <a:graphicFrameLocks xmlns:a="http://schemas.openxmlformats.org/drawingml/2006/main" noChangeAspect="1"/>
             </wp:cNvGraphicFramePr>
@@ -1961,13 +1298,100 @@
               <a:graphicData uri="http://schemas.openxmlformats.org/drawingml/2006/picture">
                 <pic:pic xmlns:pic="http://schemas.openxmlformats.org/drawingml/2006/picture">
                   <pic:nvPicPr>
-                    <pic:cNvPr id="0" name="Picture 3"/>
+                    <pic:cNvPr id="364551701" name="Picture 364551701"/>
+                    <pic:cNvPicPr/>
+                  </pic:nvPicPr>
+                  <pic:blipFill>
+                    <a:blip r:embed="rId11">
+                      <a:extLst>
+                        <a:ext uri="{28A0092B-C50C-407E-A947-70E740481C1C}">
+                          <a14:useLocalDpi xmlns:a14="http://schemas.microsoft.com/office/drawing/2010/main" val="0"/>
+                        </a:ext>
+                      </a:extLst>
+                    </a:blip>
+                    <a:stretch>
+                      <a:fillRect/>
+                    </a:stretch>
+                  </pic:blipFill>
+                  <pic:spPr>
+                    <a:xfrm>
+                      <a:off x="0" y="0"/>
+                      <a:ext cx="1968500" cy="2286000"/>
+                    </a:xfrm>
+                    <a:prstGeom prst="rect">
+                      <a:avLst/>
+                    </a:prstGeom>
+                  </pic:spPr>
+                </pic:pic>
+              </a:graphicData>
+            </a:graphic>
+          </wp:inline>
+        </w:drawing>
+      </w:r>
+    </w:p>
+    <w:p>
+      <w:pPr>
+        <w:rPr>
+          <w:rFonts w:ascii="Times New Roman" w:eastAsia="Times New Roman" w:hAnsi="Times New Roman" w:cs="Times New Roman"/>
+          <w:sz w:val="24"/>
+          <w:szCs w:val="24"/>
+        </w:rPr>
+      </w:pPr>
+      <w:r>
+        <w:rPr>
+          <w:rFonts w:ascii="Times New Roman" w:eastAsia="Times New Roman" w:hAnsi="Times New Roman" w:cs="Times New Roman"/>
+          <w:b/>
+          <w:bCs/>
+          <w:sz w:val="24"/>
+          <w:szCs w:val="24"/>
+        </w:rPr>
+        <w:t>Figure 3.5:</w:t>
+      </w:r>
+      <w:r>
+        <w:rPr>
+          <w:rFonts w:ascii="Times New Roman" w:eastAsia="Times New Roman" w:hAnsi="Times New Roman" w:cs="Times New Roman"/>
+          <w:sz w:val="24"/>
+          <w:szCs w:val="24"/>
+        </w:rPr>
+        <w:t xml:space="preserve"> About screen</w:t>
+      </w:r>
+    </w:p>
+    <w:p>
+      <w:pPr>
+        <w:rPr>
+          <w:rFonts w:ascii="Times New Roman" w:eastAsia="Times New Roman" w:hAnsi="Times New Roman" w:cs="Times New Roman"/>
+        </w:rPr>
+      </w:pPr>
+    </w:p>
+    <w:p>
+      <w:pPr>
+        <w:rPr>
+          <w:rFonts w:ascii="Times New Roman" w:eastAsia="Times New Roman" w:hAnsi="Times New Roman" w:cs="Times New Roman"/>
+        </w:rPr>
+      </w:pPr>
+      <w:r>
+        <w:rPr>
+          <w:noProof/>
+        </w:rPr>
+        <w:drawing>
+          <wp:inline distT="0" distB="0" distL="0" distR="0" wp14:anchorId="49C30010" wp14:editId="17ED50F5">
+            <wp:extent cx="1600200" cy="2533650"/>
+            <wp:effectExtent l="0" t="0" r="0" b="0"/>
+            <wp:docPr id="1740058904" name="Picture 1"/>
+            <wp:cNvGraphicFramePr>
+              <a:graphicFrameLocks xmlns:a="http://schemas.openxmlformats.org/drawingml/2006/main" noChangeAspect="1"/>
+            </wp:cNvGraphicFramePr>
+            <a:graphic xmlns:a="http://schemas.openxmlformats.org/drawingml/2006/main">
+              <a:graphicData uri="http://schemas.openxmlformats.org/drawingml/2006/picture">
+                <pic:pic xmlns:pic="http://schemas.openxmlformats.org/drawingml/2006/picture">
+                  <pic:nvPicPr>
+                    <pic:cNvPr id="0" name="Picture 1"/>
                     <pic:cNvPicPr>
                       <a:picLocks noChangeAspect="1" noChangeArrowheads="1"/>
                     </pic:cNvPicPr>
                   </pic:nvPicPr>
                   <pic:blipFill>
-                    <a:blip r:embed="rId11">
+                    <a:blip r:embed="rId12" cstate="print">
                       <a:extLst>
                         <a:ext uri="{28A0092B-C50C-407E-A947-70E740481C1C}">
                           <a14:useLocalDpi xmlns:a14="http://schemas.microsoft.com/office/drawing/2010/main" val="0"/>
@@ -1982,7 +1406,7 @@
                   <pic:spPr bwMode="auto">
                     <a:xfrm>
                       <a:off x="0" y="0"/>
-                      <a:ext cx="3530600" cy="5105400"/>
+                      <a:ext cx="1603626" cy="2539075"/>
                     </a:xfrm>
                     <a:prstGeom prst="rect">
                       <a:avLst/>
@@ -2054,13 +1478,6 @@
           <w:rFonts w:ascii="Times New Roman" w:eastAsia="Times New Roman" w:hAnsi="Times New Roman" w:cs="Times New Roman"/>
         </w:rPr>
       </w:pPr>
-    </w:p>
-    <w:p>
-      <w:pPr>
-        <w:rPr>
-          <w:rFonts w:ascii="Times New Roman" w:eastAsia="Times New Roman" w:hAnsi="Times New Roman" w:cs="Times New Roman"/>
-        </w:rPr>
-      </w:pPr>
       <w:r>
         <w:rPr>
           <w:rFonts w:ascii="Times New Roman" w:eastAsia="Times New Roman" w:hAnsi="Times New Roman" w:cs="Times New Roman"/>
@@ -2118,69 +1535,6 @@
           <w:rFonts w:ascii="Times New Roman" w:eastAsia="Times New Roman" w:hAnsi="Times New Roman" w:cs="Times New Roman"/>
         </w:rPr>
       </w:pPr>
-    </w:p>
-    <w:p>
-      <w:pPr>
-        <w:rPr>
-          <w:rFonts w:ascii="Times New Roman" w:eastAsia="Times New Roman" w:hAnsi="Times New Roman" w:cs="Times New Roman"/>
-        </w:rPr>
-      </w:pPr>
-    </w:p>
-    <w:p>
-      <w:pPr>
-        <w:rPr>
-          <w:rFonts w:ascii="Times New Roman" w:eastAsia="Times New Roman" w:hAnsi="Times New Roman" w:cs="Times New Roman"/>
-        </w:rPr>
-      </w:pPr>
-    </w:p>
-    <w:p>
-      <w:pPr>
-        <w:rPr>
-          <w:rFonts w:ascii="Times New Roman" w:eastAsia="Times New Roman" w:hAnsi="Times New Roman" w:cs="Times New Roman"/>
-        </w:rPr>
-      </w:pPr>
-    </w:p>
-    <w:p>
-      <w:pPr>
-        <w:rPr>
-          <w:rFonts w:ascii="Times New Roman" w:eastAsia="Times New Roman" w:hAnsi="Times New Roman" w:cs="Times New Roman"/>
-        </w:rPr>
-      </w:pPr>
-    </w:p>
-    <w:p>
-      <w:pPr>
-        <w:rPr>
-          <w:rFonts w:ascii="Times New Roman" w:eastAsia="Times New Roman" w:hAnsi="Times New Roman" w:cs="Times New Roman"/>
-        </w:rPr>
-      </w:pPr>
-    </w:p>
-    <w:p>
-      <w:pPr>
-        <w:rPr>
-          <w:rFonts w:ascii="Times New Roman" w:eastAsia="Times New Roman" w:hAnsi="Times New Roman" w:cs="Times New Roman"/>
-        </w:rPr>
-      </w:pPr>
-    </w:p>
-    <w:p>
-      <w:pPr>
-        <w:rPr>
-          <w:rFonts w:ascii="Times New Roman" w:eastAsia="Times New Roman" w:hAnsi="Times New Roman" w:cs="Times New Roman"/>
-        </w:rPr>
-      </w:pPr>
-    </w:p>
-    <w:p>
-      <w:pPr>
-        <w:rPr>
-          <w:rFonts w:ascii="Times New Roman" w:eastAsia="Times New Roman" w:hAnsi="Times New Roman" w:cs="Times New Roman"/>
-        </w:rPr>
-      </w:pPr>
-    </w:p>
-    <w:p>
-      <w:pPr>
-        <w:rPr>
-          <w:rFonts w:ascii="Times New Roman" w:eastAsia="Times New Roman" w:hAnsi="Times New Roman" w:cs="Times New Roman"/>
-        </w:rPr>
-      </w:pPr>
       <w:r>
         <w:rPr>
           <w:rFonts w:ascii="Times New Roman" w:eastAsia="Times New Roman" w:hAnsi="Times New Roman" w:cs="Times New Roman"/>
@@ -2217,6 +1571,7 @@
         <w:rPr>
           <w:noProof/>
         </w:rPr>
+        <w:lastRenderedPageBreak/>
         <w:drawing>
           <wp:inline distT="0" distB="0" distL="0" distR="0" wp14:anchorId="7FAAB7FC" wp14:editId="3008316C">
             <wp:extent cx="2988839" cy="2673350"/>
@@ -2235,7 +1590,7 @@
                     </pic:cNvPicPr>
                   </pic:nvPicPr>
                   <pic:blipFill>
-                    <a:blip r:embed="rId12">
+                    <a:blip r:embed="rId13">
                       <a:extLst>
                         <a:ext uri="{28A0092B-C50C-407E-A947-70E740481C1C}">
                           <a14:useLocalDpi xmlns:a14="http://schemas.microsoft.com/office/drawing/2010/main" val="0"/>
@@ -2324,11 +1679,10 @@
         <w:rPr>
           <w:noProof/>
         </w:rPr>
-        <w:lastRenderedPageBreak/>
         <w:drawing>
-          <wp:inline distT="0" distB="0" distL="0" distR="0" wp14:anchorId="5921073C" wp14:editId="5D251DE4">
-            <wp:extent cx="3155909" cy="4533900"/>
-            <wp:effectExtent l="0" t="0" r="6985" b="0"/>
+          <wp:inline distT="0" distB="0" distL="0" distR="0" wp14:anchorId="5921073C" wp14:editId="1CDC77A2">
+            <wp:extent cx="2101657" cy="3219450"/>
+            <wp:effectExtent l="0" t="0" r="0" b="0"/>
             <wp:docPr id="1065083338" name="Picture 2"/>
             <wp:cNvGraphicFramePr>
               <a:graphicFrameLocks xmlns:a="http://schemas.openxmlformats.org/drawingml/2006/main" noChangeAspect="1"/>
@@ -2343,7 +1697,7 @@
                     </pic:cNvPicPr>
                   </pic:nvPicPr>
                   <pic:blipFill>
-                    <a:blip r:embed="rId13">
+                    <a:blip r:embed="rId14">
                       <a:extLst>
                         <a:ext uri="{28A0092B-C50C-407E-A947-70E740481C1C}">
                           <a14:useLocalDpi xmlns:a14="http://schemas.microsoft.com/office/drawing/2010/main" val="0"/>
@@ -2358,7 +1712,7 @@
                   <pic:spPr bwMode="auto">
                     <a:xfrm>
                       <a:off x="0" y="0"/>
-                      <a:ext cx="3164645" cy="4546450"/>
+                      <a:ext cx="2115972" cy="3241379"/>
                     </a:xfrm>
                     <a:prstGeom prst="rect">
                       <a:avLst/>
@@ -2438,13 +1792,7 @@
         <w:rPr>
           <w:rFonts w:ascii="Times New Roman" w:eastAsia="Times New Roman" w:hAnsi="Times New Roman" w:cs="Times New Roman"/>
         </w:rPr>
-        <w:t xml:space="preserve"> </w:t>
-      </w:r>
-      <w:r>
-        <w:rPr>
-          <w:rFonts w:ascii="Times New Roman" w:eastAsia="Times New Roman" w:hAnsi="Times New Roman" w:cs="Times New Roman"/>
-        </w:rPr>
-        <w:t>Student Name, Registration Number, Course</w:t>
+        <w:t xml:space="preserve"> Student Name, Registration Number, Course</w:t>
       </w:r>
       <w:r>
         <w:rPr>
@@ -2484,6 +1832,7 @@
         <w:rPr>
           <w:rFonts w:ascii="Times New Roman" w:eastAsia="Times New Roman" w:hAnsi="Times New Roman" w:cs="Times New Roman"/>
         </w:rPr>
+        <w:lastRenderedPageBreak/>
         <w:t>FIGURE 3.7</w:t>
       </w:r>
     </w:p>
@@ -2521,7 +1870,7 @@
                     </pic:cNvPicPr>
                   </pic:nvPicPr>
                   <pic:blipFill>
-                    <a:blip r:embed="rId14">
+                    <a:blip r:embed="rId15">
                       <a:extLst>
                         <a:ext uri="{28A0092B-C50C-407E-A947-70E740481C1C}">
                           <a14:useLocalDpi xmlns:a14="http://schemas.microsoft.com/office/drawing/2010/main" val="0"/>
@@ -2570,7 +1919,6 @@
         <w:rPr>
           <w:rFonts w:ascii="Times New Roman" w:eastAsia="Times New Roman" w:hAnsi="Times New Roman" w:cs="Times New Roman"/>
         </w:rPr>
-        <w:lastRenderedPageBreak/>
         <w:t xml:space="preserve"> </w:t>
       </w:r>
       <w:r>
@@ -2605,156 +1953,10 @@
           <w:noProof/>
         </w:rPr>
         <w:drawing>
-          <wp:inline distT="0" distB="0" distL="0" distR="0" wp14:anchorId="4541C1BD" wp14:editId="145A79AA">
-            <wp:extent cx="3749467" cy="4457700"/>
-            <wp:effectExtent l="0" t="0" r="3810" b="0"/>
+          <wp:inline distT="0" distB="0" distL="0" distR="0" wp14:anchorId="4541C1BD" wp14:editId="03DD17B7">
+            <wp:extent cx="2095440" cy="2495550"/>
+            <wp:effectExtent l="0" t="0" r="635" b="0"/>
             <wp:docPr id="224734062" name="Picture 4"/>
-            <wp:cNvGraphicFramePr>
-              <a:graphicFrameLocks xmlns:a="http://schemas.openxmlformats.org/drawingml/2006/main" noChangeAspect="1"/>
-            </wp:cNvGraphicFramePr>
-            <a:graphic xmlns:a="http://schemas.openxmlformats.org/drawingml/2006/main">
-              <a:graphicData uri="http://schemas.openxmlformats.org/drawingml/2006/picture">
-                <pic:pic xmlns:pic="http://schemas.openxmlformats.org/drawingml/2006/picture">
-                  <pic:nvPicPr>
-                    <pic:cNvPr id="0" name="Picture 5"/>
-                    <pic:cNvPicPr>
-                      <a:picLocks noChangeAspect="1" noChangeArrowheads="1"/>
-                    </pic:cNvPicPr>
-                  </pic:nvPicPr>
-                  <pic:blipFill>
-                    <a:blip r:embed="rId15">
-                      <a:extLst>
-                        <a:ext uri="{28A0092B-C50C-407E-A947-70E740481C1C}">
-                          <a14:useLocalDpi xmlns:a14="http://schemas.microsoft.com/office/drawing/2010/main" val="0"/>
-                        </a:ext>
-                      </a:extLst>
-                    </a:blip>
-                    <a:srcRect/>
-                    <a:stretch>
-                      <a:fillRect/>
-                    </a:stretch>
-                  </pic:blipFill>
-                  <pic:spPr bwMode="auto">
-                    <a:xfrm>
-                      <a:off x="0" y="0"/>
-                      <a:ext cx="3759890" cy="4470092"/>
-                    </a:xfrm>
-                    <a:prstGeom prst="rect">
-                      <a:avLst/>
-                    </a:prstGeom>
-                    <a:noFill/>
-                    <a:ln>
-                      <a:noFill/>
-                    </a:ln>
-                  </pic:spPr>
-                </pic:pic>
-              </a:graphicData>
-            </a:graphic>
-          </wp:inline>
-        </w:drawing>
-      </w:r>
-    </w:p>
-    <w:p>
-      <w:pPr>
-        <w:rPr>
-          <w:rFonts w:eastAsia="Times New Roman"/>
-          <w:lang w:val="en-US"/>
-        </w:rPr>
-      </w:pPr>
-      <w:r>
-        <w:rPr>
-          <w:rFonts w:ascii="Times New Roman" w:eastAsia="Times New Roman" w:hAnsi="Times New Roman" w:cs="Times New Roman"/>
-        </w:rPr>
-        <w:t>Week reflection:</w:t>
-      </w:r>
-      <w:r>
-        <w:rPr>
-          <w:rFonts w:ascii="Times New Roman" w:eastAsia="Times New Roman" w:hAnsi="Times New Roman" w:cs="Times New Roman"/>
-          <w:sz w:val="24"/>
-          <w:szCs w:val="24"/>
-          <w:lang w:val="en-US"/>
-        </w:rPr>
-        <w:t xml:space="preserve"> </w:t>
-      </w:r>
-      <w:r>
-        <w:rPr>
-          <w:rFonts w:eastAsia="Times New Roman"/>
-          <w:lang w:val="en-US"/>
-        </w:rPr>
-        <w:t xml:space="preserve"> I enhanced the </w:t>
-      </w:r>
-      <w:proofErr w:type="spellStart"/>
-      <w:r>
-        <w:rPr>
-          <w:rFonts w:eastAsia="Times New Roman"/>
-          <w:lang w:val="en-US"/>
-        </w:rPr>
-        <w:t>BookHub</w:t>
-      </w:r>
-      <w:proofErr w:type="spellEnd"/>
-      <w:r>
-        <w:rPr>
-          <w:rFonts w:eastAsia="Times New Roman"/>
-          <w:lang w:val="en-US"/>
-        </w:rPr>
-        <w:t xml:space="preserve"> application by adding more features,Book Search, Profile, Reports, Favorites, and Downloads. I also improved the app layout and navigation, gaining more experience in React Native and project organization.</w:t>
-      </w:r>
-    </w:p>
-    <w:p>
-      <w:pPr>
-        <w:rPr>
-          <w:rFonts w:eastAsia="Times New Roman"/>
-          <w:lang w:val="en-US"/>
-        </w:rPr>
-      </w:pPr>
-    </w:p>
-    <w:p>
-      <w:pPr>
-        <w:rPr>
-          <w:rFonts w:eastAsia="Times New Roman"/>
-          <w:lang w:val="en-US"/>
-        </w:rPr>
-      </w:pPr>
-      <w:r>
-        <w:rPr>
-          <w:rFonts w:eastAsia="Times New Roman"/>
-          <w:lang w:val="en-US"/>
-        </w:rPr>
-        <w:t>WEEK 6: NETWORKING AND APIs</w:t>
-      </w:r>
-    </w:p>
-    <w:p>
-      <w:pPr>
-        <w:rPr>
-          <w:rFonts w:eastAsia="Times New Roman"/>
-          <w:lang w:val="en-US"/>
-        </w:rPr>
-      </w:pPr>
-      <w:r>
-        <w:rPr>
-          <w:rFonts w:eastAsia="Times New Roman"/>
-          <w:lang w:val="en-US"/>
-        </w:rPr>
-        <w:t>Figure 3.9 Books fetched from API</w:t>
-      </w:r>
-    </w:p>
-    <w:p>
-      <w:pPr>
-        <w:rPr>
-          <w:rFonts w:eastAsia="Times New Roman"/>
-          <w:lang w:val="en-US"/>
-        </w:rPr>
-      </w:pPr>
-      <w:r>
-        <w:rPr>
-          <w:noProof/>
-        </w:rPr>
-        <w:lastRenderedPageBreak/>
-        <w:drawing>
-          <wp:inline distT="0" distB="0" distL="0" distR="0" wp14:anchorId="15E9AABA" wp14:editId="1E442D22">
-            <wp:extent cx="2660650" cy="5613400"/>
-            <wp:effectExtent l="0" t="0" r="6350" b="6350"/>
-            <wp:docPr id="241068998" name="Picture 3"/>
             <wp:cNvGraphicFramePr>
               <a:graphicFrameLocks xmlns:a="http://schemas.openxmlformats.org/drawingml/2006/main" noChangeAspect="1"/>
             </wp:cNvGraphicFramePr>
@@ -2783,7 +1985,7 @@
                   <pic:spPr bwMode="auto">
                     <a:xfrm>
                       <a:off x="0" y="0"/>
-                      <a:ext cx="2660650" cy="5613400"/>
+                      <a:ext cx="2116204" cy="2520278"/>
                     </a:xfrm>
                     <a:prstGeom prst="rect">
                       <a:avLst/>
@@ -2803,110 +2005,132 @@
     <w:p>
       <w:pPr>
         <w:rPr>
-          <w:rFonts w:ascii="Times New Roman" w:eastAsia="Times New Roman" w:hAnsi="Times New Roman" w:cs="Times New Roman"/>
-        </w:rPr>
-      </w:pPr>
-    </w:p>
-    <w:p>
-      <w:pPr>
-        <w:rPr>
-          <w:rFonts w:ascii="Times New Roman" w:eastAsia="Times New Roman" w:hAnsi="Times New Roman" w:cs="Times New Roman"/>
-        </w:rPr>
-      </w:pPr>
-      <w:r>
-        <w:rPr>
-          <w:rFonts w:ascii="Times New Roman" w:eastAsia="Times New Roman" w:hAnsi="Times New Roman" w:cs="Times New Roman"/>
+          <w:rFonts w:eastAsia="Times New Roman"/>
+          <w:lang w:val="en-US"/>
+        </w:rPr>
+      </w:pPr>
+      <w:r>
+        <w:rPr>
+          <w:rFonts w:ascii="Times New Roman" w:eastAsia="Times New Roman" w:hAnsi="Times New Roman" w:cs="Times New Roman"/>
+        </w:rPr>
+        <w:t>Week reflection:</w:t>
+      </w:r>
+      <w:r>
+        <w:rPr>
+          <w:rFonts w:ascii="Times New Roman" w:eastAsia="Times New Roman" w:hAnsi="Times New Roman" w:cs="Times New Roman"/>
+          <w:sz w:val="24"/>
+          <w:szCs w:val="24"/>
+          <w:lang w:val="en-US"/>
         </w:rPr>
         <w:t xml:space="preserve"> </w:t>
       </w:r>
-    </w:p>
-    <w:p>
-      <w:pPr>
-        <w:rPr>
-          <w:rFonts w:ascii="Times New Roman" w:eastAsia="Times New Roman" w:hAnsi="Times New Roman" w:cs="Times New Roman"/>
-        </w:rPr>
-      </w:pPr>
-    </w:p>
-    <w:p>
-      <w:pPr>
-        <w:rPr>
-          <w:rFonts w:ascii="Times New Roman" w:eastAsia="Times New Roman" w:hAnsi="Times New Roman" w:cs="Times New Roman"/>
-        </w:rPr>
-      </w:pPr>
-    </w:p>
-    <w:p>
-      <w:pPr>
-        <w:rPr>
-          <w:rFonts w:ascii="Times New Roman" w:eastAsia="Times New Roman" w:hAnsi="Times New Roman" w:cs="Times New Roman"/>
-        </w:rPr>
-      </w:pPr>
-    </w:p>
-    <w:p>
-      <w:pPr>
-        <w:rPr>
-          <w:rFonts w:ascii="Times New Roman" w:eastAsia="Times New Roman" w:hAnsi="Times New Roman" w:cs="Times New Roman"/>
-        </w:rPr>
-      </w:pPr>
-    </w:p>
-    <w:p>
-      <w:pPr>
-        <w:rPr>
-          <w:rFonts w:ascii="Times New Roman" w:eastAsia="Times New Roman" w:hAnsi="Times New Roman" w:cs="Times New Roman"/>
-        </w:rPr>
-      </w:pPr>
-    </w:p>
-    <w:p>
-      <w:pPr>
-        <w:rPr>
-          <w:rFonts w:ascii="Times New Roman" w:eastAsia="Times New Roman" w:hAnsi="Times New Roman" w:cs="Times New Roman"/>
-        </w:rPr>
-      </w:pPr>
-    </w:p>
-    <w:p>
-      <w:pPr>
-        <w:rPr>
-          <w:rFonts w:ascii="Times New Roman" w:eastAsia="Times New Roman" w:hAnsi="Times New Roman" w:cs="Times New Roman"/>
-        </w:rPr>
-      </w:pPr>
-    </w:p>
-    <w:p>
-      <w:pPr>
-        <w:rPr>
-          <w:rFonts w:ascii="Times New Roman" w:eastAsia="Times New Roman" w:hAnsi="Times New Roman" w:cs="Times New Roman"/>
-        </w:rPr>
-      </w:pPr>
-    </w:p>
-    <w:p>
-      <w:pPr>
-        <w:rPr>
-          <w:rFonts w:ascii="Times New Roman" w:eastAsia="Times New Roman" w:hAnsi="Times New Roman" w:cs="Times New Roman"/>
-        </w:rPr>
-      </w:pPr>
-    </w:p>
-    <w:p>
-      <w:pPr>
-        <w:rPr>
-          <w:rFonts w:ascii="Times New Roman" w:eastAsia="Times New Roman" w:hAnsi="Times New Roman" w:cs="Times New Roman"/>
-        </w:rPr>
-      </w:pPr>
-    </w:p>
-    <w:p>
-      <w:pPr>
-        <w:rPr>
-          <w:rFonts w:ascii="Times New Roman" w:eastAsia="Times New Roman" w:hAnsi="Times New Roman" w:cs="Times New Roman"/>
-        </w:rPr>
-      </w:pPr>
-      <w:r>
-        <w:rPr>
-          <w:rFonts w:ascii="Times New Roman" w:eastAsia="Times New Roman" w:hAnsi="Times New Roman" w:cs="Times New Roman"/>
-        </w:rPr>
-        <w:t>FIGURE 4.0 ERROR HANDLING.</w:t>
-      </w:r>
-    </w:p>
-    <w:p>
-      <w:pPr>
-        <w:rPr>
-          <w:rFonts w:ascii="Times New Roman" w:eastAsia="Times New Roman" w:hAnsi="Times New Roman" w:cs="Times New Roman"/>
+      <w:r>
+        <w:rPr>
+          <w:rFonts w:eastAsia="Times New Roman"/>
+          <w:lang w:val="en-US"/>
+        </w:rPr>
+        <w:t xml:space="preserve"> I enhanced the </w:t>
+      </w:r>
+      <w:proofErr w:type="spellStart"/>
+      <w:r>
+        <w:rPr>
+          <w:rFonts w:eastAsia="Times New Roman"/>
+          <w:lang w:val="en-US"/>
+        </w:rPr>
+        <w:t>BookHub</w:t>
+      </w:r>
+      <w:proofErr w:type="spellEnd"/>
+      <w:r>
+        <w:rPr>
+          <w:rFonts w:eastAsia="Times New Roman"/>
+          <w:lang w:val="en-US"/>
+        </w:rPr>
+        <w:t xml:space="preserve"> application by adding more features,Book Search, Profile, Reports, Favorites, and Downloads. I also improved the app layout and navigation, gaining more experience in React Native and project organization.</w:t>
+      </w:r>
+    </w:p>
+    <w:p>
+      <w:pPr>
+        <w:rPr>
+          <w:rFonts w:eastAsia="Times New Roman"/>
+          <w:lang w:val="en-US"/>
+        </w:rPr>
+      </w:pPr>
+    </w:p>
+    <w:p>
+      <w:pPr>
+        <w:rPr>
+          <w:rFonts w:eastAsia="Times New Roman"/>
+          <w:lang w:val="en-US"/>
+        </w:rPr>
+      </w:pPr>
+    </w:p>
+    <w:p>
+      <w:pPr>
+        <w:rPr>
+          <w:rFonts w:eastAsia="Times New Roman"/>
+          <w:lang w:val="en-US"/>
+        </w:rPr>
+      </w:pPr>
+    </w:p>
+    <w:p>
+      <w:pPr>
+        <w:rPr>
+          <w:rFonts w:eastAsia="Times New Roman"/>
+          <w:lang w:val="en-US"/>
+        </w:rPr>
+      </w:pPr>
+    </w:p>
+    <w:p>
+      <w:pPr>
+        <w:rPr>
+          <w:rFonts w:eastAsia="Times New Roman"/>
+          <w:lang w:val="en-US"/>
+        </w:rPr>
+      </w:pPr>
+    </w:p>
+    <w:p>
+      <w:pPr>
+        <w:rPr>
+          <w:rFonts w:eastAsia="Times New Roman"/>
+          <w:lang w:val="en-US"/>
+        </w:rPr>
+      </w:pPr>
+    </w:p>
+    <w:p>
+      <w:pPr>
+        <w:rPr>
+          <w:rFonts w:eastAsia="Times New Roman"/>
+          <w:lang w:val="en-US"/>
+        </w:rPr>
+      </w:pPr>
+      <w:r>
+        <w:rPr>
+          <w:rFonts w:eastAsia="Times New Roman"/>
+          <w:lang w:val="en-US"/>
+        </w:rPr>
+        <w:t>WEEK 6: NETWORKING AND APIs</w:t>
+      </w:r>
+    </w:p>
+    <w:p>
+      <w:pPr>
+        <w:rPr>
+          <w:rFonts w:eastAsia="Times New Roman"/>
+          <w:lang w:val="en-US"/>
+        </w:rPr>
+      </w:pPr>
+      <w:r>
+        <w:rPr>
+          <w:rFonts w:eastAsia="Times New Roman"/>
+          <w:lang w:val="en-US"/>
+        </w:rPr>
+        <w:t>Figure 3.9 Books fetched from API</w:t>
+      </w:r>
+    </w:p>
+    <w:p>
+      <w:pPr>
+        <w:rPr>
+          <w:rFonts w:eastAsia="Times New Roman"/>
+          <w:lang w:val="en-US"/>
         </w:rPr>
       </w:pPr>
       <w:r>
@@ -2915,9 +2139,102 @@
         </w:rPr>
         <w:lastRenderedPageBreak/>
         <w:drawing>
-          <wp:inline distT="0" distB="0" distL="0" distR="0" wp14:anchorId="6801B734" wp14:editId="067F74D1">
-            <wp:extent cx="3009900" cy="6489700"/>
-            <wp:effectExtent l="0" t="0" r="0" b="6350"/>
+          <wp:inline distT="0" distB="0" distL="0" distR="0" wp14:anchorId="15E9AABA" wp14:editId="45E281DB">
+            <wp:extent cx="2463800" cy="2520950"/>
+            <wp:effectExtent l="0" t="0" r="0" b="0"/>
+            <wp:docPr id="241068998" name="Picture 3"/>
+            <wp:cNvGraphicFramePr>
+              <a:graphicFrameLocks xmlns:a="http://schemas.openxmlformats.org/drawingml/2006/main" noChangeAspect="1"/>
+            </wp:cNvGraphicFramePr>
+            <a:graphic xmlns:a="http://schemas.openxmlformats.org/drawingml/2006/main">
+              <a:graphicData uri="http://schemas.openxmlformats.org/drawingml/2006/picture">
+                <pic:pic xmlns:pic="http://schemas.openxmlformats.org/drawingml/2006/picture">
+                  <pic:nvPicPr>
+                    <pic:cNvPr id="0" name="Picture 5"/>
+                    <pic:cNvPicPr>
+                      <a:picLocks noChangeAspect="1" noChangeArrowheads="1"/>
+                    </pic:cNvPicPr>
+                  </pic:nvPicPr>
+                  <pic:blipFill>
+                    <a:blip r:embed="rId17" cstate="print">
+                      <a:extLst>
+                        <a:ext uri="{28A0092B-C50C-407E-A947-70E740481C1C}">
+                          <a14:useLocalDpi xmlns:a14="http://schemas.microsoft.com/office/drawing/2010/main" val="0"/>
+                        </a:ext>
+                      </a:extLst>
+                    </a:blip>
+                    <a:srcRect/>
+                    <a:stretch>
+                      <a:fillRect/>
+                    </a:stretch>
+                  </pic:blipFill>
+                  <pic:spPr bwMode="auto">
+                    <a:xfrm>
+                      <a:off x="0" y="0"/>
+                      <a:ext cx="2463800" cy="2520950"/>
+                    </a:xfrm>
+                    <a:prstGeom prst="rect">
+                      <a:avLst/>
+                    </a:prstGeom>
+                    <a:noFill/>
+                    <a:ln>
+                      <a:noFill/>
+                    </a:ln>
+                  </pic:spPr>
+                </pic:pic>
+              </a:graphicData>
+            </a:graphic>
+          </wp:inline>
+        </w:drawing>
+      </w:r>
+    </w:p>
+    <w:p>
+      <w:pPr>
+        <w:rPr>
+          <w:rFonts w:ascii="Times New Roman" w:eastAsia="Times New Roman" w:hAnsi="Times New Roman" w:cs="Times New Roman"/>
+        </w:rPr>
+      </w:pPr>
+    </w:p>
+    <w:p>
+      <w:pPr>
+        <w:rPr>
+          <w:rFonts w:ascii="Times New Roman" w:eastAsia="Times New Roman" w:hAnsi="Times New Roman" w:cs="Times New Roman"/>
+        </w:rPr>
+      </w:pPr>
+      <w:r>
+        <w:rPr>
+          <w:rFonts w:ascii="Times New Roman" w:eastAsia="Times New Roman" w:hAnsi="Times New Roman" w:cs="Times New Roman"/>
+        </w:rPr>
+        <w:t xml:space="preserve"> </w:t>
+      </w:r>
+    </w:p>
+    <w:p>
+      <w:pPr>
+        <w:rPr>
+          <w:rFonts w:ascii="Times New Roman" w:eastAsia="Times New Roman" w:hAnsi="Times New Roman" w:cs="Times New Roman"/>
+        </w:rPr>
+      </w:pPr>
+      <w:r>
+        <w:rPr>
+          <w:rFonts w:ascii="Times New Roman" w:eastAsia="Times New Roman" w:hAnsi="Times New Roman" w:cs="Times New Roman"/>
+        </w:rPr>
+        <w:t>FIGURE 4.0 ERROR HANDLING.</w:t>
+      </w:r>
+    </w:p>
+    <w:p>
+      <w:pPr>
+        <w:rPr>
+          <w:rFonts w:ascii="Times New Roman" w:eastAsia="Times New Roman" w:hAnsi="Times New Roman" w:cs="Times New Roman"/>
+        </w:rPr>
+      </w:pPr>
+      <w:r>
+        <w:rPr>
+          <w:noProof/>
+        </w:rPr>
+        <w:drawing>
+          <wp:inline distT="0" distB="0" distL="0" distR="0" wp14:anchorId="6801B734" wp14:editId="44DF4EE5">
+            <wp:extent cx="2032000" cy="3422650"/>
+            <wp:effectExtent l="0" t="0" r="6350" b="6350"/>
             <wp:docPr id="1345639259" name="Picture 4"/>
             <wp:cNvGraphicFramePr>
               <a:graphicFrameLocks xmlns:a="http://schemas.openxmlformats.org/drawingml/2006/main" noChangeAspect="1"/>
@@ -2932,7 +2249,7 @@
                     </pic:cNvPicPr>
                   </pic:nvPicPr>
                   <pic:blipFill>
-                    <a:blip r:embed="rId17">
+                    <a:blip r:embed="rId18" cstate="print">
                       <a:extLst>
                         <a:ext uri="{28A0092B-C50C-407E-A947-70E740481C1C}">
                           <a14:useLocalDpi xmlns:a14="http://schemas.microsoft.com/office/drawing/2010/main" val="0"/>
@@ -2947,7 +2264,7 @@
                   <pic:spPr bwMode="auto">
                     <a:xfrm>
                       <a:off x="0" y="0"/>
-                      <a:ext cx="3009900" cy="6489700"/>
+                      <a:ext cx="2032000" cy="3422650"/>
                     </a:xfrm>
                     <a:prstGeom prst="rect">
                       <a:avLst/>
@@ -3125,7 +2442,7 @@
           <w:noProof/>
         </w:rPr>
         <w:drawing>
-          <wp:inline distT="0" distB="0" distL="0" distR="0" wp14:anchorId="083237D5" wp14:editId="6E9BC2B5">
+          <wp:inline distT="0" distB="0" distL="0" distR="0" wp14:anchorId="083237D5" wp14:editId="51E2C645">
             <wp:extent cx="2000250" cy="2597150"/>
             <wp:effectExtent l="0" t="0" r="0" b="0"/>
             <wp:docPr id="317622398" name="Picture 5"/>
@@ -3142,7 +2459,7 @@
                     </pic:cNvPicPr>
                   </pic:nvPicPr>
                   <pic:blipFill>
-                    <a:blip r:embed="rId12" cstate="print">
+                    <a:blip r:embed="rId13" cstate="print">
                       <a:extLst>
                         <a:ext uri="{28A0092B-C50C-407E-A947-70E740481C1C}">
                           <a14:useLocalDpi xmlns:a14="http://schemas.microsoft.com/office/drawing/2010/main" val="0"/>
@@ -3185,7 +2502,7 @@
           <w:noProof/>
         </w:rPr>
         <w:drawing>
-          <wp:inline distT="0" distB="0" distL="0" distR="0" wp14:anchorId="3BF103E7" wp14:editId="240BAA94">
+          <wp:inline distT="0" distB="0" distL="0" distR="0" wp14:anchorId="3BF103E7" wp14:editId="67A57768">
             <wp:extent cx="1733550" cy="1517650"/>
             <wp:effectExtent l="0" t="0" r="0" b="6350"/>
             <wp:docPr id="1201972345" name="Picture 6"/>
@@ -3202,7 +2519,7 @@
                     </pic:cNvPicPr>
                   </pic:nvPicPr>
                   <pic:blipFill>
-                    <a:blip r:embed="rId14" cstate="print">
+                    <a:blip r:embed="rId15" cstate="print">
                       <a:extLst>
                         <a:ext uri="{28A0092B-C50C-407E-A947-70E740481C1C}">
                           <a14:useLocalDpi xmlns:a14="http://schemas.microsoft.com/office/drawing/2010/main" val="0"/>
@@ -3267,7 +2584,7 @@
                     </pic:cNvPicPr>
                   </pic:nvPicPr>
                   <pic:blipFill>
-                    <a:blip r:embed="rId18" cstate="print">
+                    <a:blip r:embed="rId19" cstate="print">
                       <a:extLst>
                         <a:ext uri="{28A0092B-C50C-407E-A947-70E740481C1C}">
                           <a14:useLocalDpi xmlns:a14="http://schemas.microsoft.com/office/drawing/2010/main" val="0"/>
@@ -3328,7 +2645,7 @@
                     </pic:cNvPicPr>
                   </pic:nvPicPr>
                   <pic:blipFill>
-                    <a:blip r:embed="rId19" cstate="print">
+                    <a:blip r:embed="rId20" cstate="print">
                       <a:extLst>
                         <a:ext uri="{28A0092B-C50C-407E-A947-70E740481C1C}">
                           <a14:useLocalDpi xmlns:a14="http://schemas.microsoft.com/office/drawing/2010/main" val="0"/>
@@ -3403,7 +2720,7 @@
                     </pic:cNvPicPr>
                   </pic:nvPicPr>
                   <pic:blipFill>
-                    <a:blip r:embed="rId20" cstate="print">
+                    <a:blip r:embed="rId21" cstate="print">
                       <a:extLst>
                         <a:ext uri="{28A0092B-C50C-407E-A947-70E740481C1C}">
                           <a14:useLocalDpi xmlns:a14="http://schemas.microsoft.com/office/drawing/2010/main" val="0"/>
@@ -3439,63 +2756,31 @@
       <w:pPr>
         <w:rPr>
           <w:rFonts w:ascii="Times New Roman" w:eastAsia="Times New Roman" w:hAnsi="Times New Roman" w:cs="Times New Roman"/>
-        </w:rPr>
-      </w:pPr>
-    </w:p>
-    <w:p>
-      <w:pPr>
-        <w:rPr>
-          <w:rFonts w:ascii="Times New Roman" w:eastAsia="Times New Roman" w:hAnsi="Times New Roman" w:cs="Times New Roman"/>
-        </w:rPr>
-      </w:pPr>
-    </w:p>
-    <w:p>
-      <w:pPr>
-        <w:rPr>
-          <w:rFonts w:ascii="Times New Roman" w:eastAsia="Times New Roman" w:hAnsi="Times New Roman" w:cs="Times New Roman"/>
-        </w:rPr>
-      </w:pPr>
-    </w:p>
-    <w:p>
-      <w:pPr>
-        <w:rPr>
-          <w:rFonts w:ascii="Times New Roman" w:eastAsia="Times New Roman" w:hAnsi="Times New Roman" w:cs="Times New Roman"/>
-        </w:rPr>
-      </w:pPr>
-    </w:p>
-    <w:p>
-      <w:pPr>
-        <w:rPr>
-          <w:rFonts w:ascii="Times New Roman" w:eastAsia="Times New Roman" w:hAnsi="Times New Roman" w:cs="Times New Roman"/>
-        </w:rPr>
-      </w:pPr>
-    </w:p>
-    <w:p>
-      <w:pPr>
-        <w:rPr>
-          <w:rFonts w:ascii="Times New Roman" w:eastAsia="Times New Roman" w:hAnsi="Times New Roman" w:cs="Times New Roman"/>
-        </w:rPr>
-      </w:pPr>
-    </w:p>
-    <w:p>
-      <w:pPr>
-        <w:rPr>
-          <w:rFonts w:ascii="Times New Roman" w:eastAsia="Times New Roman" w:hAnsi="Times New Roman" w:cs="Times New Roman"/>
-        </w:rPr>
-      </w:pPr>
-    </w:p>
-    <w:p>
-      <w:pPr>
-        <w:rPr>
-          <w:rFonts w:ascii="Times New Roman" w:eastAsia="Times New Roman" w:hAnsi="Times New Roman" w:cs="Times New Roman"/>
-          <w:lang w:val="en-US"/>
-        </w:rPr>
-      </w:pPr>
-      <w:r>
-        <w:rPr>
-          <w:rFonts w:ascii="Times New Roman" w:eastAsia="Times New Roman" w:hAnsi="Times New Roman" w:cs="Times New Roman"/>
-          <w:lang w:val="en-US"/>
-        </w:rPr>
+          <w:lang w:val="en-US"/>
+        </w:rPr>
+      </w:pPr>
+    </w:p>
+    <w:p>
+      <w:pPr>
+        <w:rPr>
+          <w:rFonts w:ascii="Times New Roman" w:eastAsia="Times New Roman" w:hAnsi="Times New Roman" w:cs="Times New Roman"/>
+          <w:lang w:val="en-US"/>
+        </w:rPr>
+      </w:pPr>
+    </w:p>
+    <w:p>
+      <w:pPr>
+        <w:rPr>
+          <w:rFonts w:ascii="Times New Roman" w:eastAsia="Times New Roman" w:hAnsi="Times New Roman" w:cs="Times New Roman"/>
+          <w:lang w:val="en-US"/>
+        </w:rPr>
+      </w:pPr>
+      <w:r>
+        <w:rPr>
+          <w:rFonts w:ascii="Times New Roman" w:eastAsia="Times New Roman" w:hAnsi="Times New Roman" w:cs="Times New Roman"/>
+          <w:lang w:val="en-US"/>
+        </w:rPr>
+        <w:lastRenderedPageBreak/>
         <w:t>During Week 7</w:t>
       </w:r>
       <w:r>
@@ -3535,6 +2820,573 @@
           <w:lang w:val="en-US"/>
         </w:rPr>
         <w:t xml:space="preserve"> application by separating the user interface, business logic, and data management components. This improved the organization, maintainability, and scalability of the application while making development more efficient.</w:t>
+      </w:r>
+    </w:p>
+    <w:p>
+      <w:pPr>
+        <w:rPr>
+          <w:rFonts w:ascii="Times New Roman" w:eastAsia="Times New Roman" w:hAnsi="Times New Roman" w:cs="Times New Roman"/>
+          <w:lang w:val="en-US"/>
+        </w:rPr>
+      </w:pPr>
+    </w:p>
+    <w:p>
+      <w:pPr>
+        <w:rPr>
+          <w:rFonts w:ascii="Times New Roman" w:eastAsia="Times New Roman" w:hAnsi="Times New Roman" w:cs="Times New Roman"/>
+          <w:lang w:val="en-US"/>
+        </w:rPr>
+      </w:pPr>
+      <w:r>
+        <w:rPr>
+          <w:rFonts w:ascii="Times New Roman" w:eastAsia="Times New Roman" w:hAnsi="Times New Roman" w:cs="Times New Roman"/>
+          <w:lang w:val="en-US"/>
+        </w:rPr>
+        <w:t>WEEK 8 EVENT HANDLING</w:t>
+      </w:r>
+    </w:p>
+    <w:p>
+      <w:pPr>
+        <w:rPr>
+          <w:rFonts w:ascii="Times New Roman" w:eastAsia="Times New Roman" w:hAnsi="Times New Roman" w:cs="Times New Roman"/>
+          <w:lang w:val="en-US"/>
+        </w:rPr>
+      </w:pPr>
+      <w:r>
+        <w:rPr>
+          <w:rFonts w:ascii="Times New Roman" w:eastAsia="Times New Roman" w:hAnsi="Times New Roman" w:cs="Times New Roman"/>
+          <w:lang w:val="en-US"/>
+        </w:rPr>
+        <w:t xml:space="preserve">1.Event </w:t>
+      </w:r>
+      <w:r>
+        <w:rPr>
+          <w:rFonts w:ascii="Times New Roman" w:eastAsia="Times New Roman" w:hAnsi="Times New Roman" w:cs="Times New Roman"/>
+          <w:lang w:val="en-US"/>
+        </w:rPr>
+        <w:t xml:space="preserve">logging and user </w:t>
+      </w:r>
+      <w:proofErr w:type="gramStart"/>
+      <w:r>
+        <w:rPr>
+          <w:rFonts w:ascii="Times New Roman" w:eastAsia="Times New Roman" w:hAnsi="Times New Roman" w:cs="Times New Roman"/>
+          <w:lang w:val="en-US"/>
+        </w:rPr>
+        <w:t>interaction :</w:t>
+      </w:r>
+      <w:r>
+        <w:rPr>
+          <w:rFonts w:ascii="Times New Roman" w:eastAsia="Times New Roman" w:hAnsi="Times New Roman" w:cs="Times New Roman"/>
+          <w:lang w:val="en-US"/>
+        </w:rPr>
+        <w:t>figure</w:t>
+      </w:r>
+      <w:proofErr w:type="gramEnd"/>
+      <w:r>
+        <w:rPr>
+          <w:rFonts w:ascii="Times New Roman" w:eastAsia="Times New Roman" w:hAnsi="Times New Roman" w:cs="Times New Roman"/>
+          <w:lang w:val="en-US"/>
+        </w:rPr>
+        <w:t xml:space="preserve"> 4.5</w:t>
+      </w:r>
+    </w:p>
+    <w:p>
+      <w:pPr>
+        <w:rPr>
+          <w:rFonts w:ascii="Times New Roman" w:eastAsia="Times New Roman" w:hAnsi="Times New Roman" w:cs="Times New Roman"/>
+          <w:lang w:val="en-US"/>
+        </w:rPr>
+      </w:pPr>
+      <w:r>
+        <w:rPr>
+          <w:noProof/>
+        </w:rPr>
+        <w:drawing>
+          <wp:inline distT="0" distB="0" distL="0" distR="0" wp14:anchorId="194DA7FB" wp14:editId="2481F819">
+            <wp:extent cx="3670300" cy="3251200"/>
+            <wp:effectExtent l="0" t="0" r="6350" b="6350"/>
+            <wp:docPr id="1434865229" name="Picture 1"/>
+            <wp:cNvGraphicFramePr>
+              <a:graphicFrameLocks xmlns:a="http://schemas.openxmlformats.org/drawingml/2006/main" noChangeAspect="1"/>
+            </wp:cNvGraphicFramePr>
+            <a:graphic xmlns:a="http://schemas.openxmlformats.org/drawingml/2006/main">
+              <a:graphicData uri="http://schemas.openxmlformats.org/drawingml/2006/picture">
+                <pic:pic xmlns:pic="http://schemas.openxmlformats.org/drawingml/2006/picture">
+                  <pic:nvPicPr>
+                    <pic:cNvPr id="0" name="Picture 1"/>
+                    <pic:cNvPicPr>
+                      <a:picLocks noChangeAspect="1" noChangeArrowheads="1"/>
+                    </pic:cNvPicPr>
+                  </pic:nvPicPr>
+                  <pic:blipFill>
+                    <a:blip r:embed="rId22">
+                      <a:extLst>
+                        <a:ext uri="{28A0092B-C50C-407E-A947-70E740481C1C}">
+                          <a14:useLocalDpi xmlns:a14="http://schemas.microsoft.com/office/drawing/2010/main" val="0"/>
+                        </a:ext>
+                      </a:extLst>
+                    </a:blip>
+                    <a:srcRect/>
+                    <a:stretch>
+                      <a:fillRect/>
+                    </a:stretch>
+                  </pic:blipFill>
+                  <pic:spPr bwMode="auto">
+                    <a:xfrm>
+                      <a:off x="0" y="0"/>
+                      <a:ext cx="3670300" cy="3251200"/>
+                    </a:xfrm>
+                    <a:prstGeom prst="rect">
+                      <a:avLst/>
+                    </a:prstGeom>
+                    <a:noFill/>
+                    <a:ln>
+                      <a:noFill/>
+                    </a:ln>
+                  </pic:spPr>
+                </pic:pic>
+              </a:graphicData>
+            </a:graphic>
+          </wp:inline>
+        </w:drawing>
+      </w:r>
+      <w:r>
+        <w:rPr>
+          <w:noProof/>
+        </w:rPr>
+        <w:drawing>
+          <wp:inline distT="0" distB="0" distL="0" distR="0" wp14:anchorId="4021584E" wp14:editId="35D5D6FD">
+            <wp:extent cx="2031825" cy="3371850"/>
+            <wp:effectExtent l="0" t="0" r="6985" b="0"/>
+            <wp:docPr id="447918064" name="Picture 2"/>
+            <wp:cNvGraphicFramePr>
+              <a:graphicFrameLocks xmlns:a="http://schemas.openxmlformats.org/drawingml/2006/main" noChangeAspect="1"/>
+            </wp:cNvGraphicFramePr>
+            <a:graphic xmlns:a="http://schemas.openxmlformats.org/drawingml/2006/main">
+              <a:graphicData uri="http://schemas.openxmlformats.org/drawingml/2006/picture">
+                <pic:pic xmlns:pic="http://schemas.openxmlformats.org/drawingml/2006/picture">
+                  <pic:nvPicPr>
+                    <pic:cNvPr id="0" name="Picture 3"/>
+                    <pic:cNvPicPr>
+                      <a:picLocks noChangeAspect="1" noChangeArrowheads="1"/>
+                    </pic:cNvPicPr>
+                  </pic:nvPicPr>
+                  <pic:blipFill>
+                    <a:blip r:embed="rId23" cstate="print">
+                      <a:extLst>
+                        <a:ext uri="{28A0092B-C50C-407E-A947-70E740481C1C}">
+                          <a14:useLocalDpi xmlns:a14="http://schemas.microsoft.com/office/drawing/2010/main" val="0"/>
+                        </a:ext>
+                      </a:extLst>
+                    </a:blip>
+                    <a:srcRect/>
+                    <a:stretch>
+                      <a:fillRect/>
+                    </a:stretch>
+                  </pic:blipFill>
+                  <pic:spPr bwMode="auto">
+                    <a:xfrm>
+                      <a:off x="0" y="0"/>
+                      <a:ext cx="2088061" cy="3465174"/>
+                    </a:xfrm>
+                    <a:prstGeom prst="rect">
+                      <a:avLst/>
+                    </a:prstGeom>
+                    <a:noFill/>
+                    <a:ln>
+                      <a:noFill/>
+                    </a:ln>
+                  </pic:spPr>
+                </pic:pic>
+              </a:graphicData>
+            </a:graphic>
+          </wp:inline>
+        </w:drawing>
+      </w:r>
+    </w:p>
+    <w:p>
+      <w:pPr>
+        <w:rPr>
+          <w:rFonts w:ascii="Times New Roman" w:eastAsia="Times New Roman" w:hAnsi="Times New Roman" w:cs="Times New Roman"/>
+        </w:rPr>
+      </w:pPr>
+    </w:p>
+    <w:p>
+      <w:pPr>
+        <w:rPr>
+          <w:rFonts w:ascii="Times New Roman" w:eastAsia="Times New Roman" w:hAnsi="Times New Roman" w:cs="Times New Roman"/>
+        </w:rPr>
+      </w:pPr>
+      <w:r>
+        <w:rPr>
+          <w:rFonts w:ascii="Times New Roman" w:eastAsia="Times New Roman" w:hAnsi="Times New Roman" w:cs="Times New Roman"/>
+        </w:rPr>
+        <w:t xml:space="preserve">2.Button event handling </w:t>
+      </w:r>
+    </w:p>
+    <w:p>
+      <w:pPr>
+        <w:rPr>
+          <w:rFonts w:ascii="Times New Roman" w:eastAsia="Times New Roman" w:hAnsi="Times New Roman" w:cs="Times New Roman"/>
+        </w:rPr>
+      </w:pPr>
+      <w:r>
+        <w:rPr>
+          <w:rFonts w:ascii="Times New Roman" w:eastAsia="Times New Roman" w:hAnsi="Times New Roman" w:cs="Times New Roman"/>
+        </w:rPr>
+        <w:t>Figure 4.6</w:t>
+      </w:r>
+    </w:p>
+    <w:p>
+      <w:pPr>
+        <w:rPr>
+          <w:rFonts w:ascii="Times New Roman" w:eastAsia="Times New Roman" w:hAnsi="Times New Roman" w:cs="Times New Roman"/>
+        </w:rPr>
+      </w:pPr>
+      <w:r>
+        <w:rPr>
+          <w:noProof/>
+        </w:rPr>
+        <w:drawing>
+          <wp:inline distT="0" distB="0" distL="0" distR="0" wp14:anchorId="75E82684" wp14:editId="1C6E0C6C">
+            <wp:extent cx="1282509" cy="1873250"/>
+            <wp:effectExtent l="0" t="0" r="0" b="0"/>
+            <wp:docPr id="1561933587" name="Picture 4"/>
+            <wp:cNvGraphicFramePr>
+              <a:graphicFrameLocks xmlns:a="http://schemas.openxmlformats.org/drawingml/2006/main" noChangeAspect="1"/>
+            </wp:cNvGraphicFramePr>
+            <a:graphic xmlns:a="http://schemas.openxmlformats.org/drawingml/2006/main">
+              <a:graphicData uri="http://schemas.openxmlformats.org/drawingml/2006/picture">
+                <pic:pic xmlns:pic="http://schemas.openxmlformats.org/drawingml/2006/picture">
+                  <pic:nvPicPr>
+                    <pic:cNvPr id="0" name="Picture 7"/>
+                    <pic:cNvPicPr>
+                      <a:picLocks noChangeAspect="1" noChangeArrowheads="1"/>
+                    </pic:cNvPicPr>
+                  </pic:nvPicPr>
+                  <pic:blipFill>
+                    <a:blip r:embed="rId24" cstate="print">
+                      <a:extLst>
+                        <a:ext uri="{28A0092B-C50C-407E-A947-70E740481C1C}">
+                          <a14:useLocalDpi xmlns:a14="http://schemas.microsoft.com/office/drawing/2010/main" val="0"/>
+                        </a:ext>
+                      </a:extLst>
+                    </a:blip>
+                    <a:srcRect/>
+                    <a:stretch>
+                      <a:fillRect/>
+                    </a:stretch>
+                  </pic:blipFill>
+                  <pic:spPr bwMode="auto">
+                    <a:xfrm>
+                      <a:off x="0" y="0"/>
+                      <a:ext cx="1316749" cy="1923261"/>
+                    </a:xfrm>
+                    <a:prstGeom prst="rect">
+                      <a:avLst/>
+                    </a:prstGeom>
+                    <a:noFill/>
+                    <a:ln>
+                      <a:noFill/>
+                    </a:ln>
+                  </pic:spPr>
+                </pic:pic>
+              </a:graphicData>
+            </a:graphic>
+          </wp:inline>
+        </w:drawing>
+      </w:r>
+    </w:p>
+    <w:p>
+      <w:pPr>
+        <w:rPr>
+          <w:rFonts w:ascii="Times New Roman" w:eastAsia="Times New Roman" w:hAnsi="Times New Roman" w:cs="Times New Roman"/>
+        </w:rPr>
+      </w:pPr>
+    </w:p>
+    <w:p>
+      <w:pPr>
+        <w:rPr>
+          <w:rFonts w:ascii="Times New Roman" w:eastAsia="Times New Roman" w:hAnsi="Times New Roman" w:cs="Times New Roman"/>
+        </w:rPr>
+      </w:pPr>
+    </w:p>
+    <w:p>
+      <w:pPr>
+        <w:rPr>
+          <w:rFonts w:ascii="Times New Roman" w:eastAsia="Times New Roman" w:hAnsi="Times New Roman" w:cs="Times New Roman"/>
+        </w:rPr>
+      </w:pPr>
+      <w:r>
+        <w:rPr>
+          <w:rFonts w:ascii="Times New Roman" w:eastAsia="Times New Roman" w:hAnsi="Times New Roman" w:cs="Times New Roman"/>
+        </w:rPr>
+        <w:t xml:space="preserve">4. Keyboard Event </w:t>
+      </w:r>
+      <w:proofErr w:type="gramStart"/>
+      <w:r>
+        <w:rPr>
+          <w:rFonts w:ascii="Times New Roman" w:eastAsia="Times New Roman" w:hAnsi="Times New Roman" w:cs="Times New Roman"/>
+        </w:rPr>
+        <w:t>Handling :</w:t>
+      </w:r>
+      <w:proofErr w:type="gramEnd"/>
+      <w:r>
+        <w:rPr>
+          <w:rFonts w:ascii="Times New Roman" w:eastAsia="Times New Roman" w:hAnsi="Times New Roman" w:cs="Times New Roman"/>
+        </w:rPr>
+        <w:t xml:space="preserve"> Figure 4.7</w:t>
+      </w:r>
+    </w:p>
+    <w:p>
+      <w:pPr>
+        <w:rPr>
+          <w:rFonts w:ascii="Times New Roman" w:eastAsia="Times New Roman" w:hAnsi="Times New Roman" w:cs="Times New Roman"/>
+        </w:rPr>
+      </w:pPr>
+      <w:r>
+        <w:rPr>
+          <w:rFonts w:ascii="Times New Roman" w:eastAsia="Times New Roman" w:hAnsi="Times New Roman" w:cs="Times New Roman"/>
+        </w:rPr>
+        <w:t>Like entering a password</w:t>
+      </w:r>
+    </w:p>
+    <w:p>
+      <w:pPr>
+        <w:rPr>
+          <w:rFonts w:ascii="Times New Roman" w:eastAsia="Times New Roman" w:hAnsi="Times New Roman" w:cs="Times New Roman"/>
+        </w:rPr>
+      </w:pPr>
+      <w:r>
+        <w:rPr>
+          <w:noProof/>
+        </w:rPr>
+        <w:lastRenderedPageBreak/>
+        <w:drawing>
+          <wp:inline distT="0" distB="0" distL="0" distR="0" wp14:anchorId="5CD4074E" wp14:editId="4F020B08">
+            <wp:extent cx="1708150" cy="2463800"/>
+            <wp:effectExtent l="0" t="0" r="6350" b="0"/>
+            <wp:docPr id="1239584799" name="Picture 5"/>
+            <wp:cNvGraphicFramePr>
+              <a:graphicFrameLocks xmlns:a="http://schemas.openxmlformats.org/drawingml/2006/main" noChangeAspect="1"/>
+            </wp:cNvGraphicFramePr>
+            <a:graphic xmlns:a="http://schemas.openxmlformats.org/drawingml/2006/main">
+              <a:graphicData uri="http://schemas.openxmlformats.org/drawingml/2006/picture">
+                <pic:pic xmlns:pic="http://schemas.openxmlformats.org/drawingml/2006/picture">
+                  <pic:nvPicPr>
+                    <pic:cNvPr id="0" name="Picture 9"/>
+                    <pic:cNvPicPr>
+                      <a:picLocks noChangeAspect="1" noChangeArrowheads="1"/>
+                    </pic:cNvPicPr>
+                  </pic:nvPicPr>
+                  <pic:blipFill>
+                    <a:blip r:embed="rId25" cstate="print">
+                      <a:extLst>
+                        <a:ext uri="{28A0092B-C50C-407E-A947-70E740481C1C}">
+                          <a14:useLocalDpi xmlns:a14="http://schemas.microsoft.com/office/drawing/2010/main" val="0"/>
+                        </a:ext>
+                      </a:extLst>
+                    </a:blip>
+                    <a:srcRect/>
+                    <a:stretch>
+                      <a:fillRect/>
+                    </a:stretch>
+                  </pic:blipFill>
+                  <pic:spPr bwMode="auto">
+                    <a:xfrm>
+                      <a:off x="0" y="0"/>
+                      <a:ext cx="1708150" cy="2463800"/>
+                    </a:xfrm>
+                    <a:prstGeom prst="rect">
+                      <a:avLst/>
+                    </a:prstGeom>
+                    <a:noFill/>
+                    <a:ln>
+                      <a:noFill/>
+                    </a:ln>
+                  </pic:spPr>
+                </pic:pic>
+              </a:graphicData>
+            </a:graphic>
+          </wp:inline>
+        </w:drawing>
+      </w:r>
+    </w:p>
+    <w:p>
+      <w:pPr>
+        <w:rPr>
+          <w:rFonts w:ascii="Times New Roman" w:eastAsia="Times New Roman" w:hAnsi="Times New Roman" w:cs="Times New Roman"/>
+        </w:rPr>
+      </w:pPr>
+      <w:r>
+        <w:rPr>
+          <w:rFonts w:ascii="Times New Roman" w:eastAsia="Times New Roman" w:hAnsi="Times New Roman" w:cs="Times New Roman"/>
+        </w:rPr>
+        <w:t>3.</w:t>
+      </w:r>
+      <w:r>
+        <w:rPr>
+          <w:rFonts w:ascii="Times New Roman" w:eastAsia="Times New Roman" w:hAnsi="Times New Roman" w:cs="Times New Roman"/>
+        </w:rPr>
+        <w:t xml:space="preserve"> Long press </w:t>
+      </w:r>
+      <w:proofErr w:type="gramStart"/>
+      <w:r>
+        <w:rPr>
+          <w:rFonts w:ascii="Times New Roman" w:eastAsia="Times New Roman" w:hAnsi="Times New Roman" w:cs="Times New Roman"/>
+        </w:rPr>
+        <w:t>gesture  :</w:t>
+      </w:r>
+      <w:proofErr w:type="gramEnd"/>
+      <w:r>
+        <w:rPr>
+          <w:rFonts w:ascii="Times New Roman" w:eastAsia="Times New Roman" w:hAnsi="Times New Roman" w:cs="Times New Roman"/>
+        </w:rPr>
+        <w:t xml:space="preserve"> Figure 4.8</w:t>
+      </w:r>
+    </w:p>
+    <w:p>
+      <w:pPr>
+        <w:rPr>
+          <w:rFonts w:ascii="Times New Roman" w:eastAsia="Times New Roman" w:hAnsi="Times New Roman" w:cs="Times New Roman"/>
+        </w:rPr>
+      </w:pPr>
+      <w:r>
+        <w:rPr>
+          <w:noProof/>
+        </w:rPr>
+        <w:drawing>
+          <wp:inline distT="0" distB="0" distL="0" distR="0" wp14:anchorId="168E32A5" wp14:editId="39856F0D">
+            <wp:extent cx="1790700" cy="2870200"/>
+            <wp:effectExtent l="0" t="0" r="0" b="6350"/>
+            <wp:docPr id="1584027326" name="Picture 3"/>
+            <wp:cNvGraphicFramePr>
+              <a:graphicFrameLocks xmlns:a="http://schemas.openxmlformats.org/drawingml/2006/main" noChangeAspect="1"/>
+            </wp:cNvGraphicFramePr>
+            <a:graphic xmlns:a="http://schemas.openxmlformats.org/drawingml/2006/main">
+              <a:graphicData uri="http://schemas.openxmlformats.org/drawingml/2006/picture">
+                <pic:pic xmlns:pic="http://schemas.openxmlformats.org/drawingml/2006/picture">
+                  <pic:nvPicPr>
+                    <pic:cNvPr id="0" name="Picture 5"/>
+                    <pic:cNvPicPr>
+                      <a:picLocks noChangeAspect="1" noChangeArrowheads="1"/>
+                    </pic:cNvPicPr>
+                  </pic:nvPicPr>
+                  <pic:blipFill>
+                    <a:blip r:embed="rId26" cstate="print">
+                      <a:extLst>
+                        <a:ext uri="{28A0092B-C50C-407E-A947-70E740481C1C}">
+                          <a14:useLocalDpi xmlns:a14="http://schemas.microsoft.com/office/drawing/2010/main" val="0"/>
+                        </a:ext>
+                      </a:extLst>
+                    </a:blip>
+                    <a:srcRect/>
+                    <a:stretch>
+                      <a:fillRect/>
+                    </a:stretch>
+                  </pic:blipFill>
+                  <pic:spPr bwMode="auto">
+                    <a:xfrm>
+                      <a:off x="0" y="0"/>
+                      <a:ext cx="1790700" cy="2870200"/>
+                    </a:xfrm>
+                    <a:prstGeom prst="rect">
+                      <a:avLst/>
+                    </a:prstGeom>
+                    <a:noFill/>
+                    <a:ln>
+                      <a:noFill/>
+                    </a:ln>
+                  </pic:spPr>
+                </pic:pic>
+              </a:graphicData>
+            </a:graphic>
+          </wp:inline>
+        </w:drawing>
+      </w:r>
+    </w:p>
+    <w:p>
+      <w:pPr>
+        <w:rPr>
+          <w:rFonts w:ascii="Times New Roman" w:eastAsia="Times New Roman" w:hAnsi="Times New Roman" w:cs="Times New Roman"/>
+        </w:rPr>
+      </w:pPr>
+    </w:p>
+    <w:p>
+      <w:pPr>
+        <w:rPr>
+          <w:rFonts w:ascii="Times New Roman" w:eastAsia="Times New Roman" w:hAnsi="Times New Roman" w:cs="Times New Roman"/>
+        </w:rPr>
+      </w:pPr>
+      <w:r>
+        <w:rPr>
+          <w:rFonts w:ascii="Times New Roman" w:eastAsia="Times New Roman" w:hAnsi="Times New Roman" w:cs="Times New Roman"/>
+        </w:rPr>
+        <w:t>WEEK 8 REFLECTION</w:t>
+      </w:r>
+    </w:p>
+    <w:p>
+      <w:pPr>
+        <w:rPr>
+          <w:rFonts w:ascii="Times New Roman" w:eastAsia="Times New Roman" w:hAnsi="Times New Roman" w:cs="Times New Roman"/>
+          <w:b/>
+          <w:bCs/>
+          <w:lang w:val="en-US"/>
+        </w:rPr>
+      </w:pPr>
+      <w:r>
+        <w:rPr>
+          <w:rFonts w:ascii="Times New Roman" w:eastAsia="Times New Roman" w:hAnsi="Times New Roman" w:cs="Times New Roman"/>
+          <w:b/>
+          <w:bCs/>
+          <w:lang w:val="en-US"/>
+        </w:rPr>
+        <w:t>Week 8 Reflection</w:t>
+      </w:r>
+    </w:p>
+    <w:p>
+      <w:pPr>
+        <w:rPr>
+          <w:rFonts w:ascii="Times New Roman" w:eastAsia="Times New Roman" w:hAnsi="Times New Roman" w:cs="Times New Roman"/>
+          <w:lang w:val="en-US"/>
+        </w:rPr>
+      </w:pPr>
+      <w:r>
+        <w:rPr>
+          <w:rFonts w:ascii="Times New Roman" w:eastAsia="Times New Roman" w:hAnsi="Times New Roman" w:cs="Times New Roman"/>
+          <w:lang w:val="en-US"/>
+        </w:rPr>
+        <w:t>During this week's practical, I learned how to make an application respond to different user actions. I implemented features such as keyboard input, button clicks, long-press events, and event logging, which made the application more interactive and easier to use. I also learned the importance of validating user input and giving appropriate feedback to users through alert messages.</w:t>
+      </w:r>
+    </w:p>
+    <w:p>
+      <w:pPr>
+        <w:rPr>
+          <w:rFonts w:ascii="Times New Roman" w:eastAsia="Times New Roman" w:hAnsi="Times New Roman" w:cs="Times New Roman"/>
+          <w:lang w:val="en-US"/>
+        </w:rPr>
+      </w:pPr>
+      <w:r>
+        <w:rPr>
+          <w:rFonts w:ascii="Times New Roman" w:eastAsia="Times New Roman" w:hAnsi="Times New Roman" w:cs="Times New Roman"/>
+          <w:lang w:val="en-US"/>
+        </w:rPr>
+        <w:t>At first, I faced some challenges while implementing the required features and also experienced project configuration issues. However, by troubleshooting the errors and testing the application after every change, I was able to fix the problems and complete the practical successfully.</w:t>
+      </w:r>
+    </w:p>
+    <w:p>
+      <w:pPr>
+        <w:rPr>
+          <w:rFonts w:ascii="Times New Roman" w:eastAsia="Times New Roman" w:hAnsi="Times New Roman" w:cs="Times New Roman"/>
+          <w:lang w:val="en-US"/>
+        </w:rPr>
+      </w:pPr>
+      <w:r>
+        <w:rPr>
+          <w:rFonts w:ascii="Times New Roman" w:eastAsia="Times New Roman" w:hAnsi="Times New Roman" w:cs="Times New Roman"/>
+          <w:lang w:val="en-US"/>
+        </w:rPr>
+        <w:t>Overall, this week's practical improved my understanding of how user interactions are handled in an application. It also increased my confidence in solving programming problems and developing applications that provide a better user experience.</w:t>
       </w:r>
     </w:p>
     <w:p>
@@ -3552,6 +3404,56 @@
     </w:sectPr>
   </w:body>
 </w:document>
+</file>
+
+<file path=word/endnotes.xml><?xml version="1.0" encoding="utf-8"?>
+<w:endnotes xmlns:wpc="http://schemas.microsoft.com/office/word/2010/wordprocessingCanvas" xmlns:cx="http://schemas.microsoft.com/office/drawing/2014/chartex" xmlns:cx1="http://schemas.microsoft.com/office/drawing/2015/9/8/chartex" xmlns:cx2="http://schemas.microsoft.com/office/drawing/2015/10/21/chartex" xmlns:cx3="http://schemas.microsoft.com/office/drawing/2016/5/9/chartex" xmlns:cx4="http://schemas.microsoft.com/office/drawing/2016/5/10/chartex" xmlns:cx5="http://schemas.microsoft.com/office/drawing/2016/5/11/chartex" xmlns:cx6="http://schemas.microsoft.com/office/drawing/2016/5/12/chartex" xmlns:cx7="http://schemas.microsoft.com/office/drawing/2016/5/13/chartex" xmlns:cx8="http://schemas.microsoft.com/office/drawing/2016/5/14/chartex" xmlns:mc="http://schemas.openxmlformats.org/markup-compatibility/2006" xmlns:aink="http://schemas.microsoft.com/office/drawing/2016/ink" xmlns:am3d="http://schemas.microsoft.com/office/drawing/2017/model3d" xmlns:o="urn:schemas-microsoft-com:office:office" xmlns:oel="http://schemas.microsoft.com/office/2019/extlst" xmlns:r="http://schemas.openxmlformats.org/officeDocument/2006/relationships" xmlns:m="http://schemas.openxmlformats.org/officeDocument/2006/math" xmlns:v="urn:schemas-microsoft-com:vml" xmlns:wp14="http://schemas.microsoft.com/office/word/2010/wordprocessingDrawing" xmlns:wp="http://schemas.openxmlformats.org/drawingml/2006/wordprocessingDrawing" xmlns:w10="urn:schemas-microsoft-com:office:word" xmlns:w="http://schemas.openxmlformats.org/wordprocessingml/2006/main" xmlns:w14="http://schemas.microsoft.com/office/word/2010/wordml" xmlns:w15="http://schemas.microsoft.com/office/word/2012/wordml" xmlns:w16cex="http://schemas.microsoft.com/office/word/2018/wordml/cex" xmlns:w16cid="http://schemas.microsoft.com/office/word/2016/wordml/cid" xmlns:w16="http://schemas.microsoft.com/office/word/2018/wordml" xmlns:w16du="http://schemas.microsoft.com/office/word/2023/wordml/word16du" xmlns:w16sdtdh="http://schemas.microsoft.com/office/word/2020/wordml/sdtdatahash" xmlns:w16sdtfl="http://schemas.microsoft.com/office/word/2024/wordml/sdtformatlock" xmlns:w16se="http://schemas.microsoft.com/office/word/2015/wordml/symex" xmlns:wpg="http://schemas.microsoft.com/office/word/2010/wordprocessingGroup" xmlns:wpi="http://schemas.microsoft.com/office/word/2010/wordprocessingInk" xmlns:wne="http://schemas.microsoft.com/office/word/2006/wordml" xmlns:wps="http://schemas.microsoft.com/office/word/2010/wordprocessingShape" mc:Ignorable="w14 w15 w16se w16cid w16 w16cex w16sdtdh w16sdtfl w16du wp14">
+  <w:endnote w:type="separator" w:id="-1">
+    <w:p>
+      <w:pPr>
+        <w:spacing w:line="240" w:lineRule="auto"/>
+      </w:pPr>
+      <w:r>
+        <w:separator/>
+      </w:r>
+    </w:p>
+  </w:endnote>
+  <w:endnote w:type="continuationSeparator" w:id="0">
+    <w:p>
+      <w:pPr>
+        <w:spacing w:line="240" w:lineRule="auto"/>
+      </w:pPr>
+      <w:r>
+        <w:continuationSeparator/>
+      </w:r>
+    </w:p>
+  </w:endnote>
+</w:endnotes>
+</file>
+
+<file path=word/footnotes.xml><?xml version="1.0" encoding="utf-8"?>
+<w:footnotes xmlns:wpc="http://schemas.microsoft.com/office/word/2010/wordprocessingCanvas" xmlns:cx="http://schemas.microsoft.com/office/drawing/2014/chartex" xmlns:cx1="http://schemas.microsoft.com/office/drawing/2015/9/8/chartex" xmlns:cx2="http://schemas.microsoft.com/office/drawing/2015/10/21/chartex" xmlns:cx3="http://schemas.microsoft.com/office/drawing/2016/5/9/chartex" xmlns:cx4="http://schemas.microsoft.com/office/drawing/2016/5/10/chartex" xmlns:cx5="http://schemas.microsoft.com/office/drawing/2016/5/11/chartex" xmlns:cx6="http://schemas.microsoft.com/office/drawing/2016/5/12/chartex" xmlns:cx7="http://schemas.microsoft.com/office/drawing/2016/5/13/chartex" xmlns:cx8="http://schemas.microsoft.com/office/drawing/2016/5/14/chartex" xmlns:mc="http://schemas.openxmlformats.org/markup-compatibility/2006" xmlns:aink="http://schemas.microsoft.com/office/drawing/2016/ink" xmlns:am3d="http://schemas.microsoft.com/office/drawing/2017/model3d" xmlns:o="urn:schemas-microsoft-com:office:office" xmlns:oel="http://schemas.microsoft.com/office/2019/extlst" xmlns:r="http://schemas.openxmlformats.org/officeDocument/2006/relationships" xmlns:m="http://schemas.openxmlformats.org/officeDocument/2006/math" xmlns:v="urn:schemas-microsoft-com:vml" xmlns:wp14="http://schemas.microsoft.com/office/word/2010/wordprocessingDrawing" xmlns:wp="http://schemas.openxmlformats.org/drawingml/2006/wordprocessingDrawing" xmlns:w10="urn:schemas-microsoft-com:office:word" xmlns:w="http://schemas.openxmlformats.org/wordprocessingml/2006/main" xmlns:w14="http://schemas.microsoft.com/office/word/2010/wordml" xmlns:w15="http://schemas.microsoft.com/office/word/2012/wordml" xmlns:w16cex="http://schemas.microsoft.com/office/word/2018/wordml/cex" xmlns:w16cid="http://schemas.microsoft.com/office/word/2016/wordml/cid" xmlns:w16="http://schemas.microsoft.com/office/word/2018/wordml" xmlns:w16du="http://schemas.microsoft.com/office/word/2023/wordml/word16du" xmlns:w16sdtdh="http://schemas.microsoft.com/office/word/2020/wordml/sdtdatahash" xmlns:w16sdtfl="http://schemas.microsoft.com/office/word/2024/wordml/sdtformatlock" xmlns:w16se="http://schemas.microsoft.com/office/word/2015/wordml/symex" xmlns:wpg="http://schemas.microsoft.com/office/word/2010/wordprocessingGroup" xmlns:wpi="http://schemas.microsoft.com/office/word/2010/wordprocessingInk" xmlns:wne="http://schemas.microsoft.com/office/word/2006/wordml" xmlns:wps="http://schemas.microsoft.com/office/word/2010/wordprocessingShape" mc:Ignorable="w14 w15 w16se w16cid w16 w16cex w16sdtdh w16sdtfl w16du wp14">
+  <w:footnote w:type="separator" w:id="-1">
+    <w:p>
+      <w:pPr>
+        <w:spacing w:line="240" w:lineRule="auto"/>
+      </w:pPr>
+      <w:r>
+        <w:separator/>
+      </w:r>
+    </w:p>
+  </w:footnote>
+  <w:footnote w:type="continuationSeparator" w:id="0">
+    <w:p>
+      <w:pPr>
+        <w:spacing w:line="240" w:lineRule="auto"/>
+      </w:pPr>
+      <w:r>
+        <w:continuationSeparator/>
+      </w:r>
+    </w:p>
+  </w:footnote>
+</w:footnotes>
 </file>
 
 <file path=word/styles.xml><?xml version="1.0" encoding="utf-8"?>
@@ -4068,6 +3970,7 @@
   <w:style w:type="character" w:default="1" w:styleId="DefaultParagraphFont">
     <w:name w:val="Default Paragraph Font"/>
     <w:uiPriority w:val="1"/>
+    <w:semiHidden/>
     <w:unhideWhenUsed/>
   </w:style>
   <w:style w:type="table" w:default="1" w:styleId="TableNormal">
@@ -4147,6 +4050,50 @@
       <w:sz w:val="24"/>
       <w:szCs w:val="24"/>
     </w:rPr>
+  </w:style>
+  <w:style w:type="paragraph" w:styleId="Header">
+    <w:name w:val="header"/>
+    <w:basedOn w:val="Normal"/>
+    <w:link w:val="HeaderChar"/>
+    <w:uiPriority w:val="99"/>
+    <w:unhideWhenUsed/>
+    <w:rsid w:val="007E79DC"/>
+    <w:pPr>
+      <w:tabs>
+        <w:tab w:val="center" w:pos="4680"/>
+        <w:tab w:val="right" w:pos="9360"/>
+      </w:tabs>
+      <w:spacing w:line="240" w:lineRule="auto"/>
+    </w:pPr>
+  </w:style>
+  <w:style w:type="character" w:customStyle="1" w:styleId="HeaderChar">
+    <w:name w:val="Header Char"/>
+    <w:basedOn w:val="DefaultParagraphFont"/>
+    <w:link w:val="Header"/>
+    <w:uiPriority w:val="99"/>
+    <w:rsid w:val="007E79DC"/>
+  </w:style>
+  <w:style w:type="paragraph" w:styleId="Footer">
+    <w:name w:val="footer"/>
+    <w:basedOn w:val="Normal"/>
+    <w:link w:val="FooterChar"/>
+    <w:uiPriority w:val="99"/>
+    <w:unhideWhenUsed/>
+    <w:rsid w:val="007E79DC"/>
+    <w:pPr>
+      <w:tabs>
+        <w:tab w:val="center" w:pos="4680"/>
+        <w:tab w:val="right" w:pos="9360"/>
+      </w:tabs>
+      <w:spacing w:line="240" w:lineRule="auto"/>
+    </w:pPr>
+  </w:style>
+  <w:style w:type="character" w:customStyle="1" w:styleId="FooterChar">
+    <w:name w:val="Footer Char"/>
+    <w:basedOn w:val="DefaultParagraphFont"/>
+    <w:link w:val="Footer"/>
+    <w:uiPriority w:val="99"/>
+    <w:rsid w:val="007E79DC"/>
   </w:style>
 </w:styles>
 </file>
